--- a/cv-jmpvr.docx
+++ b/cv-jmpvr.docx
@@ -2,7 +2,7 @@
 <file path=word/document.xml><?xml version="1.0" encoding="utf-8"?>
 <w:document xmlns:w="http://schemas.openxmlformats.org/wordprocessingml/2006/main" xmlns:m="http://schemas.openxmlformats.org/officeDocument/2006/math" xmlns:r="http://schemas.openxmlformats.org/officeDocument/2006/relationships" xmlns:o="urn:schemas-microsoft-com:office:office" xmlns:v="urn:schemas-microsoft-com:vml" xmlns:w10="urn:schemas-microsoft-com:office:word" xmlns:a="http://schemas.openxmlformats.org/drawingml/2006/main" xmlns:pic="http://schemas.openxmlformats.org/drawingml/2006/picture" xmlns:wp="http://schemas.openxmlformats.org/drawingml/2006/wordprocessingDrawing">
   <w:body>
-    <w:bookmarkStart w:id="37" w:name="curriculum-vitae"/>
+    <w:bookmarkStart w:id="20" w:name="curriculum-vitae"/>
     <w:p>
       <w:pPr>
         <w:pStyle w:val="Heading1"/>
@@ -11,13 +11,14 @@
         <w:t xml:space="preserve">Curriculum Vitae</w:t>
       </w:r>
     </w:p>
-    <w:bookmarkStart w:id="20" w:name="joão-tiago-a.-m.-viegas"/>
-    <w:p>
-      <w:pPr>
-        <w:pStyle w:val="Heading2"/>
-      </w:pPr>
-      <w:r>
-        <w:t xml:space="preserve">João Tiago A. M. Viegas</w:t>
+    <w:bookmarkEnd w:id="20"/>
+    <w:bookmarkStart w:id="29" w:name="joão-rua"/>
+    <w:p>
+      <w:pPr>
+        <w:pStyle w:val="Heading1"/>
+      </w:pPr>
+      <w:r>
+        <w:t xml:space="preserve">João Rua</w:t>
       </w:r>
     </w:p>
     <w:p>
@@ -29,72 +30,111 @@
           <w:bCs/>
           <w:b/>
         </w:rPr>
-        <w:t xml:space="preserve">Mobile</w:t>
-      </w:r>
-      <w:r>
-        <w:t xml:space="preserve">: +45 91 99 4431</w:t>
-      </w:r>
-      <w:r>
-        <w:br/>
+        <w:t xml:space="preserve">Contacto:</w:t>
+      </w:r>
+      <w:r>
+        <w:t xml:space="preserve"> </w:t>
+      </w:r>
+      <w:r>
+        <w:t xml:space="preserve">-</w:t>
+      </w:r>
+      <w:r>
+        <w:t xml:space="preserve"> </w:t>
       </w:r>
       <w:r>
         <w:rPr>
           <w:bCs/>
           <w:b/>
         </w:rPr>
-        <w:t xml:space="preserve">Address</w:t>
-      </w:r>
-      <w:r>
-        <w:t xml:space="preserve">: 2300 Copenhagen S, Denmark</w:t>
-      </w:r>
-      <w:r>
-        <w:br/>
+        <w:t xml:space="preserve">Telefone:</w:t>
+      </w:r>
+      <w:r>
+        <w:t xml:space="preserve"> </w:t>
+      </w:r>
+      <w:r>
+        <w:t xml:space="preserve">935080876</w:t>
+      </w:r>
+      <w:r>
+        <w:t xml:space="preserve"> </w:t>
+      </w:r>
+      <w:r>
+        <w:t xml:space="preserve">-</w:t>
+      </w:r>
+      <w:r>
+        <w:t xml:space="preserve"> </w:t>
       </w:r>
       <w:r>
         <w:rPr>
           <w:bCs/>
           <w:b/>
         </w:rPr>
-        <w:t xml:space="preserve">Email</w:t>
-      </w:r>
-      <w:r>
-        <w:t xml:space="preserve">: jtviegas@gmail.com</w:t>
-      </w:r>
-      <w:r>
-        <w:br/>
+        <w:t xml:space="preserve">E-mail:</w:t>
+      </w:r>
+      <w:r>
+        <w:t xml:space="preserve"> </w:t>
+      </w:r>
+      <w:r>
+        <w:t xml:space="preserve">Jviegasrua10@gmail.com</w:t>
+      </w:r>
+      <w:r>
+        <w:t xml:space="preserve"> </w:t>
+      </w:r>
+      <w:r>
+        <w:t xml:space="preserve">-</w:t>
+      </w:r>
+      <w:r>
+        <w:t xml:space="preserve"> </w:t>
       </w:r>
       <w:r>
         <w:rPr>
           <w:bCs/>
           <w:b/>
         </w:rPr>
-        <w:t xml:space="preserve">LinkedIn</w:t>
-      </w:r>
-      <w:r>
-        <w:t xml:space="preserve">: http://pt.linkedin.com/in/jtviegas/</w:t>
-      </w:r>
-      <w:r>
-        <w:br/>
+        <w:t xml:space="preserve">Data de Nascimento:</w:t>
+      </w:r>
+      <w:r>
+        <w:t xml:space="preserve"> </w:t>
+      </w:r>
+      <w:r>
+        <w:t xml:space="preserve">11/08/2004</w:t>
+      </w:r>
+      <w:r>
+        <w:t xml:space="preserve"> </w:t>
+      </w:r>
+      <w:r>
+        <w:t xml:space="preserve">-</w:t>
+      </w:r>
+      <w:r>
+        <w:t xml:space="preserve"> </w:t>
       </w:r>
       <w:r>
         <w:rPr>
           <w:bCs/>
           <w:b/>
         </w:rPr>
-        <w:t xml:space="preserve">GitHub</w:t>
-      </w:r>
-      <w:r>
-        <w:t xml:space="preserve">: https://github.com/jtviegas, https://github.com/tgedr</w:t>
-      </w:r>
-    </w:p>
-    <w:bookmarkEnd w:id="20"/>
-    <w:bookmarkStart w:id="21" w:name="profile"/>
+        <w:t xml:space="preserve">Localização:</w:t>
+      </w:r>
+      <w:r>
+        <w:t xml:space="preserve"> </w:t>
+      </w:r>
+      <w:r>
+        <w:t xml:space="preserve">Rua Manuel Marques, Lisboa</w:t>
+      </w:r>
+    </w:p>
+    <w:p>
+      <w:r>
+        <w:pict>
+          <v:rect style="width:0;height:1.5pt" o:hralign="center" o:hrstd="t" o:hr="t"/>
+        </w:pict>
+      </w:r>
+    </w:p>
+    <w:bookmarkStart w:id="21" w:name="formação-académica"/>
     <w:p>
       <w:pPr>
         <w:pStyle w:val="Heading2"/>
       </w:pPr>
       <w:r>
-        <w:t xml:space="preserve">Profile</w:t>
+        <w:t xml:space="preserve">Formação Académica</w:t>
       </w:r>
     </w:p>
     <w:p>
@@ -102,88 +142,6 @@
         <w:numPr>
           <w:ilvl w:val="0"/>
           <w:numId w:val="1001"/>
-        </w:numPr>
-        <w:pStyle w:val="Compact"/>
-      </w:pPr>
-      <w:r>
-        <w:t xml:space="preserve">Engineer with a solid background in software, data engineering, and machine learning</w:t>
-      </w:r>
-    </w:p>
-    <w:p>
-      <w:pPr>
-        <w:numPr>
-          <w:ilvl w:val="0"/>
-          <w:numId w:val="1001"/>
-        </w:numPr>
-        <w:pStyle w:val="Compact"/>
-      </w:pPr>
-      <w:r>
-        <w:t xml:space="preserve">Value-driven, versatile, and resilient professional</w:t>
-      </w:r>
-    </w:p>
-    <w:p>
-      <w:pPr>
-        <w:numPr>
-          <w:ilvl w:val="0"/>
-          <w:numId w:val="1001"/>
-        </w:numPr>
-        <w:pStyle w:val="Compact"/>
-      </w:pPr>
-      <w:r>
-        <w:t xml:space="preserve">Proven track record of delivering scalable solutions using agile methodologies</w:t>
-      </w:r>
-    </w:p>
-    <w:p>
-      <w:pPr>
-        <w:numPr>
-          <w:ilvl w:val="0"/>
-          <w:numId w:val="1001"/>
-        </w:numPr>
-        <w:pStyle w:val="Compact"/>
-      </w:pPr>
-      <w:r>
-        <w:t xml:space="preserve">Focus on automation, maintainability, best practices, and design patterns</w:t>
-      </w:r>
-    </w:p>
-    <w:p>
-      <w:pPr>
-        <w:numPr>
-          <w:ilvl w:val="0"/>
-          <w:numId w:val="1001"/>
-        </w:numPr>
-        <w:pStyle w:val="Compact"/>
-      </w:pPr>
-      <w:r>
-        <w:t xml:space="preserve">Thrives in dynamic environments with cross-functional teams</w:t>
-      </w:r>
-    </w:p>
-    <w:p>
-      <w:pPr>
-        <w:numPr>
-          <w:ilvl w:val="0"/>
-          <w:numId w:val="1001"/>
-        </w:numPr>
-        <w:pStyle w:val="Compact"/>
-      </w:pPr>
-      <w:r>
-        <w:t xml:space="preserve">Committed to applying and developing knowledge to solve real-world challenges in software, data, and machine learning domains</w:t>
-      </w:r>
-    </w:p>
-    <w:bookmarkEnd w:id="21"/>
-    <w:bookmarkStart w:id="22" w:name="main-skills"/>
-    <w:p>
-      <w:pPr>
-        <w:pStyle w:val="Heading2"/>
-      </w:pPr>
-      <w:r>
-        <w:t xml:space="preserve">Main Skills</w:t>
-      </w:r>
-    </w:p>
-    <w:p>
-      <w:pPr>
-        <w:numPr>
-          <w:ilvl w:val="0"/>
-          <w:numId w:val="1002"/>
         </w:numPr>
         <w:pStyle w:val="Compact"/>
       </w:pPr>
@@ -192,16 +150,19 @@
           <w:bCs/>
           <w:b/>
         </w:rPr>
-        <w:t xml:space="preserve">Programming Languages &amp; Frameworks</w:t>
-      </w:r>
-      <w:r>
-        <w:t xml:space="preserve">: Python, PySpark, Java, JavaScript/Node.js/React/Angular, HTML/CSS/XML, R</w:t>
-      </w:r>
-    </w:p>
-    <w:p>
-      <w:pPr>
-        <w:numPr>
-          <w:ilvl w:val="0"/>
+        <w:t xml:space="preserve">Licenciatura em Direito</w:t>
+      </w:r>
+      <w:r>
+        <w:t xml:space="preserve"> </w:t>
+      </w:r>
+      <w:r>
+        <w:t xml:space="preserve">— Faculdade de Direito da Universidade de Lisboa (2022–2026)</w:t>
+      </w:r>
+    </w:p>
+    <w:p>
+      <w:pPr>
+        <w:numPr>
+          <w:ilvl w:val="1"/>
           <w:numId w:val="1002"/>
         </w:numPr>
         <w:pStyle w:val="Compact"/>
@@ -211,17 +172,20 @@
           <w:bCs/>
           <w:b/>
         </w:rPr>
-        <w:t xml:space="preserve">Data &amp; Analytics</w:t>
-      </w:r>
-      <w:r>
-        <w:t xml:space="preserve">: Databricks, Apache Airflow, Statistical Process Control, Machine Learning, Deep Learning</w:t>
-      </w:r>
-    </w:p>
-    <w:p>
-      <w:pPr>
-        <w:numPr>
-          <w:ilvl w:val="0"/>
-          <w:numId w:val="1002"/>
+        <w:t xml:space="preserve">Média Final:</w:t>
+      </w:r>
+      <w:r>
+        <w:t xml:space="preserve"> </w:t>
+      </w:r>
+      <w:r>
+        <w:t xml:space="preserve">15,4</w:t>
+      </w:r>
+    </w:p>
+    <w:p>
+      <w:pPr>
+        <w:numPr>
+          <w:ilvl w:val="0"/>
+          <w:numId w:val="1001"/>
         </w:numPr>
         <w:pStyle w:val="Compact"/>
       </w:pPr>
@@ -230,17 +194,20 @@
           <w:bCs/>
           <w:b/>
         </w:rPr>
-        <w:t xml:space="preserve">Databases</w:t>
-      </w:r>
-      <w:r>
-        <w:t xml:space="preserve">: SQL/RDBMS, Oracle, MongoDB, Cloudant, MS SQL Server, IBM DB2, Cassandra, PostgreSQL, DynamoDB</w:t>
-      </w:r>
-    </w:p>
-    <w:p>
-      <w:pPr>
-        <w:numPr>
-          <w:ilvl w:val="0"/>
-          <w:numId w:val="1002"/>
+        <w:t xml:space="preserve">Ensino Básico e Secundário</w:t>
+      </w:r>
+      <w:r>
+        <w:t xml:space="preserve"> </w:t>
+      </w:r>
+      <w:r>
+        <w:t xml:space="preserve">— St. Peter’s International School</w:t>
+      </w:r>
+    </w:p>
+    <w:p>
+      <w:pPr>
+        <w:numPr>
+          <w:ilvl w:val="1"/>
+          <w:numId w:val="1003"/>
         </w:numPr>
         <w:pStyle w:val="Compact"/>
       </w:pPr>
@@ -249,17 +216,37 @@
           <w:bCs/>
           <w:b/>
         </w:rPr>
-        <w:t xml:space="preserve">Cloud &amp; DevOps</w:t>
-      </w:r>
-      <w:r>
-        <w:t xml:space="preserve">: Azure, AWS, Docker, Kubernetes, Helm, Azure DevOps, Travis CI, Terraform, AWS-CDK</w:t>
-      </w:r>
-    </w:p>
-    <w:p>
-      <w:pPr>
-        <w:numPr>
-          <w:ilvl w:val="0"/>
-          <w:numId w:val="1002"/>
+        <w:t xml:space="preserve">Média Final do Secundário:</w:t>
+      </w:r>
+      <w:r>
+        <w:t xml:space="preserve"> </w:t>
+      </w:r>
+      <w:r>
+        <w:t xml:space="preserve">18,6</w:t>
+      </w:r>
+    </w:p>
+    <w:p>
+      <w:r>
+        <w:pict>
+          <v:rect style="width:0;height:1.5pt" o:hralign="center" o:hrstd="t" o:hr="t"/>
+        </w:pict>
+      </w:r>
+    </w:p>
+    <w:bookmarkEnd w:id="21"/>
+    <w:bookmarkStart w:id="22" w:name="experiência-profissional"/>
+    <w:p>
+      <w:pPr>
+        <w:pStyle w:val="Heading2"/>
+      </w:pPr>
+      <w:r>
+        <w:t xml:space="preserve">Experiência Profissional</w:t>
+      </w:r>
+    </w:p>
+    <w:p>
+      <w:pPr>
+        <w:numPr>
+          <w:ilvl w:val="0"/>
+          <w:numId w:val="1004"/>
         </w:numPr>
         <w:pStyle w:val="Compact"/>
       </w:pPr>
@@ -268,17 +255,48 @@
           <w:bCs/>
           <w:b/>
         </w:rPr>
-        <w:t xml:space="preserve">Monitoring &amp; Tools</w:t>
-      </w:r>
-      <w:r>
-        <w:t xml:space="preserve">: Datadog, Application Insights, OpenTelemetry</w:t>
-      </w:r>
-    </w:p>
-    <w:p>
-      <w:pPr>
-        <w:numPr>
-          <w:ilvl w:val="0"/>
-          <w:numId w:val="1002"/>
+        <w:t xml:space="preserve">Estagiário de Verão</w:t>
+      </w:r>
+      <w:r>
+        <w:t xml:space="preserve"> </w:t>
+      </w:r>
+      <w:r>
+        <w:t xml:space="preserve">—</w:t>
+      </w:r>
+      <w:r>
+        <w:t xml:space="preserve"> </w:t>
+      </w:r>
+      <w:r>
+        <w:rPr>
+          <w:iCs/>
+          <w:i/>
+        </w:rPr>
+        <w:t xml:space="preserve">Garrigues</w:t>
+      </w:r>
+      <w:r>
+        <w:t xml:space="preserve"> </w:t>
+      </w:r>
+      <w:r>
+        <w:t xml:space="preserve">(Julho 2025 – Agosto 2025)</w:t>
+      </w:r>
+    </w:p>
+    <w:p>
+      <w:pPr>
+        <w:numPr>
+          <w:ilvl w:val="1"/>
+          <w:numId w:val="1005"/>
+        </w:numPr>
+        <w:pStyle w:val="Compact"/>
+      </w:pPr>
+      <w:r>
+        <w:t xml:space="preserve">Atuação no Departamento de Imobiliário.</w:t>
+      </w:r>
+    </w:p>
+    <w:p>
+      <w:pPr>
+        <w:numPr>
+          <w:ilvl w:val="0"/>
+          <w:numId w:val="1004"/>
         </w:numPr>
         <w:pStyle w:val="Compact"/>
       </w:pPr>
@@ -287,749 +305,539 @@
           <w:bCs/>
           <w:b/>
         </w:rPr>
-        <w:t xml:space="preserve">Other</w:t>
-      </w:r>
-      <w:r>
-        <w:t xml:space="preserve">: Linux/Bash Scripting, UML, Spring (Core/Boot/MVC/Data-JPA), JAX-WS &amp; JAX-RS, JPA/Hibernate</w:t>
+        <w:t xml:space="preserve">Estagiário de Verão</w:t>
+      </w:r>
+      <w:r>
+        <w:t xml:space="preserve"> </w:t>
+      </w:r>
+      <w:r>
+        <w:t xml:space="preserve">—</w:t>
+      </w:r>
+      <w:r>
+        <w:t xml:space="preserve"> </w:t>
+      </w:r>
+      <w:r>
+        <w:rPr>
+          <w:iCs/>
+          <w:i/>
+        </w:rPr>
+        <w:t xml:space="preserve">Cartório Notarial Sofia Henriques</w:t>
+      </w:r>
+    </w:p>
+    <w:p>
+      <w:pPr>
+        <w:numPr>
+          <w:ilvl w:val="1"/>
+          <w:numId w:val="1006"/>
+        </w:numPr>
+        <w:pStyle w:val="Compact"/>
+      </w:pPr>
+      <w:r>
+        <w:t xml:space="preserve">Experiência prática em funções notariais e Direito da Família e das Sucessões.</w:t>
+      </w:r>
+    </w:p>
+    <w:p>
+      <w:r>
+        <w:pict>
+          <v:rect style="width:0;height:1.5pt" o:hralign="center" o:hrstd="t" o:hr="t"/>
+        </w:pict>
       </w:r>
     </w:p>
     <w:bookmarkEnd w:id="22"/>
-    <w:bookmarkStart w:id="31" w:name="professional-experience"/>
+    <w:bookmarkStart w:id="23" w:name="certificações-e-formação-complementar"/>
     <w:p>
       <w:pPr>
         <w:pStyle w:val="Heading2"/>
       </w:pPr>
       <w:r>
-        <w:t xml:space="preserve">Professional Experience</w:t>
-      </w:r>
-    </w:p>
-    <w:bookmarkStart w:id="23" w:name="data-engineer"/>
-    <w:p>
-      <w:pPr>
-        <w:pStyle w:val="Heading3"/>
-      </w:pPr>
-      <w:r>
-        <w:t xml:space="preserve">Data Engineer</w:t>
-      </w:r>
-    </w:p>
-    <w:p>
-      <w:pPr>
-        <w:pStyle w:val="FirstParagraph"/>
+        <w:t xml:space="preserve">Certificações e Formação Complementar</w:t>
+      </w:r>
+    </w:p>
+    <w:p>
+      <w:pPr>
+        <w:numPr>
+          <w:ilvl w:val="0"/>
+          <w:numId w:val="1007"/>
+        </w:numPr>
+        <w:pStyle w:val="Compact"/>
+      </w:pPr>
+      <w:r>
+        <w:t xml:space="preserve">Breve Curso de Direito do Desporto</w:t>
+      </w:r>
+    </w:p>
+    <w:p>
+      <w:pPr>
+        <w:numPr>
+          <w:ilvl w:val="0"/>
+          <w:numId w:val="1007"/>
+        </w:numPr>
+        <w:pStyle w:val="Compact"/>
+      </w:pPr>
+      <w:r>
+        <w:t xml:space="preserve">Breve Curso de Direito da Propriedade Industrial</w:t>
+      </w:r>
+    </w:p>
+    <w:p>
+      <w:pPr>
+        <w:numPr>
+          <w:ilvl w:val="0"/>
+          <w:numId w:val="1007"/>
+        </w:numPr>
+        <w:pStyle w:val="Compact"/>
+      </w:pPr>
+      <w:r>
+        <w:t xml:space="preserve">Curso Intensivo de Arrendamento Urbano e Despejo</w:t>
+      </w:r>
+    </w:p>
+    <w:p>
+      <w:pPr>
+        <w:numPr>
+          <w:ilvl w:val="0"/>
+          <w:numId w:val="1007"/>
+        </w:numPr>
+        <w:pStyle w:val="Compact"/>
       </w:pPr>
       <w:r>
         <w:rPr>
           <w:bCs/>
           <w:b/>
         </w:rPr>
-        <w:t xml:space="preserve">Novo Nordisk, Søborg, Denmark</w:t>
-      </w:r>
-      <w:r>
-        <w:br/>
-      </w:r>
+        <w:t xml:space="preserve">CAE</w:t>
+      </w:r>
+      <w:r>
+        <w:t xml:space="preserve"> </w:t>
+      </w:r>
+      <w:r>
+        <w:t xml:space="preserve">— Cambridge Certificate in Advanced English (C1)</w:t>
+      </w:r>
+    </w:p>
+    <w:p>
+      <w:r>
+        <w:pict>
+          <v:rect style="width:0;height:1.5pt" o:hralign="center" o:hrstd="t" o:hr="t"/>
+        </w:pict>
+      </w:r>
+    </w:p>
+    <w:bookmarkEnd w:id="23"/>
+    <w:bookmarkStart w:id="24" w:name="moot-courts"/>
+    <w:p>
+      <w:pPr>
+        <w:pStyle w:val="Heading2"/>
+      </w:pPr>
+      <w:r>
+        <w:t xml:space="preserve">Moot Courts</w:t>
+      </w:r>
+    </w:p>
+    <w:p>
+      <w:pPr>
+        <w:numPr>
+          <w:ilvl w:val="0"/>
+          <w:numId w:val="1008"/>
+        </w:numPr>
+        <w:pStyle w:val="Compact"/>
+      </w:pPr>
+      <w:r>
+        <w:t xml:space="preserve">Moot Court de Direito Administrativo</w:t>
+      </w:r>
+    </w:p>
+    <w:p>
+      <w:pPr>
+        <w:numPr>
+          <w:ilvl w:val="0"/>
+          <w:numId w:val="1008"/>
+        </w:numPr>
+        <w:pStyle w:val="Compact"/>
+      </w:pPr>
+      <w:r>
+        <w:t xml:space="preserve">Moot Court de Direito da União Europeia</w:t>
+      </w:r>
+    </w:p>
+    <w:p>
+      <w:pPr>
+        <w:numPr>
+          <w:ilvl w:val="0"/>
+          <w:numId w:val="1008"/>
+        </w:numPr>
+        <w:pStyle w:val="Compact"/>
+      </w:pPr>
+      <w:r>
+        <w:t xml:space="preserve">Moot Court de Direito Internacional Público e IA</w:t>
+      </w:r>
+    </w:p>
+    <w:p>
+      <w:r>
+        <w:pict>
+          <v:rect style="width:0;height:1.5pt" o:hralign="center" o:hrstd="t" o:hr="t"/>
+        </w:pict>
+      </w:r>
+    </w:p>
+    <w:bookmarkEnd w:id="24"/>
+    <w:bookmarkStart w:id="25" w:name="competências"/>
+    <w:p>
+      <w:pPr>
+        <w:pStyle w:val="Heading2"/>
+      </w:pPr>
+      <w:r>
+        <w:t xml:space="preserve">Competências</w:t>
+      </w:r>
+    </w:p>
+    <w:p>
+      <w:pPr>
+        <w:numPr>
+          <w:ilvl w:val="0"/>
+          <w:numId w:val="1009"/>
+        </w:numPr>
+        <w:pStyle w:val="Compact"/>
+      </w:pPr>
+      <w:r>
+        <w:t xml:space="preserve">Atenção aos detalhes</w:t>
+      </w:r>
+    </w:p>
+    <w:p>
+      <w:pPr>
+        <w:numPr>
+          <w:ilvl w:val="0"/>
+          <w:numId w:val="1009"/>
+        </w:numPr>
+        <w:pStyle w:val="Compact"/>
+      </w:pPr>
+      <w:r>
+        <w:t xml:space="preserve">Direitos Reais</w:t>
+      </w:r>
+    </w:p>
+    <w:p>
+      <w:pPr>
+        <w:numPr>
+          <w:ilvl w:val="0"/>
+          <w:numId w:val="1009"/>
+        </w:numPr>
+        <w:pStyle w:val="Compact"/>
+      </w:pPr>
+      <w:r>
+        <w:t xml:space="preserve">Arrendamento Urbano</w:t>
+      </w:r>
+    </w:p>
+    <w:p>
+      <w:pPr>
+        <w:numPr>
+          <w:ilvl w:val="0"/>
+          <w:numId w:val="1009"/>
+        </w:numPr>
+        <w:pStyle w:val="Compact"/>
+      </w:pPr>
+      <w:r>
+        <w:t xml:space="preserve">Urbanismo</w:t>
+      </w:r>
+    </w:p>
+    <w:p>
+      <w:pPr>
+        <w:numPr>
+          <w:ilvl w:val="0"/>
+          <w:numId w:val="1009"/>
+        </w:numPr>
+        <w:pStyle w:val="Compact"/>
+      </w:pPr>
+      <w:r>
+        <w:t xml:space="preserve">Direito Administrativo</w:t>
+      </w:r>
+    </w:p>
+    <w:p>
+      <w:pPr>
+        <w:numPr>
+          <w:ilvl w:val="0"/>
+          <w:numId w:val="1009"/>
+        </w:numPr>
+        <w:pStyle w:val="Compact"/>
+      </w:pPr>
+      <w:r>
+        <w:t xml:space="preserve">Contratação Pública</w:t>
+      </w:r>
+    </w:p>
+    <w:p>
+      <w:pPr>
+        <w:numPr>
+          <w:ilvl w:val="0"/>
+          <w:numId w:val="1009"/>
+        </w:numPr>
+        <w:pStyle w:val="Compact"/>
+      </w:pPr>
+      <w:r>
+        <w:t xml:space="preserve">Direito das Sucessões</w:t>
+      </w:r>
+    </w:p>
+    <w:p>
+      <w:pPr>
+        <w:numPr>
+          <w:ilvl w:val="0"/>
+          <w:numId w:val="1009"/>
+        </w:numPr>
+        <w:pStyle w:val="Compact"/>
+      </w:pPr>
+      <w:r>
+        <w:t xml:space="preserve">Direito Laboral</w:t>
+      </w:r>
+    </w:p>
+    <w:p>
+      <w:r>
+        <w:pict>
+          <v:rect style="width:0;height:1.5pt" o:hralign="center" o:hrstd="t" o:hr="t"/>
+        </w:pict>
+      </w:r>
+    </w:p>
+    <w:bookmarkEnd w:id="25"/>
+    <w:bookmarkStart w:id="26" w:name="idiomas"/>
+    <w:p>
+      <w:pPr>
+        <w:pStyle w:val="Heading2"/>
+      </w:pPr>
+      <w:r>
+        <w:t xml:space="preserve">Idiomas</w:t>
+      </w:r>
+    </w:p>
+    <w:p>
+      <w:pPr>
+        <w:numPr>
+          <w:ilvl w:val="0"/>
+          <w:numId w:val="1010"/>
+        </w:numPr>
+        <w:pStyle w:val="Compact"/>
+      </w:pPr>
       <w:r>
         <w:rPr>
           <w:bCs/>
           <w:b/>
         </w:rPr>
-        <w:t xml:space="preserve">Nov 2023 – Present</w:t>
-      </w:r>
-    </w:p>
-    <w:p>
-      <w:pPr>
-        <w:numPr>
-          <w:ilvl w:val="0"/>
-          <w:numId w:val="1003"/>
-        </w:numPr>
-        <w:pStyle w:val="Compact"/>
-      </w:pPr>
-      <w:r>
-        <w:t xml:space="preserve">Designed, developed, and maintained GxP critical and non-critical data analytics solutions in the Safety Surveillance Data Science team</w:t>
-      </w:r>
-    </w:p>
-    <w:p>
-      <w:pPr>
-        <w:numPr>
-          <w:ilvl w:val="0"/>
-          <w:numId w:val="1003"/>
-        </w:numPr>
-        <w:pStyle w:val="Compact"/>
-      </w:pPr>
-      <w:r>
-        <w:t xml:space="preserve">Implemented data product solutions including project templates, persistence layer, data pipeline abstraction constructs, observability, data quality and data contracts</w:t>
-      </w:r>
-    </w:p>
-    <w:p>
-      <w:pPr>
-        <w:pStyle w:val="FirstParagraph"/>
+        <w:t xml:space="preserve">Inglês:</w:t>
+      </w:r>
+      <w:r>
+        <w:t xml:space="preserve"> </w:t>
+      </w:r>
+      <w:r>
+        <w:t xml:space="preserve">C2</w:t>
+      </w:r>
+    </w:p>
+    <w:p>
+      <w:pPr>
+        <w:numPr>
+          <w:ilvl w:val="0"/>
+          <w:numId w:val="1010"/>
+        </w:numPr>
+        <w:pStyle w:val="Compact"/>
       </w:pPr>
       <w:r>
         <w:rPr>
           <w:bCs/>
           <w:b/>
         </w:rPr>
-        <w:t xml:space="preserve">Technologies &amp; Methodologies</w:t>
-      </w:r>
-      <w:r>
-        <w:t xml:space="preserve">: AWS-CDK, AWS, Azure, Python, PySpark, Pandas, PyArrow, Databricks, Databricks Asset Bundles, Azure DevOps, Terraform, R, Bash.</w:t>
-      </w:r>
-    </w:p>
-    <w:bookmarkEnd w:id="23"/>
-    <w:bookmarkStart w:id="24" w:name="machine-learning-engineer"/>
-    <w:p>
-      <w:pPr>
-        <w:pStyle w:val="Heading3"/>
-      </w:pPr>
-      <w:r>
-        <w:t xml:space="preserve">Machine Learning Engineer</w:t>
-      </w:r>
-    </w:p>
-    <w:p>
-      <w:pPr>
-        <w:pStyle w:val="FirstParagraph"/>
+        <w:t xml:space="preserve">Espanhol:</w:t>
+      </w:r>
+      <w:r>
+        <w:t xml:space="preserve"> </w:t>
+      </w:r>
+      <w:r>
+        <w:t xml:space="preserve">B2</w:t>
+      </w:r>
+    </w:p>
+    <w:p>
+      <w:pPr>
+        <w:numPr>
+          <w:ilvl w:val="0"/>
+          <w:numId w:val="1010"/>
+        </w:numPr>
+        <w:pStyle w:val="Compact"/>
       </w:pPr>
       <w:r>
         <w:rPr>
           <w:bCs/>
           <w:b/>
         </w:rPr>
-        <w:t xml:space="preserve">Pandora A/S, Copenhagen, Denmark</w:t>
-      </w:r>
-      <w:r>
-        <w:br/>
-      </w:r>
+        <w:t xml:space="preserve">Italiano:</w:t>
+      </w:r>
+      <w:r>
+        <w:t xml:space="preserve"> </w:t>
+      </w:r>
+      <w:r>
+        <w:t xml:space="preserve">B1</w:t>
+      </w:r>
+    </w:p>
+    <w:p>
+      <w:pPr>
+        <w:numPr>
+          <w:ilvl w:val="0"/>
+          <w:numId w:val="1010"/>
+        </w:numPr>
+        <w:pStyle w:val="Compact"/>
+      </w:pPr>
       <w:r>
         <w:rPr>
           <w:bCs/>
           <w:b/>
         </w:rPr>
-        <w:t xml:space="preserve">Oct 2020 – Nov 2023</w:t>
-      </w:r>
-    </w:p>
-    <w:p>
-      <w:pPr>
-        <w:numPr>
-          <w:ilvl w:val="0"/>
-          <w:numId w:val="1004"/>
-        </w:numPr>
-        <w:pStyle w:val="Compact"/>
-      </w:pPr>
-      <w:r>
-        <w:t xml:space="preserve">Designed, interfaced, and integrated data products in the Data Science &amp; Machine Learning team</w:t>
-      </w:r>
-    </w:p>
-    <w:p>
-      <w:pPr>
-        <w:numPr>
-          <w:ilvl w:val="0"/>
-          <w:numId w:val="1004"/>
-        </w:numPr>
-        <w:pStyle w:val="Compact"/>
-      </w:pPr>
-      <w:r>
-        <w:t xml:space="preserve">Planned and provided technical steering as product owner</w:t>
-      </w:r>
-    </w:p>
-    <w:p>
-      <w:pPr>
-        <w:numPr>
-          <w:ilvl w:val="0"/>
-          <w:numId w:val="1004"/>
-        </w:numPr>
-        <w:pStyle w:val="Compact"/>
-      </w:pPr>
-      <w:r>
-        <w:t xml:space="preserve">Designed and implemented MLOps blueprints to support data science adoption and scaling in the organization</w:t>
-      </w:r>
-    </w:p>
-    <w:p>
-      <w:pPr>
-        <w:pStyle w:val="FirstParagraph"/>
-      </w:pPr>
-      <w:r>
-        <w:rPr>
-          <w:bCs/>
-          <w:b/>
-        </w:rPr>
-        <w:t xml:space="preserve">Technologies &amp; Methodologies</w:t>
-      </w:r>
-      <w:r>
-        <w:t xml:space="preserve">: Apache Airflow, Python, Apache PySpark, Databricks, Data Lake, Azure, Azure DevOps, Azure Functions, K8s, Terraform, Bash, SAFe, Java, Apache Beam.</w:t>
-      </w:r>
-    </w:p>
-    <w:bookmarkEnd w:id="24"/>
-    <w:bookmarkStart w:id="25" w:name="software-engineer"/>
-    <w:p>
-      <w:pPr>
-        <w:pStyle w:val="Heading3"/>
-      </w:pPr>
-      <w:r>
-        <w:t xml:space="preserve">Software Engineer</w:t>
-      </w:r>
-    </w:p>
-    <w:p>
-      <w:pPr>
-        <w:pStyle w:val="FirstParagraph"/>
-      </w:pPr>
-      <w:r>
-        <w:rPr>
-          <w:bCs/>
-          <w:b/>
-        </w:rPr>
-        <w:t xml:space="preserve">Digital, A.P. Moller - Maersk A/S, Copenhagen, Denmark</w:t>
-      </w:r>
-      <w:r>
-        <w:br/>
-      </w:r>
-      <w:r>
-        <w:rPr>
-          <w:bCs/>
-          <w:b/>
-        </w:rPr>
-        <w:t xml:space="preserve">Feb 2019 – Oct 2020</w:t>
-      </w:r>
-    </w:p>
-    <w:p>
-      <w:pPr>
-        <w:numPr>
-          <w:ilvl w:val="0"/>
-          <w:numId w:val="1005"/>
-        </w:numPr>
-        <w:pStyle w:val="Compact"/>
-      </w:pPr>
-      <w:r>
-        <w:t xml:space="preserve">Implemented and maintained microservice APIs in the Future Pricing and Optimization team</w:t>
-      </w:r>
-    </w:p>
-    <w:p>
-      <w:pPr>
-        <w:pStyle w:val="FirstParagraph"/>
-      </w:pPr>
-      <w:r>
-        <w:rPr>
-          <w:bCs/>
-          <w:b/>
-        </w:rPr>
-        <w:t xml:space="preserve">Technologies &amp; Methodologies</w:t>
-      </w:r>
-      <w:r>
-        <w:t xml:space="preserve">: Java 8, Spring Boot, Hibernate, Swagger, Microsoft SQL Server, Azure, Docker, Scrum, TDD, Terraform, Kubernetes, Helm, Azure DevOps, Jenkins.</w:t>
-      </w:r>
-    </w:p>
-    <w:bookmarkEnd w:id="25"/>
-    <w:bookmarkStart w:id="26" w:name="software-engineer-1"/>
-    <w:p>
-      <w:pPr>
-        <w:pStyle w:val="Heading3"/>
-      </w:pPr>
-      <w:r>
-        <w:t xml:space="preserve">Software Engineer</w:t>
-      </w:r>
-    </w:p>
-    <w:p>
-      <w:pPr>
-        <w:pStyle w:val="FirstParagraph"/>
-      </w:pPr>
-      <w:r>
-        <w:rPr>
-          <w:bCs/>
-          <w:b/>
-        </w:rPr>
-        <w:t xml:space="preserve">8 West Consulting, Cork, Ireland</w:t>
-      </w:r>
-      <w:r>
-        <w:br/>
-      </w:r>
-      <w:r>
-        <w:rPr>
-          <w:bCs/>
-          <w:b/>
-        </w:rPr>
-        <w:t xml:space="preserve">Nov 2017 – Feb 2019</w:t>
-      </w:r>
-    </w:p>
-    <w:p>
-      <w:pPr>
-        <w:numPr>
-          <w:ilvl w:val="0"/>
-          <w:numId w:val="1006"/>
-        </w:numPr>
-        <w:pStyle w:val="Compact"/>
-      </w:pPr>
-      <w:r>
-        <w:t xml:space="preserve">Implemented a data layer microservice API for Data Provider Accuracy</w:t>
-      </w:r>
-    </w:p>
-    <w:p>
-      <w:pPr>
-        <w:pStyle w:val="FirstParagraph"/>
-      </w:pPr>
-      <w:r>
-        <w:rPr>
-          <w:bCs/>
-          <w:b/>
-        </w:rPr>
-        <w:t xml:space="preserve">Technologies &amp; Methodologies</w:t>
-      </w:r>
-      <w:r>
-        <w:t xml:space="preserve">: Java 8, Spring Boot, Hibernate, Swagger, RAML, JPA, Oracle, Docker.</w:t>
+        <w:t xml:space="preserve">Alemão:</w:t>
+      </w:r>
+      <w:r>
+        <w:t xml:space="preserve"> </w:t>
+      </w:r>
+      <w:r>
+        <w:t xml:space="preserve">A2</w:t>
+      </w:r>
+    </w:p>
+    <w:p>
+      <w:r>
+        <w:pict>
+          <v:rect style="width:0;height:1.5pt" o:hralign="center" o:hrstd="t" o:hr="t"/>
+        </w:pict>
       </w:r>
     </w:p>
     <w:bookmarkEnd w:id="26"/>
-    <w:bookmarkStart w:id="27" w:name="software-engineer-2"/>
-    <w:p>
-      <w:pPr>
-        <w:pStyle w:val="Heading3"/>
-      </w:pPr>
-      <w:r>
-        <w:t xml:space="preserve">Software Engineer</w:t>
-      </w:r>
-    </w:p>
-    <w:p>
-      <w:pPr>
-        <w:pStyle w:val="FirstParagraph"/>
-      </w:pPr>
-      <w:r>
-        <w:rPr>
-          <w:bCs/>
-          <w:b/>
-        </w:rPr>
-        <w:t xml:space="preserve">IBM, Cork, Ireland</w:t>
-      </w:r>
-      <w:r>
-        <w:br/>
-      </w:r>
-      <w:r>
-        <w:rPr>
-          <w:bCs/>
-          <w:b/>
-        </w:rPr>
-        <w:t xml:space="preserve">Jan 2014 – Nov 2017</w:t>
-      </w:r>
-    </w:p>
-    <w:p>
-      <w:pPr>
-        <w:numPr>
-          <w:ilvl w:val="0"/>
-          <w:numId w:val="1007"/>
-        </w:numPr>
-        <w:pStyle w:val="Compact"/>
-      </w:pPr>
-      <w:r>
-        <w:t xml:space="preserve">Built microservices and web UI for a cognitive application (Watson NLP, machine learning orchestration)</w:t>
-      </w:r>
-    </w:p>
-    <w:p>
-      <w:pPr>
-        <w:numPr>
-          <w:ilvl w:val="0"/>
-          <w:numId w:val="1007"/>
-        </w:numPr>
-        <w:pStyle w:val="Compact"/>
-      </w:pPr>
-      <w:r>
-        <w:t xml:space="preserve">Developed and maintained analytics components across Cloud and Smarter Infrastructure monitoring products</w:t>
-      </w:r>
-    </w:p>
-    <w:p>
-      <w:pPr>
-        <w:numPr>
-          <w:ilvl w:val="0"/>
-          <w:numId w:val="1007"/>
-        </w:numPr>
-        <w:pStyle w:val="Compact"/>
-      </w:pPr>
-      <w:r>
-        <w:t xml:space="preserve">Conducted proof-of-concept experiments; analyzed algorithm performance on real-time data sets</w:t>
-      </w:r>
-    </w:p>
-    <w:p>
-      <w:pPr>
-        <w:pStyle w:val="FirstParagraph"/>
-      </w:pPr>
-      <w:r>
-        <w:rPr>
-          <w:bCs/>
-          <w:b/>
-        </w:rPr>
-        <w:t xml:space="preserve">Technologies &amp; Methodologies</w:t>
-      </w:r>
-      <w:r>
-        <w:t xml:space="preserve">: Java, Dropwizard, Spring, Python, Node.js, Angular, IBM Watson, Cloudant, MongoDB, Redis, Docker, IBM Bluemix, Cloud Foundry, Statistical Process Control, R.</w:t>
+    <w:bookmarkStart w:id="27" w:name="interesses"/>
+    <w:p>
+      <w:pPr>
+        <w:pStyle w:val="Heading2"/>
+      </w:pPr>
+      <w:r>
+        <w:t xml:space="preserve">Interesses</w:t>
+      </w:r>
+    </w:p>
+    <w:p>
+      <w:pPr>
+        <w:numPr>
+          <w:ilvl w:val="0"/>
+          <w:numId w:val="1011"/>
+        </w:numPr>
+        <w:pStyle w:val="Compact"/>
+      </w:pPr>
+      <w:r>
+        <w:t xml:space="preserve">Ténis (Experiência de alta competição)</w:t>
+      </w:r>
+    </w:p>
+    <w:p>
+      <w:pPr>
+        <w:numPr>
+          <w:ilvl w:val="0"/>
+          <w:numId w:val="1011"/>
+        </w:numPr>
+        <w:pStyle w:val="Compact"/>
+      </w:pPr>
+      <w:r>
+        <w:t xml:space="preserve">Futebol</w:t>
+      </w:r>
+    </w:p>
+    <w:p>
+      <w:pPr>
+        <w:numPr>
+          <w:ilvl w:val="0"/>
+          <w:numId w:val="1011"/>
+        </w:numPr>
+        <w:pStyle w:val="Compact"/>
+      </w:pPr>
+      <w:r>
+        <w:t xml:space="preserve">Ginásio</w:t>
+      </w:r>
+    </w:p>
+    <w:p>
+      <w:pPr>
+        <w:numPr>
+          <w:ilvl w:val="0"/>
+          <w:numId w:val="1011"/>
+        </w:numPr>
+        <w:pStyle w:val="Compact"/>
+      </w:pPr>
+      <w:r>
+        <w:t xml:space="preserve">Fotografia</w:t>
+      </w:r>
+    </w:p>
+    <w:p>
+      <w:pPr>
+        <w:numPr>
+          <w:ilvl w:val="0"/>
+          <w:numId w:val="1011"/>
+        </w:numPr>
+        <w:pStyle w:val="Compact"/>
+      </w:pPr>
+      <w:r>
+        <w:t xml:space="preserve">Viajar (24 países visitados)</w:t>
+      </w:r>
+    </w:p>
+    <w:p>
+      <w:r>
+        <w:pict>
+          <v:rect style="width:0;height:1.5pt" o:hralign="center" o:hrstd="t" o:hr="t"/>
+        </w:pict>
       </w:r>
     </w:p>
     <w:bookmarkEnd w:id="27"/>
-    <w:bookmarkStart w:id="28" w:name="software-engineer-3"/>
-    <w:p>
-      <w:pPr>
-        <w:pStyle w:val="Heading3"/>
-      </w:pPr>
-      <w:r>
-        <w:t xml:space="preserve">Software Engineer</w:t>
-      </w:r>
-    </w:p>
-    <w:p>
-      <w:pPr>
-        <w:pStyle w:val="FirstParagraph"/>
-      </w:pPr>
-      <w:r>
-        <w:rPr>
-          <w:bCs/>
-          <w:b/>
-        </w:rPr>
-        <w:t xml:space="preserve">DeCare Systems, Cork, Ireland</w:t>
-      </w:r>
-      <w:r>
-        <w:br/>
-      </w:r>
-      <w:r>
-        <w:rPr>
-          <w:bCs/>
-          <w:b/>
-        </w:rPr>
-        <w:t xml:space="preserve">Jul 2013 – Jan 2014</w:t>
-      </w:r>
-    </w:p>
-    <w:p>
-      <w:pPr>
-        <w:numPr>
-          <w:ilvl w:val="0"/>
-          <w:numId w:val="1008"/>
-        </w:numPr>
-        <w:pStyle w:val="Compact"/>
-      </w:pPr>
-      <w:r>
-        <w:t xml:space="preserve">Maintained and implemented bug fixes in a health care management web application</w:t>
-      </w:r>
-    </w:p>
-    <w:p>
-      <w:pPr>
-        <w:numPr>
-          <w:ilvl w:val="0"/>
-          <w:numId w:val="1008"/>
-        </w:numPr>
-        <w:pStyle w:val="Compact"/>
-      </w:pPr>
-      <w:r>
-        <w:t xml:space="preserve">Configured and programmed an ANSI 834 Health Care Enrollment (HIPAA compliant) middleware data interface</w:t>
-      </w:r>
-    </w:p>
-    <w:p>
-      <w:pPr>
-        <w:pStyle w:val="FirstParagraph"/>
-      </w:pPr>
-      <w:r>
-        <w:rPr>
-          <w:bCs/>
-          <w:b/>
-        </w:rPr>
-        <w:t xml:space="preserve">Technologies &amp; Methodologies</w:t>
-      </w:r>
-      <w:r>
-        <w:t xml:space="preserve">: Java, Struts, JavaScript, JSP, Hibernate, Oracle, Design Patterns; IBM WebSphere Transformation Extender (WTX), Oracle.</w:t>
+    <w:bookmarkStart w:id="28" w:name="projetos-e-planos-futuros"/>
+    <w:p>
+      <w:pPr>
+        <w:pStyle w:val="Heading2"/>
+      </w:pPr>
+      <w:r>
+        <w:t xml:space="preserve">Projetos e Planos Futuros</w:t>
+      </w:r>
+    </w:p>
+    <w:p>
+      <w:pPr>
+        <w:numPr>
+          <w:ilvl w:val="0"/>
+          <w:numId w:val="1012"/>
+        </w:numPr>
+        <w:pStyle w:val="Compact"/>
+      </w:pPr>
+      <w:r>
+        <w:t xml:space="preserve">Mestrado em Direito e Ciência Jurídica Laboral (a iniciar em setembro)</w:t>
+      </w:r>
+    </w:p>
+    <w:p>
+      <w:pPr>
+        <w:numPr>
+          <w:ilvl w:val="0"/>
+          <w:numId w:val="1012"/>
+        </w:numPr>
+        <w:pStyle w:val="Compact"/>
+      </w:pPr>
+      <w:r>
+        <w:t xml:space="preserve">Desenvolver competências linguísticas em Espanhol e Alemão</w:t>
+      </w:r>
+    </w:p>
+    <w:p>
+      <w:pPr>
+        <w:numPr>
+          <w:ilvl w:val="0"/>
+          <w:numId w:val="1012"/>
+        </w:numPr>
+        <w:pStyle w:val="Compact"/>
+      </w:pPr>
+      <w:r>
+        <w:t xml:space="preserve">Pós-Graduação em Direito Imobiliário</w:t>
+      </w:r>
+    </w:p>
+    <w:p>
+      <w:pPr>
+        <w:numPr>
+          <w:ilvl w:val="0"/>
+          <w:numId w:val="1012"/>
+        </w:numPr>
+        <w:pStyle w:val="Compact"/>
+      </w:pPr>
+      <w:r>
+        <w:t xml:space="preserve">Pós-Graduação em Direito do Urbanismo e Ordenamento do Território</w:t>
+      </w:r>
+    </w:p>
+    <w:p>
+      <w:pPr>
+        <w:numPr>
+          <w:ilvl w:val="0"/>
+          <w:numId w:val="1012"/>
+        </w:numPr>
+        <w:pStyle w:val="Compact"/>
+      </w:pPr>
+      <w:r>
+        <w:t xml:space="preserve">Pós-Graduação em Direito do Desporto</w:t>
       </w:r>
     </w:p>
     <w:bookmarkEnd w:id="28"/>
-    <w:bookmarkStart w:id="29" w:name="software-engineer-4"/>
-    <w:p>
-      <w:pPr>
-        <w:pStyle w:val="Heading3"/>
-      </w:pPr>
-      <w:r>
-        <w:t xml:space="preserve">Software Engineer</w:t>
-      </w:r>
-    </w:p>
-    <w:p>
-      <w:pPr>
-        <w:pStyle w:val="FirstParagraph"/>
-      </w:pPr>
-      <w:r>
-        <w:rPr>
-          <w:bCs/>
-          <w:b/>
-        </w:rPr>
-        <w:t xml:space="preserve">Wincor Nixdorf, Lisbon, Portugal</w:t>
-      </w:r>
-      <w:r>
-        <w:br/>
-      </w:r>
-      <w:r>
-        <w:rPr>
-          <w:bCs/>
-          <w:b/>
-        </w:rPr>
-        <w:t xml:space="preserve">Aug 2008 – Jul 2013</w:t>
-      </w:r>
-    </w:p>
-    <w:p>
-      <w:pPr>
-        <w:numPr>
-          <w:ilvl w:val="0"/>
-          <w:numId w:val="1009"/>
-        </w:numPr>
-        <w:pStyle w:val="Compact"/>
-      </w:pPr>
-      <w:r>
-        <w:t xml:space="preserve">Developed retail web application; designed and built a fiscal library component ensuring legal compliance and certification support</w:t>
-      </w:r>
-    </w:p>
-    <w:p>
-      <w:pPr>
-        <w:numPr>
-          <w:ilvl w:val="0"/>
-          <w:numId w:val="1009"/>
-        </w:numPr>
-        <w:pStyle w:val="Compact"/>
-      </w:pPr>
-      <w:r>
-        <w:t xml:space="preserve">Handled international roll-out, support, and maintenance; developed a mobile &amp; automated checkout solution for a Portuguese retailer</w:t>
-      </w:r>
-    </w:p>
-    <w:p>
-      <w:pPr>
-        <w:pStyle w:val="FirstParagraph"/>
-      </w:pPr>
-      <w:r>
-        <w:rPr>
-          <w:bCs/>
-          <w:b/>
-        </w:rPr>
-        <w:t xml:space="preserve">Technologies &amp; Methodologies</w:t>
-      </w:r>
-      <w:r>
-        <w:t xml:space="preserve">: Java, Spring MVC, JPA/Hibernate, C, C#, JavaScript, PostgreSQL, MS SQL Server, Derby, Linux, Bash, UML, TDD, JUnit.</w:t>
-      </w:r>
-    </w:p>
     <w:bookmarkEnd w:id="29"/>
-    <w:bookmarkStart w:id="30" w:name="early-career"/>
-    <w:p>
-      <w:pPr>
-        <w:pStyle w:val="Heading3"/>
-      </w:pPr>
-      <w:r>
-        <w:t xml:space="preserve">Early Career</w:t>
-      </w:r>
-    </w:p>
-    <w:p>
-      <w:pPr>
-        <w:pStyle w:val="FirstParagraph"/>
-      </w:pPr>
-      <w:r>
-        <w:rPr>
-          <w:bCs/>
-          <w:b/>
-        </w:rPr>
-        <w:t xml:space="preserve">Various companies, Portugal &amp; Ireland</w:t>
-      </w:r>
-      <w:r>
-        <w:br/>
-      </w:r>
-      <w:r>
-        <w:rPr>
-          <w:bCs/>
-          <w:b/>
-        </w:rPr>
-        <w:t xml:space="preserve">Jan 2004 – Aug 2008</w:t>
-      </w:r>
-    </w:p>
-    <w:p>
-      <w:pPr>
-        <w:numPr>
-          <w:ilvl w:val="0"/>
-          <w:numId w:val="1010"/>
-        </w:numPr>
-        <w:pStyle w:val="Compact"/>
-      </w:pPr>
-      <w:r>
-        <w:t xml:space="preserve">EID S.A. (2007–2008): Implemented GUI Management Console for routing tables in an MMHS infrastructure (Java, Swing, UML, TDD)</w:t>
-      </w:r>
-    </w:p>
-    <w:p>
-      <w:pPr>
-        <w:numPr>
-          <w:ilvl w:val="0"/>
-          <w:numId w:val="1010"/>
-        </w:numPr>
-        <w:pStyle w:val="Compact"/>
-      </w:pPr>
-      <w:r>
-        <w:t xml:space="preserve">AXA Insurances (2006–2007): Developed call-centre script-guide software and maintained organizational process solutions (VB6, C#, SQL, Oracle)</w:t>
-      </w:r>
-    </w:p>
-    <w:p>
-      <w:pPr>
-        <w:numPr>
-          <w:ilvl w:val="0"/>
-          <w:numId w:val="1010"/>
-        </w:numPr>
-        <w:pStyle w:val="Compact"/>
-      </w:pPr>
-      <w:r>
-        <w:t xml:space="preserve">Care4IT (2004–2006): Analyzed, designed, and implemented healthcare management solutions (Java, Swing, SQL)</w:t>
-      </w:r>
-    </w:p>
-    <w:p>
-      <w:pPr>
-        <w:numPr>
-          <w:ilvl w:val="0"/>
-          <w:numId w:val="1010"/>
-        </w:numPr>
-        <w:pStyle w:val="Compact"/>
-      </w:pPr>
-      <w:r>
-        <w:t xml:space="preserve">Sival, Quality Engineer internship (2004): Implemented Statistical Process Control on production processes (SPC, control charts, multivariate analysis)</w:t>
-      </w:r>
-    </w:p>
-    <w:bookmarkEnd w:id="30"/>
-    <w:bookmarkEnd w:id="31"/>
-    <w:bookmarkStart w:id="35" w:name="educational-qualifications"/>
-    <w:p>
-      <w:pPr>
-        <w:pStyle w:val="Heading2"/>
-      </w:pPr>
-      <w:r>
-        <w:t xml:space="preserve">Educational Qualifications</w:t>
-      </w:r>
-    </w:p>
-    <w:bookmarkStart w:id="32" w:name="Xde301ecfa47d723287a1102a6124196d1d6424e"/>
-    <w:p>
-      <w:pPr>
-        <w:pStyle w:val="Heading3"/>
-      </w:pPr>
-      <w:r>
-        <w:t xml:space="preserve">Higher Diploma in Data Science and Analytics</w:t>
-      </w:r>
-    </w:p>
-    <w:p>
-      <w:pPr>
-        <w:pStyle w:val="FirstParagraph"/>
-      </w:pPr>
-      <w:r>
-        <w:rPr>
-          <w:bCs/>
-          <w:b/>
-        </w:rPr>
-        <w:t xml:space="preserve">Cork Institute of Technology (Munster Technological University)</w:t>
-      </w:r>
-      <w:r>
-        <w:t xml:space="preserve"> </w:t>
-      </w:r>
-      <w:r>
-        <w:rPr>
-          <w:bCs/>
-          <w:b/>
-        </w:rPr>
-        <w:t xml:space="preserve">Feb 2017 – Dec 2018</w:t>
-      </w:r>
-    </w:p>
-    <w:p>
-      <w:pPr>
-        <w:pStyle w:val="BodyText"/>
-      </w:pPr>
-      <w:r>
-        <w:t xml:space="preserve">Subjects: Statistics &amp; Mathematics, Computer Science and Data Science, Time Series, Multivariate Analysis, Data Mining &amp; Knowledge Discovery, Data Visualization, Machine Learning, Deep Learning.</w:t>
-      </w:r>
-    </w:p>
-    <w:bookmarkEnd w:id="32"/>
-    <w:bookmarkStart w:id="33" w:name="post-graduate-studies-in-lean-management"/>
-    <w:p>
-      <w:pPr>
-        <w:pStyle w:val="Heading3"/>
-      </w:pPr>
-      <w:r>
-        <w:t xml:space="preserve">Post-Graduate Studies in Lean Management</w:t>
-      </w:r>
-    </w:p>
-    <w:p>
-      <w:pPr>
-        <w:pStyle w:val="FirstParagraph"/>
-      </w:pPr>
-      <w:r>
-        <w:rPr>
-          <w:bCs/>
-          <w:b/>
-        </w:rPr>
-        <w:t xml:space="preserve">NOVA School of Science and Technology, NOVA University Lisbon</w:t>
-      </w:r>
-      <w:r>
-        <w:br/>
-      </w:r>
-      <w:r>
-        <w:rPr>
-          <w:bCs/>
-          <w:b/>
-        </w:rPr>
-        <w:t xml:space="preserve">Oct 2008 – Jul 2009</w:t>
-      </w:r>
-    </w:p>
-    <w:p>
-      <w:pPr>
-        <w:pStyle w:val="BodyText"/>
-      </w:pPr>
-      <w:r>
-        <w:t xml:space="preserve">Subjects: Lean Thinking, Value Stream Mapping, TPM, SMED, JIT Systems, Six-Sigma, Kaizen Events, Lean Supply Chain Management.</w:t>
-      </w:r>
-    </w:p>
-    <w:bookmarkEnd w:id="33"/>
-    <w:bookmarkStart w:id="34" w:name="industrial-engineering-university-degree"/>
-    <w:p>
-      <w:pPr>
-        <w:pStyle w:val="Heading3"/>
-      </w:pPr>
-      <w:r>
-        <w:t xml:space="preserve">Industrial Engineering University Degree</w:t>
-      </w:r>
-    </w:p>
-    <w:p>
-      <w:pPr>
-        <w:pStyle w:val="FirstParagraph"/>
-      </w:pPr>
-      <w:r>
-        <w:rPr>
-          <w:bCs/>
-          <w:b/>
-        </w:rPr>
-        <w:t xml:space="preserve">NOVA School of Science and Technology, NOVA University Lisbon</w:t>
-      </w:r>
-      <w:r>
-        <w:br/>
-      </w:r>
-      <w:r>
-        <w:rPr>
-          <w:bCs/>
-          <w:b/>
-        </w:rPr>
-        <w:t xml:space="preserve">Sep 1996 – Dec 2004</w:t>
-      </w:r>
-    </w:p>
-    <w:p>
-      <w:pPr>
-        <w:pStyle w:val="BodyText"/>
-      </w:pPr>
-      <w:r>
-        <w:t xml:space="preserve">Subjects: Production Management, Industrial Logistics, Quality Engineering, Ergonomics, IT, Industrial Automation, Computer Aided Production and Manufacturing Technology.</w:t>
-      </w:r>
-    </w:p>
-    <w:bookmarkEnd w:id="34"/>
-    <w:bookmarkEnd w:id="35"/>
-    <w:bookmarkStart w:id="36" w:name="references"/>
-    <w:p>
-      <w:pPr>
-        <w:pStyle w:val="Heading2"/>
-      </w:pPr>
-      <w:r>
-        <w:t xml:space="preserve">References</w:t>
-      </w:r>
-    </w:p>
-    <w:p>
-      <w:pPr>
-        <w:pStyle w:val="FirstParagraph"/>
-      </w:pPr>
-      <w:r>
-        <w:t xml:space="preserve">References available on request.</w:t>
-      </w:r>
-    </w:p>
-    <w:bookmarkEnd w:id="36"/>
-    <w:bookmarkEnd w:id="37"/>
     <w:sectPr>
       <w:pgMar w:bottom="1080" w:left="1080" w:right="1080" w:top="1080"/>
     </w:sectPr>
@@ -1245,6 +1053,12 @@
     <w:abstractNumId w:val="991"/>
   </w:num>
   <w:num w:numId="1010">
+    <w:abstractNumId w:val="991"/>
+  </w:num>
+  <w:num w:numId="1011">
+    <w:abstractNumId w:val="991"/>
+  </w:num>
+  <w:num w:numId="1012">
     <w:abstractNumId w:val="991"/>
   </w:num>
 </w:numbering>

--- a/cv-jmpvr.docx
+++ b/cv-jmpvr.docx
@@ -2,7 +2,7 @@
 <file path=word/document.xml><?xml version="1.0" encoding="utf-8"?>
 <w:document xmlns:w="http://schemas.openxmlformats.org/wordprocessingml/2006/main" xmlns:m="http://schemas.openxmlformats.org/officeDocument/2006/math" xmlns:r="http://schemas.openxmlformats.org/officeDocument/2006/relationships" xmlns:o="urn:schemas-microsoft-com:office:office" xmlns:v="urn:schemas-microsoft-com:vml" xmlns:w10="urn:schemas-microsoft-com:office:word" xmlns:a="http://schemas.openxmlformats.org/drawingml/2006/main" xmlns:pic="http://schemas.openxmlformats.org/drawingml/2006/picture" xmlns:wp="http://schemas.openxmlformats.org/drawingml/2006/wordprocessingDrawing">
   <w:body>
-    <w:bookmarkStart w:id="20" w:name="curriculum-vitae"/>
+    <w:bookmarkStart w:id="29" w:name="curriculum-vitae"/>
     <w:p>
       <w:pPr>
         <w:pStyle w:val="Heading1"/>
@@ -11,11 +11,10 @@
         <w:t xml:space="preserve">Curriculum Vitae</w:t>
       </w:r>
     </w:p>
-    <w:bookmarkEnd w:id="20"/>
-    <w:bookmarkStart w:id="29" w:name="joão-rua"/>
-    <w:p>
-      <w:pPr>
-        <w:pStyle w:val="Heading1"/>
+    <w:bookmarkStart w:id="20" w:name="joão-rua"/>
+    <w:p>
+      <w:pPr>
+        <w:pStyle w:val="Heading2"/>
       </w:pPr>
       <w:r>
         <w:t xml:space="preserve">João Rua</w:t>
@@ -23,24 +22,12 @@
     </w:p>
     <w:p>
       <w:pPr>
-        <w:pStyle w:val="FirstParagraph"/>
-      </w:pPr>
-      <w:r>
-        <w:rPr>
-          <w:bCs/>
-          <w:b/>
-        </w:rPr>
-        <w:t xml:space="preserve">Contacto:</w:t>
-      </w:r>
-      <w:r>
-        <w:t xml:space="preserve"> </w:t>
-      </w:r>
-      <w:r>
-        <w:t xml:space="preserve">-</w:t>
-      </w:r>
-      <w:r>
-        <w:t xml:space="preserve"> </w:t>
-      </w:r>
+        <w:numPr>
+          <w:ilvl w:val="0"/>
+          <w:numId w:val="1001"/>
+        </w:numPr>
+        <w:pStyle w:val="Compact"/>
+      </w:pPr>
       <w:r>
         <w:rPr>
           <w:bCs/>
@@ -54,15 +41,15 @@
       <w:r>
         <w:t xml:space="preserve">935080876</w:t>
       </w:r>
-      <w:r>
-        <w:t xml:space="preserve"> </w:t>
-      </w:r>
-      <w:r>
-        <w:t xml:space="preserve">-</w:t>
-      </w:r>
-      <w:r>
-        <w:t xml:space="preserve"> </w:t>
-      </w:r>
+    </w:p>
+    <w:p>
+      <w:pPr>
+        <w:numPr>
+          <w:ilvl w:val="0"/>
+          <w:numId w:val="1001"/>
+        </w:numPr>
+        <w:pStyle w:val="Compact"/>
+      </w:pPr>
       <w:r>
         <w:rPr>
           <w:bCs/>
@@ -76,15 +63,15 @@
       <w:r>
         <w:t xml:space="preserve">Jviegasrua10@gmail.com</w:t>
       </w:r>
-      <w:r>
-        <w:t xml:space="preserve"> </w:t>
-      </w:r>
-      <w:r>
-        <w:t xml:space="preserve">-</w:t>
-      </w:r>
-      <w:r>
-        <w:t xml:space="preserve"> </w:t>
-      </w:r>
+    </w:p>
+    <w:p>
+      <w:pPr>
+        <w:numPr>
+          <w:ilvl w:val="0"/>
+          <w:numId w:val="1001"/>
+        </w:numPr>
+        <w:pStyle w:val="Compact"/>
+      </w:pPr>
       <w:r>
         <w:rPr>
           <w:bCs/>
@@ -98,15 +85,15 @@
       <w:r>
         <w:t xml:space="preserve">11/08/2004</w:t>
       </w:r>
-      <w:r>
-        <w:t xml:space="preserve"> </w:t>
-      </w:r>
-      <w:r>
-        <w:t xml:space="preserve">-</w:t>
-      </w:r>
-      <w:r>
-        <w:t xml:space="preserve"> </w:t>
-      </w:r>
+    </w:p>
+    <w:p>
+      <w:pPr>
+        <w:numPr>
+          <w:ilvl w:val="0"/>
+          <w:numId w:val="1001"/>
+        </w:numPr>
+        <w:pStyle w:val="Compact"/>
+      </w:pPr>
       <w:r>
         <w:rPr>
           <w:bCs/>
@@ -128,6 +115,7 @@
         </w:pict>
       </w:r>
     </w:p>
+    <w:bookmarkEnd w:id="20"/>
     <w:bookmarkStart w:id="21" w:name="formação-académica"/>
     <w:p>
       <w:pPr>
@@ -141,7 +129,7 @@
       <w:pPr>
         <w:numPr>
           <w:ilvl w:val="0"/>
-          <w:numId w:val="1001"/>
+          <w:numId w:val="1002"/>
         </w:numPr>
         <w:pStyle w:val="Compact"/>
       </w:pPr>
@@ -163,7 +151,7 @@
       <w:pPr>
         <w:numPr>
           <w:ilvl w:val="1"/>
-          <w:numId w:val="1002"/>
+          <w:numId w:val="1003"/>
         </w:numPr>
         <w:pStyle w:val="Compact"/>
       </w:pPr>
@@ -185,7 +173,7 @@
       <w:pPr>
         <w:numPr>
           <w:ilvl w:val="0"/>
-          <w:numId w:val="1001"/>
+          <w:numId w:val="1002"/>
         </w:numPr>
         <w:pStyle w:val="Compact"/>
       </w:pPr>
@@ -207,7 +195,7 @@
       <w:pPr>
         <w:numPr>
           <w:ilvl w:val="1"/>
-          <w:numId w:val="1003"/>
+          <w:numId w:val="1004"/>
         </w:numPr>
         <w:pStyle w:val="Compact"/>
       </w:pPr>
@@ -246,7 +234,7 @@
       <w:pPr>
         <w:numPr>
           <w:ilvl w:val="0"/>
-          <w:numId w:val="1004"/>
+          <w:numId w:val="1005"/>
         </w:numPr>
         <w:pStyle w:val="Compact"/>
       </w:pPr>
@@ -284,19 +272,19 @@
       <w:pPr>
         <w:numPr>
           <w:ilvl w:val="1"/>
+          <w:numId w:val="1006"/>
+        </w:numPr>
+        <w:pStyle w:val="Compact"/>
+      </w:pPr>
+      <w:r>
+        <w:t xml:space="preserve">Atuação no Departamento de Imobiliário.</w:t>
+      </w:r>
+    </w:p>
+    <w:p>
+      <w:pPr>
+        <w:numPr>
+          <w:ilvl w:val="0"/>
           <w:numId w:val="1005"/>
-        </w:numPr>
-        <w:pStyle w:val="Compact"/>
-      </w:pPr>
-      <w:r>
-        <w:t xml:space="preserve">Atuação no Departamento de Imobiliário.</w:t>
-      </w:r>
-    </w:p>
-    <w:p>
-      <w:pPr>
-        <w:numPr>
-          <w:ilvl w:val="0"/>
-          <w:numId w:val="1004"/>
         </w:numPr>
         <w:pStyle w:val="Compact"/>
       </w:pPr>
@@ -328,7 +316,7 @@
       <w:pPr>
         <w:numPr>
           <w:ilvl w:val="1"/>
-          <w:numId w:val="1006"/>
+          <w:numId w:val="1007"/>
         </w:numPr>
         <w:pStyle w:val="Compact"/>
       </w:pPr>
@@ -357,7 +345,7 @@
       <w:pPr>
         <w:numPr>
           <w:ilvl w:val="0"/>
-          <w:numId w:val="1007"/>
+          <w:numId w:val="1008"/>
         </w:numPr>
         <w:pStyle w:val="Compact"/>
       </w:pPr>
@@ -369,7 +357,7 @@
       <w:pPr>
         <w:numPr>
           <w:ilvl w:val="0"/>
-          <w:numId w:val="1007"/>
+          <w:numId w:val="1008"/>
         </w:numPr>
         <w:pStyle w:val="Compact"/>
       </w:pPr>
@@ -381,7 +369,7 @@
       <w:pPr>
         <w:numPr>
           <w:ilvl w:val="0"/>
-          <w:numId w:val="1007"/>
+          <w:numId w:val="1008"/>
         </w:numPr>
         <w:pStyle w:val="Compact"/>
       </w:pPr>
@@ -393,7 +381,7 @@
       <w:pPr>
         <w:numPr>
           <w:ilvl w:val="0"/>
-          <w:numId w:val="1007"/>
+          <w:numId w:val="1008"/>
         </w:numPr>
         <w:pStyle w:val="Compact"/>
       </w:pPr>
@@ -432,7 +420,7 @@
       <w:pPr>
         <w:numPr>
           <w:ilvl w:val="0"/>
-          <w:numId w:val="1008"/>
+          <w:numId w:val="1009"/>
         </w:numPr>
         <w:pStyle w:val="Compact"/>
       </w:pPr>
@@ -444,7 +432,7 @@
       <w:pPr>
         <w:numPr>
           <w:ilvl w:val="0"/>
-          <w:numId w:val="1008"/>
+          <w:numId w:val="1009"/>
         </w:numPr>
         <w:pStyle w:val="Compact"/>
       </w:pPr>
@@ -456,7 +444,7 @@
       <w:pPr>
         <w:numPr>
           <w:ilvl w:val="0"/>
-          <w:numId w:val="1008"/>
+          <w:numId w:val="1009"/>
         </w:numPr>
         <w:pStyle w:val="Compact"/>
       </w:pPr>
@@ -485,7 +473,7 @@
       <w:pPr>
         <w:numPr>
           <w:ilvl w:val="0"/>
-          <w:numId w:val="1009"/>
+          <w:numId w:val="1010"/>
         </w:numPr>
         <w:pStyle w:val="Compact"/>
       </w:pPr>
@@ -497,7 +485,7 @@
       <w:pPr>
         <w:numPr>
           <w:ilvl w:val="0"/>
-          <w:numId w:val="1009"/>
+          <w:numId w:val="1010"/>
         </w:numPr>
         <w:pStyle w:val="Compact"/>
       </w:pPr>
@@ -509,7 +497,7 @@
       <w:pPr>
         <w:numPr>
           <w:ilvl w:val="0"/>
-          <w:numId w:val="1009"/>
+          <w:numId w:val="1010"/>
         </w:numPr>
         <w:pStyle w:val="Compact"/>
       </w:pPr>
@@ -521,7 +509,7 @@
       <w:pPr>
         <w:numPr>
           <w:ilvl w:val="0"/>
-          <w:numId w:val="1009"/>
+          <w:numId w:val="1010"/>
         </w:numPr>
         <w:pStyle w:val="Compact"/>
       </w:pPr>
@@ -533,7 +521,7 @@
       <w:pPr>
         <w:numPr>
           <w:ilvl w:val="0"/>
-          <w:numId w:val="1009"/>
+          <w:numId w:val="1010"/>
         </w:numPr>
         <w:pStyle w:val="Compact"/>
       </w:pPr>
@@ -545,7 +533,7 @@
       <w:pPr>
         <w:numPr>
           <w:ilvl w:val="0"/>
-          <w:numId w:val="1009"/>
+          <w:numId w:val="1010"/>
         </w:numPr>
         <w:pStyle w:val="Compact"/>
       </w:pPr>
@@ -557,7 +545,7 @@
       <w:pPr>
         <w:numPr>
           <w:ilvl w:val="0"/>
-          <w:numId w:val="1009"/>
+          <w:numId w:val="1010"/>
         </w:numPr>
         <w:pStyle w:val="Compact"/>
       </w:pPr>
@@ -569,7 +557,7 @@
       <w:pPr>
         <w:numPr>
           <w:ilvl w:val="0"/>
-          <w:numId w:val="1009"/>
+          <w:numId w:val="1010"/>
         </w:numPr>
         <w:pStyle w:val="Compact"/>
       </w:pPr>
@@ -598,7 +586,7 @@
       <w:pPr>
         <w:numPr>
           <w:ilvl w:val="0"/>
-          <w:numId w:val="1010"/>
+          <w:numId w:val="1011"/>
         </w:numPr>
         <w:pStyle w:val="Compact"/>
       </w:pPr>
@@ -620,7 +608,7 @@
       <w:pPr>
         <w:numPr>
           <w:ilvl w:val="0"/>
-          <w:numId w:val="1010"/>
+          <w:numId w:val="1011"/>
         </w:numPr>
         <w:pStyle w:val="Compact"/>
       </w:pPr>
@@ -642,7 +630,7 @@
       <w:pPr>
         <w:numPr>
           <w:ilvl w:val="0"/>
-          <w:numId w:val="1010"/>
+          <w:numId w:val="1011"/>
         </w:numPr>
         <w:pStyle w:val="Compact"/>
       </w:pPr>
@@ -664,7 +652,7 @@
       <w:pPr>
         <w:numPr>
           <w:ilvl w:val="0"/>
-          <w:numId w:val="1010"/>
+          <w:numId w:val="1011"/>
         </w:numPr>
         <w:pStyle w:val="Compact"/>
       </w:pPr>
@@ -703,7 +691,7 @@
       <w:pPr>
         <w:numPr>
           <w:ilvl w:val="0"/>
-          <w:numId w:val="1011"/>
+          <w:numId w:val="1012"/>
         </w:numPr>
         <w:pStyle w:val="Compact"/>
       </w:pPr>
@@ -715,7 +703,7 @@
       <w:pPr>
         <w:numPr>
           <w:ilvl w:val="0"/>
-          <w:numId w:val="1011"/>
+          <w:numId w:val="1012"/>
         </w:numPr>
         <w:pStyle w:val="Compact"/>
       </w:pPr>
@@ -727,7 +715,7 @@
       <w:pPr>
         <w:numPr>
           <w:ilvl w:val="0"/>
-          <w:numId w:val="1011"/>
+          <w:numId w:val="1012"/>
         </w:numPr>
         <w:pStyle w:val="Compact"/>
       </w:pPr>
@@ -739,7 +727,7 @@
       <w:pPr>
         <w:numPr>
           <w:ilvl w:val="0"/>
-          <w:numId w:val="1011"/>
+          <w:numId w:val="1012"/>
         </w:numPr>
         <w:pStyle w:val="Compact"/>
       </w:pPr>
@@ -751,7 +739,7 @@
       <w:pPr>
         <w:numPr>
           <w:ilvl w:val="0"/>
-          <w:numId w:val="1011"/>
+          <w:numId w:val="1012"/>
         </w:numPr>
         <w:pStyle w:val="Compact"/>
       </w:pPr>
@@ -780,7 +768,7 @@
       <w:pPr>
         <w:numPr>
           <w:ilvl w:val="0"/>
-          <w:numId w:val="1012"/>
+          <w:numId w:val="1013"/>
         </w:numPr>
         <w:pStyle w:val="Compact"/>
       </w:pPr>
@@ -792,7 +780,7 @@
       <w:pPr>
         <w:numPr>
           <w:ilvl w:val="0"/>
-          <w:numId w:val="1012"/>
+          <w:numId w:val="1013"/>
         </w:numPr>
         <w:pStyle w:val="Compact"/>
       </w:pPr>
@@ -804,7 +792,7 @@
       <w:pPr>
         <w:numPr>
           <w:ilvl w:val="0"/>
-          <w:numId w:val="1012"/>
+          <w:numId w:val="1013"/>
         </w:numPr>
         <w:pStyle w:val="Compact"/>
       </w:pPr>
@@ -816,7 +804,7 @@
       <w:pPr>
         <w:numPr>
           <w:ilvl w:val="0"/>
-          <w:numId w:val="1012"/>
+          <w:numId w:val="1013"/>
         </w:numPr>
         <w:pStyle w:val="Compact"/>
       </w:pPr>
@@ -828,7 +816,7 @@
       <w:pPr>
         <w:numPr>
           <w:ilvl w:val="0"/>
-          <w:numId w:val="1012"/>
+          <w:numId w:val="1013"/>
         </w:numPr>
         <w:pStyle w:val="Compact"/>
       </w:pPr>
@@ -1059,6 +1047,9 @@
     <w:abstractNumId w:val="991"/>
   </w:num>
   <w:num w:numId="1012">
+    <w:abstractNumId w:val="991"/>
+  </w:num>
+  <w:num w:numId="1013">
     <w:abstractNumId w:val="991"/>
   </w:num>
 </w:numbering>

--- a/cv-jmpvr.docx
+++ b/cv-jmpvr.docx
@@ -2,6 +2,56 @@
 <file path=word/document.xml><?xml version="1.0" encoding="utf-8"?>
 <w:document xmlns:w="http://schemas.openxmlformats.org/wordprocessingml/2006/main" xmlns:m="http://schemas.openxmlformats.org/officeDocument/2006/math" xmlns:r="http://schemas.openxmlformats.org/officeDocument/2006/relationships" xmlns:o="urn:schemas-microsoft-com:office:office" xmlns:v="urn:schemas-microsoft-com:vml" xmlns:w10="urn:schemas-microsoft-com:office:word" xmlns:a="http://schemas.openxmlformats.org/drawingml/2006/main" xmlns:pic="http://schemas.openxmlformats.org/drawingml/2006/picture" xmlns:wp="http://schemas.openxmlformats.org/drawingml/2006/wordprocessingDrawing">
   <w:body>
+    <w:p>
+      <w:pPr>
+        <w:pStyle w:val="SourceCode"/>
+      </w:pPr>
+      <w:r>
+        <w:rPr>
+          <w:rStyle w:val="FunctionTok"/>
+        </w:rPr>
+        <w:t xml:space="preserve">geometry</w:t>
+      </w:r>
+      <w:r>
+        <w:rPr>
+          <w:rStyle w:val="KeywordTok"/>
+        </w:rPr>
+        <w:t xml:space="preserve">:</w:t>
+      </w:r>
+      <w:r>
+        <w:rPr>
+          <w:rStyle w:val="AttributeTok"/>
+        </w:rPr>
+        <w:t xml:space="preserve"> </w:t>
+      </w:r>
+      <w:r>
+        <w:rPr>
+          <w:rStyle w:val="StringTok"/>
+        </w:rPr>
+        <w:t xml:space="preserve">"top=0.75in,bottom=0.75in,left=0.75in,right=0.75in"</w:t>
+      </w:r>
+      <w:r>
+        <w:br/>
+      </w:r>
+      <w:r>
+        <w:rPr>
+          <w:rStyle w:val="FunctionTok"/>
+        </w:rPr>
+        <w:t xml:space="preserve">fontsize</w:t>
+      </w:r>
+      <w:r>
+        <w:rPr>
+          <w:rStyle w:val="KeywordTok"/>
+        </w:rPr>
+        <w:t xml:space="preserve">:</w:t>
+      </w:r>
+      <w:r>
+        <w:rPr>
+          <w:rStyle w:val="AttributeTok"/>
+        </w:rPr>
+        <w:t xml:space="preserve"> 10pt</w:t>
+      </w:r>
+    </w:p>
     <w:bookmarkStart w:id="29" w:name="curriculum-vitae"/>
     <w:p>
       <w:pPr>
@@ -61,7 +111,7 @@
         <w:t xml:space="preserve"> </w:t>
       </w:r>
       <w:r>
-        <w:t xml:space="preserve">Jviegasrua10@gmail.com</w:t>
+        <w:t xml:space="preserve">jviegasrua10@gmail.com</w:t>
       </w:r>
     </w:p>
     <w:p>
@@ -108,13 +158,6 @@
         <w:t xml:space="preserve">Rua Manuel Marques, Lisboa</w:t>
       </w:r>
     </w:p>
-    <w:p>
-      <w:r>
-        <w:pict>
-          <v:rect style="width:0;height:1.5pt" o:hralign="center" o:hrstd="t" o:hr="t"/>
-        </w:pict>
-      </w:r>
-    </w:p>
     <w:bookmarkEnd w:id="20"/>
     <w:bookmarkStart w:id="21" w:name="formação-académica"/>
     <w:p>
@@ -213,13 +256,6 @@
         <w:t xml:space="preserve">18,6</w:t>
       </w:r>
     </w:p>
-    <w:p>
-      <w:r>
-        <w:pict>
-          <v:rect style="width:0;height:1.5pt" o:hralign="center" o:hrstd="t" o:hr="t"/>
-        </w:pict>
-      </w:r>
-    </w:p>
     <w:bookmarkEnd w:id="21"/>
     <w:bookmarkStart w:id="22" w:name="experiência-profissional"/>
     <w:p>
@@ -324,13 +360,6 @@
         <w:t xml:space="preserve">Experiência prática em funções notariais e Direito da Família e das Sucessões.</w:t>
       </w:r>
     </w:p>
-    <w:p>
-      <w:r>
-        <w:pict>
-          <v:rect style="width:0;height:1.5pt" o:hralign="center" o:hrstd="t" o:hr="t"/>
-        </w:pict>
-      </w:r>
-    </w:p>
     <w:bookmarkEnd w:id="22"/>
     <w:bookmarkStart w:id="23" w:name="certificações-e-formação-complementar"/>
     <w:p>
@@ -399,13 +428,6 @@
         <w:t xml:space="preserve">— Cambridge Certificate in Advanced English (C1)</w:t>
       </w:r>
     </w:p>
-    <w:p>
-      <w:r>
-        <w:pict>
-          <v:rect style="width:0;height:1.5pt" o:hralign="center" o:hrstd="t" o:hr="t"/>
-        </w:pict>
-      </w:r>
-    </w:p>
     <w:bookmarkEnd w:id="23"/>
     <w:bookmarkStart w:id="24" w:name="moot-courts"/>
     <w:p>
@@ -452,13 +474,6 @@
         <w:t xml:space="preserve">Moot Court de Direito Internacional Público e IA</w:t>
       </w:r>
     </w:p>
-    <w:p>
-      <w:r>
-        <w:pict>
-          <v:rect style="width:0;height:1.5pt" o:hralign="center" o:hrstd="t" o:hr="t"/>
-        </w:pict>
-      </w:r>
-    </w:p>
     <w:bookmarkEnd w:id="24"/>
     <w:bookmarkStart w:id="25" w:name="competências"/>
     <w:p>
@@ -478,7 +493,7 @@
         <w:pStyle w:val="Compact"/>
       </w:pPr>
       <w:r>
-        <w:t xml:space="preserve">Atenção aos detalhes</w:t>
+        <w:t xml:space="preserve">Direitos Reais</w:t>
       </w:r>
     </w:p>
     <w:p>
@@ -490,7 +505,7 @@
         <w:pStyle w:val="Compact"/>
       </w:pPr>
       <w:r>
-        <w:t xml:space="preserve">Direitos Reais</w:t>
+        <w:t xml:space="preserve">Arrendamento Urbano</w:t>
       </w:r>
     </w:p>
     <w:p>
@@ -502,7 +517,7 @@
         <w:pStyle w:val="Compact"/>
       </w:pPr>
       <w:r>
-        <w:t xml:space="preserve">Arrendamento Urbano</w:t>
+        <w:t xml:space="preserve">Urbanismo</w:t>
       </w:r>
     </w:p>
     <w:p>
@@ -514,7 +529,7 @@
         <w:pStyle w:val="Compact"/>
       </w:pPr>
       <w:r>
-        <w:t xml:space="preserve">Urbanismo</w:t>
+        <w:t xml:space="preserve">Direito Administrativo</w:t>
       </w:r>
     </w:p>
     <w:p>
@@ -526,7 +541,7 @@
         <w:pStyle w:val="Compact"/>
       </w:pPr>
       <w:r>
-        <w:t xml:space="preserve">Direito Administrativo</w:t>
+        <w:t xml:space="preserve">Contratação Pública</w:t>
       </w:r>
     </w:p>
     <w:p>
@@ -538,7 +553,7 @@
         <w:pStyle w:val="Compact"/>
       </w:pPr>
       <w:r>
-        <w:t xml:space="preserve">Contratação Pública</w:t>
+        <w:t xml:space="preserve">Direito das Sucessões</w:t>
       </w:r>
     </w:p>
     <w:p>
@@ -550,26 +565,7 @@
         <w:pStyle w:val="Compact"/>
       </w:pPr>
       <w:r>
-        <w:t xml:space="preserve">Direito das Sucessões</w:t>
-      </w:r>
-    </w:p>
-    <w:p>
-      <w:pPr>
-        <w:numPr>
-          <w:ilvl w:val="0"/>
-          <w:numId w:val="1010"/>
-        </w:numPr>
-        <w:pStyle w:val="Compact"/>
-      </w:pPr>
-      <w:r>
         <w:t xml:space="preserve">Direito Laboral</w:t>
-      </w:r>
-    </w:p>
-    <w:p>
-      <w:r>
-        <w:pict>
-          <v:rect style="width:0;height:1.5pt" o:hralign="center" o:hrstd="t" o:hr="t"/>
-        </w:pict>
       </w:r>
     </w:p>
     <w:bookmarkEnd w:id="25"/>
@@ -670,13 +666,6 @@
         <w:t xml:space="preserve">A2</w:t>
       </w:r>
     </w:p>
-    <w:p>
-      <w:r>
-        <w:pict>
-          <v:rect style="width:0;height:1.5pt" o:hralign="center" o:hrstd="t" o:hr="t"/>
-        </w:pict>
-      </w:r>
-    </w:p>
     <w:bookmarkEnd w:id="26"/>
     <w:bookmarkStart w:id="27" w:name="interesses"/>
     <w:p>
@@ -745,13 +734,6 @@
       </w:pPr>
       <w:r>
         <w:t xml:space="preserve">Viajar (24 países visitados)</w:t>
-      </w:r>
-    </w:p>
-    <w:p>
-      <w:r>
-        <w:pict>
-          <v:rect style="width:0;height:1.5pt" o:hralign="center" o:hrstd="t" o:hr="t"/>
-        </w:pict>
       </w:r>
     </w:p>
     <w:bookmarkEnd w:id="27"/>

--- a/cv-jmpvr.docx
+++ b/cv-jmpvr.docx
@@ -2,56 +2,6 @@
 <file path=word/document.xml><?xml version="1.0" encoding="utf-8"?>
 <w:document xmlns:w="http://schemas.openxmlformats.org/wordprocessingml/2006/main" xmlns:m="http://schemas.openxmlformats.org/officeDocument/2006/math" xmlns:r="http://schemas.openxmlformats.org/officeDocument/2006/relationships" xmlns:o="urn:schemas-microsoft-com:office:office" xmlns:v="urn:schemas-microsoft-com:vml" xmlns:w10="urn:schemas-microsoft-com:office:word" xmlns:a="http://schemas.openxmlformats.org/drawingml/2006/main" xmlns:pic="http://schemas.openxmlformats.org/drawingml/2006/picture" xmlns:wp="http://schemas.openxmlformats.org/drawingml/2006/wordprocessingDrawing">
   <w:body>
-    <w:p>
-      <w:pPr>
-        <w:pStyle w:val="SourceCode"/>
-      </w:pPr>
-      <w:r>
-        <w:rPr>
-          <w:rStyle w:val="FunctionTok"/>
-        </w:rPr>
-        <w:t xml:space="preserve">geometry</w:t>
-      </w:r>
-      <w:r>
-        <w:rPr>
-          <w:rStyle w:val="KeywordTok"/>
-        </w:rPr>
-        <w:t xml:space="preserve">:</w:t>
-      </w:r>
-      <w:r>
-        <w:rPr>
-          <w:rStyle w:val="AttributeTok"/>
-        </w:rPr>
-        <w:t xml:space="preserve"> </w:t>
-      </w:r>
-      <w:r>
-        <w:rPr>
-          <w:rStyle w:val="StringTok"/>
-        </w:rPr>
-        <w:t xml:space="preserve">"top=0.75in,bottom=0.75in,left=0.75in,right=0.75in"</w:t>
-      </w:r>
-      <w:r>
-        <w:br/>
-      </w:r>
-      <w:r>
-        <w:rPr>
-          <w:rStyle w:val="FunctionTok"/>
-        </w:rPr>
-        <w:t xml:space="preserve">fontsize</w:t>
-      </w:r>
-      <w:r>
-        <w:rPr>
-          <w:rStyle w:val="KeywordTok"/>
-        </w:rPr>
-        <w:t xml:space="preserve">:</w:t>
-      </w:r>
-      <w:r>
-        <w:rPr>
-          <w:rStyle w:val="AttributeTok"/>
-        </w:rPr>
-        <w:t xml:space="preserve"> 10pt</w:t>
-      </w:r>
-    </w:p>
     <w:bookmarkStart w:id="29" w:name="curriculum-vitae"/>
     <w:p>
       <w:pPr>

--- a/cv-jmpvr.docx
+++ b/cv-jmpvr.docx
@@ -2,152 +2,74 @@
 <file path=word/document.xml><?xml version="1.0" encoding="utf-8"?>
 <w:document xmlns:w="http://schemas.openxmlformats.org/wordprocessingml/2006/main" xmlns:m="http://schemas.openxmlformats.org/officeDocument/2006/math" xmlns:r="http://schemas.openxmlformats.org/officeDocument/2006/relationships" xmlns:o="urn:schemas-microsoft-com:office:office" xmlns:v="urn:schemas-microsoft-com:vml" xmlns:w10="urn:schemas-microsoft-com:office:word" xmlns:a="http://schemas.openxmlformats.org/drawingml/2006/main" xmlns:pic="http://schemas.openxmlformats.org/drawingml/2006/picture" xmlns:wp="http://schemas.openxmlformats.org/drawingml/2006/wordprocessingDrawing">
   <w:body>
-    <w:bookmarkStart w:id="29" w:name="curriculum-vitae"/>
+    <w:bookmarkStart w:id="32" w:name="joão-rua"/>
     <w:p>
       <w:pPr>
         <w:pStyle w:val="Heading1"/>
       </w:pPr>
       <w:r>
-        <w:t xml:space="preserve">Curriculum Vitae</w:t>
-      </w:r>
-    </w:p>
-    <w:bookmarkStart w:id="20" w:name="joão-rua"/>
+        <w:t xml:space="preserve">João Rua</w:t>
+      </w:r>
+    </w:p>
+    <w:p>
+      <w:pPr>
+        <w:pStyle w:val="FirstParagraph"/>
+      </w:pPr>
+      <w:r>
+        <w:t xml:space="preserve">Telefone: 935080876 | E-mail: jviegasrua10@gmail.com | Data de Nascimento: 11/08/2004 | Localização: Rua Manuel Marques, Lisboa</w:t>
+      </w:r>
+    </w:p>
+    <w:p>
+      <w:r>
+        <w:pict>
+          <v:rect style="width:0;height:1.5pt" o:hralign="center" o:hrstd="t" o:hr="t"/>
+        </w:pict>
+      </w:r>
+    </w:p>
+    <w:bookmarkStart w:id="22" w:name="formação-académica"/>
     <w:p>
       <w:pPr>
         <w:pStyle w:val="Heading2"/>
       </w:pPr>
       <w:r>
-        <w:t xml:space="preserve">João Rua</w:t>
-      </w:r>
-    </w:p>
-    <w:p>
-      <w:pPr>
-        <w:numPr>
-          <w:ilvl w:val="0"/>
-          <w:numId w:val="1001"/>
-        </w:numPr>
-        <w:pStyle w:val="Compact"/>
+        <w:t xml:space="preserve">Formação Académica</w:t>
+      </w:r>
+    </w:p>
+    <w:bookmarkStart w:id="20" w:name="X9aef4e786cfdc10d820d84e5333924cd321c14c"/>
+    <w:p>
+      <w:pPr>
+        <w:pStyle w:val="Heading3"/>
+      </w:pPr>
+      <w:r>
+        <w:t xml:space="preserve">Licenciatura em Direito — Faculdade de Direito da Universidade de Lisboa</w:t>
+      </w:r>
+    </w:p>
+    <w:p>
+      <w:pPr>
+        <w:pStyle w:val="FirstParagraph"/>
       </w:pPr>
       <w:r>
         <w:rPr>
           <w:bCs/>
           <w:b/>
         </w:rPr>
-        <w:t xml:space="preserve">Telefone:</w:t>
+        <w:t xml:space="preserve">Período:</w:t>
       </w:r>
       <w:r>
         <w:t xml:space="preserve"> </w:t>
       </w:r>
       <w:r>
-        <w:t xml:space="preserve">935080876</w:t>
-      </w:r>
-    </w:p>
-    <w:p>
-      <w:pPr>
-        <w:numPr>
-          <w:ilvl w:val="0"/>
-          <w:numId w:val="1001"/>
-        </w:numPr>
-        <w:pStyle w:val="Compact"/>
-      </w:pPr>
-      <w:r>
-        <w:rPr>
-          <w:bCs/>
-          <w:b/>
-        </w:rPr>
-        <w:t xml:space="preserve">E-mail:</w:t>
+        <w:t xml:space="preserve">2022 – 2026</w:t>
+      </w:r>
+      <w:r>
+        <w:br/>
+      </w:r>
+      <w:r>
+        <w:t xml:space="preserve">-</w:t>
       </w:r>
       <w:r>
         <w:t xml:space="preserve"> </w:t>
       </w:r>
-      <w:r>
-        <w:t xml:space="preserve">jviegasrua10@gmail.com</w:t>
-      </w:r>
-    </w:p>
-    <w:p>
-      <w:pPr>
-        <w:numPr>
-          <w:ilvl w:val="0"/>
-          <w:numId w:val="1001"/>
-        </w:numPr>
-        <w:pStyle w:val="Compact"/>
-      </w:pPr>
-      <w:r>
-        <w:rPr>
-          <w:bCs/>
-          <w:b/>
-        </w:rPr>
-        <w:t xml:space="preserve">Data de Nascimento:</w:t>
-      </w:r>
-      <w:r>
-        <w:t xml:space="preserve"> </w:t>
-      </w:r>
-      <w:r>
-        <w:t xml:space="preserve">11/08/2004</w:t>
-      </w:r>
-    </w:p>
-    <w:p>
-      <w:pPr>
-        <w:numPr>
-          <w:ilvl w:val="0"/>
-          <w:numId w:val="1001"/>
-        </w:numPr>
-        <w:pStyle w:val="Compact"/>
-      </w:pPr>
-      <w:r>
-        <w:rPr>
-          <w:bCs/>
-          <w:b/>
-        </w:rPr>
-        <w:t xml:space="preserve">Localização:</w:t>
-      </w:r>
-      <w:r>
-        <w:t xml:space="preserve"> </w:t>
-      </w:r>
-      <w:r>
-        <w:t xml:space="preserve">Rua Manuel Marques, Lisboa</w:t>
-      </w:r>
-    </w:p>
-    <w:bookmarkEnd w:id="20"/>
-    <w:bookmarkStart w:id="21" w:name="formação-académica"/>
-    <w:p>
-      <w:pPr>
-        <w:pStyle w:val="Heading2"/>
-      </w:pPr>
-      <w:r>
-        <w:t xml:space="preserve">Formação Académica</w:t>
-      </w:r>
-    </w:p>
-    <w:p>
-      <w:pPr>
-        <w:numPr>
-          <w:ilvl w:val="0"/>
-          <w:numId w:val="1002"/>
-        </w:numPr>
-        <w:pStyle w:val="Compact"/>
-      </w:pPr>
-      <w:r>
-        <w:rPr>
-          <w:bCs/>
-          <w:b/>
-        </w:rPr>
-        <w:t xml:space="preserve">Licenciatura em Direito</w:t>
-      </w:r>
-      <w:r>
-        <w:t xml:space="preserve"> </w:t>
-      </w:r>
-      <w:r>
-        <w:t xml:space="preserve">— Faculdade de Direito da Universidade de Lisboa (2022–2026)</w:t>
-      </w:r>
-    </w:p>
-    <w:p>
-      <w:pPr>
-        <w:numPr>
-          <w:ilvl w:val="1"/>
-          <w:numId w:val="1003"/>
-        </w:numPr>
-        <w:pStyle w:val="Compact"/>
-      </w:pPr>
       <w:r>
         <w:rPr>
           <w:bCs/>
@@ -162,36 +84,42 @@
         <w:t xml:space="preserve">15,4</w:t>
       </w:r>
     </w:p>
-    <w:p>
-      <w:pPr>
-        <w:numPr>
-          <w:ilvl w:val="0"/>
-          <w:numId w:val="1002"/>
-        </w:numPr>
-        <w:pStyle w:val="Compact"/>
+    <w:bookmarkEnd w:id="20"/>
+    <w:bookmarkStart w:id="21" w:name="X69c4be17974ad9db2c506c841afaf59a9a69ca6"/>
+    <w:p>
+      <w:pPr>
+        <w:pStyle w:val="Heading3"/>
+      </w:pPr>
+      <w:r>
+        <w:t xml:space="preserve">Ensino Básico e Secundário — St. Peter’s International School</w:t>
+      </w:r>
+    </w:p>
+    <w:p>
+      <w:pPr>
+        <w:pStyle w:val="FirstParagraph"/>
       </w:pPr>
       <w:r>
         <w:rPr>
           <w:bCs/>
           <w:b/>
         </w:rPr>
-        <w:t xml:space="preserve">Ensino Básico e Secundário</w:t>
+        <w:t xml:space="preserve">Período:</w:t>
       </w:r>
       <w:r>
         <w:t xml:space="preserve"> </w:t>
       </w:r>
       <w:r>
-        <w:t xml:space="preserve">— St. Peter’s International School</w:t>
-      </w:r>
-    </w:p>
-    <w:p>
-      <w:pPr>
-        <w:numPr>
-          <w:ilvl w:val="1"/>
-          <w:numId w:val="1004"/>
-        </w:numPr>
-        <w:pStyle w:val="Compact"/>
-      </w:pPr>
+        <w:t xml:space="preserve">Concluído em 2022</w:t>
+      </w:r>
+      <w:r>
+        <w:br/>
+      </w:r>
+      <w:r>
+        <w:t xml:space="preserve">-</w:t>
+      </w:r>
+      <w:r>
+        <w:t xml:space="preserve"> </w:t>
+      </w:r>
       <w:r>
         <w:rPr>
           <w:bCs/>
@@ -206,8 +134,16 @@
         <w:t xml:space="preserve">18,6</w:t>
       </w:r>
     </w:p>
+    <w:p>
+      <w:r>
+        <w:pict>
+          <v:rect style="width:0;height:1.5pt" o:hralign="center" o:hrstd="t" o:hr="t"/>
+        </w:pict>
+      </w:r>
+    </w:p>
     <w:bookmarkEnd w:id="21"/>
-    <w:bookmarkStart w:id="22" w:name="experiência-profissional"/>
+    <w:bookmarkEnd w:id="22"/>
+    <w:bookmarkStart w:id="25" w:name="experiência-profissional"/>
     <w:p>
       <w:pPr>
         <w:pStyle w:val="Heading2"/>
@@ -216,102 +152,83 @@
         <w:t xml:space="preserve">Experiência Profissional</w:t>
       </w:r>
     </w:p>
-    <w:p>
-      <w:pPr>
-        <w:numPr>
-          <w:ilvl w:val="0"/>
-          <w:numId w:val="1005"/>
-        </w:numPr>
-        <w:pStyle w:val="Compact"/>
+    <w:bookmarkStart w:id="23" w:name="estagiário-de-verão-garrigues"/>
+    <w:p>
+      <w:pPr>
+        <w:pStyle w:val="Heading3"/>
+      </w:pPr>
+      <w:r>
+        <w:t xml:space="preserve">Estagiário de Verão — Garrigues</w:t>
+      </w:r>
+    </w:p>
+    <w:p>
+      <w:pPr>
+        <w:pStyle w:val="FirstParagraph"/>
       </w:pPr>
       <w:r>
         <w:rPr>
           <w:bCs/>
           <w:b/>
         </w:rPr>
-        <w:t xml:space="preserve">Estagiário de Verão</w:t>
+        <w:t xml:space="preserve">Período:</w:t>
       </w:r>
       <w:r>
         <w:t xml:space="preserve"> </w:t>
       </w:r>
       <w:r>
-        <w:t xml:space="preserve">—</w:t>
-      </w:r>
-      <w:r>
-        <w:t xml:space="preserve"> </w:t>
-      </w:r>
-      <w:r>
-        <w:rPr>
-          <w:iCs/>
-          <w:i/>
-        </w:rPr>
-        <w:t xml:space="preserve">Garrigues</w:t>
-      </w:r>
-      <w:r>
-        <w:t xml:space="preserve"> </w:t>
-      </w:r>
-      <w:r>
-        <w:t xml:space="preserve">(Julho 2025 – Agosto 2025)</w:t>
-      </w:r>
-    </w:p>
-    <w:p>
-      <w:pPr>
-        <w:numPr>
-          <w:ilvl w:val="1"/>
-          <w:numId w:val="1006"/>
-        </w:numPr>
-        <w:pStyle w:val="Compact"/>
-      </w:pPr>
-      <w:r>
-        <w:t xml:space="preserve">Atuação no Departamento de Imobiliário.</w:t>
-      </w:r>
-    </w:p>
-    <w:p>
-      <w:pPr>
-        <w:numPr>
-          <w:ilvl w:val="0"/>
-          <w:numId w:val="1005"/>
-        </w:numPr>
-        <w:pStyle w:val="Compact"/>
+        <w:t xml:space="preserve">07/2025 – 08/2025</w:t>
+      </w:r>
+      <w:r>
+        <w:br/>
+      </w:r>
+      <w:r>
+        <w:t xml:space="preserve">- Atuação no Departamento de Imobiliário.</w:t>
+      </w:r>
+    </w:p>
+    <w:bookmarkEnd w:id="23"/>
+    <w:bookmarkStart w:id="24" w:name="X75187dd41a7c5c22decafb61c9201f8b4bd704d"/>
+    <w:p>
+      <w:pPr>
+        <w:pStyle w:val="Heading3"/>
+      </w:pPr>
+      <w:r>
+        <w:t xml:space="preserve">Estagiário de Verão — Cartório Notarial Sofia Henriques</w:t>
+      </w:r>
+    </w:p>
+    <w:p>
+      <w:pPr>
+        <w:pStyle w:val="FirstParagraph"/>
       </w:pPr>
       <w:r>
         <w:rPr>
           <w:bCs/>
           <w:b/>
         </w:rPr>
-        <w:t xml:space="preserve">Estagiário de Verão</w:t>
+        <w:t xml:space="preserve">Período:</w:t>
       </w:r>
       <w:r>
         <w:t xml:space="preserve"> </w:t>
       </w:r>
       <w:r>
-        <w:t xml:space="preserve">—</w:t>
-      </w:r>
-      <w:r>
-        <w:t xml:space="preserve"> </w:t>
-      </w:r>
-      <w:r>
-        <w:rPr>
-          <w:iCs/>
-          <w:i/>
-        </w:rPr>
-        <w:t xml:space="preserve">Cartório Notarial Sofia Henriques</w:t>
-      </w:r>
-    </w:p>
-    <w:p>
-      <w:pPr>
-        <w:numPr>
-          <w:ilvl w:val="1"/>
-          <w:numId w:val="1007"/>
-        </w:numPr>
-        <w:pStyle w:val="Compact"/>
-      </w:pPr>
-      <w:r>
-        <w:t xml:space="preserve">Experiência prática em funções notariais e Direito da Família e das Sucessões.</w:t>
-      </w:r>
-    </w:p>
-    <w:bookmarkEnd w:id="22"/>
-    <w:bookmarkStart w:id="23" w:name="certificações-e-formação-complementar"/>
+        <w:t xml:space="preserve">2025</w:t>
+      </w:r>
+      <w:r>
+        <w:br/>
+      </w:r>
+      <w:r>
+        <w:t xml:space="preserve">- Experiência prática em funções notariais e Direito da Família e das Sucessões.</w:t>
+      </w:r>
+    </w:p>
+    <w:p>
+      <w:r>
+        <w:pict>
+          <v:rect style="width:0;height:1.5pt" o:hralign="center" o:hrstd="t" o:hr="t"/>
+        </w:pict>
+      </w:r>
+    </w:p>
+    <w:bookmarkEnd w:id="24"/>
+    <w:bookmarkEnd w:id="25"/>
+    <w:bookmarkStart w:id="26" w:name="certificações-e-formação-complementar"/>
     <w:p>
       <w:pPr>
         <w:pStyle w:val="Heading2"/>
@@ -324,43 +241,7 @@
       <w:pPr>
         <w:numPr>
           <w:ilvl w:val="0"/>
-          <w:numId w:val="1008"/>
-        </w:numPr>
-        <w:pStyle w:val="Compact"/>
-      </w:pPr>
-      <w:r>
-        <w:t xml:space="preserve">Breve Curso de Direito do Desporto</w:t>
-      </w:r>
-    </w:p>
-    <w:p>
-      <w:pPr>
-        <w:numPr>
-          <w:ilvl w:val="0"/>
-          <w:numId w:val="1008"/>
-        </w:numPr>
-        <w:pStyle w:val="Compact"/>
-      </w:pPr>
-      <w:r>
-        <w:t xml:space="preserve">Breve Curso de Direito da Propriedade Industrial</w:t>
-      </w:r>
-    </w:p>
-    <w:p>
-      <w:pPr>
-        <w:numPr>
-          <w:ilvl w:val="0"/>
-          <w:numId w:val="1008"/>
-        </w:numPr>
-        <w:pStyle w:val="Compact"/>
-      </w:pPr>
-      <w:r>
-        <w:t xml:space="preserve">Curso Intensivo de Arrendamento Urbano e Despejo</w:t>
-      </w:r>
-    </w:p>
-    <w:p>
-      <w:pPr>
-        <w:numPr>
-          <w:ilvl w:val="0"/>
-          <w:numId w:val="1008"/>
+          <w:numId w:val="1001"/>
         </w:numPr>
         <w:pStyle w:val="Compact"/>
       </w:pPr>
@@ -378,13 +259,158 @@
         <w:t xml:space="preserve">— Cambridge Certificate in Advanced English (C1)</w:t>
       </w:r>
     </w:p>
-    <w:bookmarkEnd w:id="23"/>
-    <w:bookmarkStart w:id="24" w:name="moot-courts"/>
+    <w:p>
+      <w:pPr>
+        <w:numPr>
+          <w:ilvl w:val="0"/>
+          <w:numId w:val="1001"/>
+        </w:numPr>
+        <w:pStyle w:val="Compact"/>
+      </w:pPr>
+      <w:r>
+        <w:t xml:space="preserve">Breve Curso de Direito do Desporto</w:t>
+      </w:r>
+    </w:p>
+    <w:p>
+      <w:pPr>
+        <w:numPr>
+          <w:ilvl w:val="0"/>
+          <w:numId w:val="1001"/>
+        </w:numPr>
+        <w:pStyle w:val="Compact"/>
+      </w:pPr>
+      <w:r>
+        <w:t xml:space="preserve">Breve Curso de Direito da Propriedade Industrial</w:t>
+      </w:r>
+    </w:p>
+    <w:p>
+      <w:pPr>
+        <w:numPr>
+          <w:ilvl w:val="0"/>
+          <w:numId w:val="1001"/>
+        </w:numPr>
+        <w:pStyle w:val="Compact"/>
+      </w:pPr>
+      <w:r>
+        <w:t xml:space="preserve">Curso Intensivo de Arrendamento Urbano e Despejo</w:t>
+      </w:r>
+    </w:p>
+    <w:p>
+      <w:r>
+        <w:pict>
+          <v:rect style="width:0;height:1.5pt" o:hralign="center" o:hrstd="t" o:hr="t"/>
+        </w:pict>
+      </w:r>
+    </w:p>
+    <w:bookmarkEnd w:id="26"/>
+    <w:bookmarkStart w:id="27" w:name="competências-jurídicas"/>
     <w:p>
       <w:pPr>
         <w:pStyle w:val="Heading2"/>
       </w:pPr>
       <w:r>
+        <w:t xml:space="preserve">Competências Jurídicas</w:t>
+      </w:r>
+    </w:p>
+    <w:p>
+      <w:pPr>
+        <w:numPr>
+          <w:ilvl w:val="0"/>
+          <w:numId w:val="1002"/>
+        </w:numPr>
+        <w:pStyle w:val="Compact"/>
+      </w:pPr>
+      <w:r>
+        <w:t xml:space="preserve">Direitos Reais</w:t>
+      </w:r>
+    </w:p>
+    <w:p>
+      <w:pPr>
+        <w:numPr>
+          <w:ilvl w:val="0"/>
+          <w:numId w:val="1002"/>
+        </w:numPr>
+        <w:pStyle w:val="Compact"/>
+      </w:pPr>
+      <w:r>
+        <w:t xml:space="preserve">Arrendamento Urbano</w:t>
+      </w:r>
+    </w:p>
+    <w:p>
+      <w:pPr>
+        <w:numPr>
+          <w:ilvl w:val="0"/>
+          <w:numId w:val="1002"/>
+        </w:numPr>
+        <w:pStyle w:val="Compact"/>
+      </w:pPr>
+      <w:r>
+        <w:t xml:space="preserve">Urbanismo</w:t>
+      </w:r>
+    </w:p>
+    <w:p>
+      <w:pPr>
+        <w:numPr>
+          <w:ilvl w:val="0"/>
+          <w:numId w:val="1002"/>
+        </w:numPr>
+        <w:pStyle w:val="Compact"/>
+      </w:pPr>
+      <w:r>
+        <w:t xml:space="preserve">Direito Administrativo</w:t>
+      </w:r>
+    </w:p>
+    <w:p>
+      <w:pPr>
+        <w:numPr>
+          <w:ilvl w:val="0"/>
+          <w:numId w:val="1002"/>
+        </w:numPr>
+        <w:pStyle w:val="Compact"/>
+      </w:pPr>
+      <w:r>
+        <w:t xml:space="preserve">Contratação Pública</w:t>
+      </w:r>
+    </w:p>
+    <w:p>
+      <w:pPr>
+        <w:numPr>
+          <w:ilvl w:val="0"/>
+          <w:numId w:val="1002"/>
+        </w:numPr>
+        <w:pStyle w:val="Compact"/>
+      </w:pPr>
+      <w:r>
+        <w:t xml:space="preserve">Direito das Sucessões</w:t>
+      </w:r>
+    </w:p>
+    <w:p>
+      <w:pPr>
+        <w:numPr>
+          <w:ilvl w:val="0"/>
+          <w:numId w:val="1002"/>
+        </w:numPr>
+        <w:pStyle w:val="Compact"/>
+      </w:pPr>
+      <w:r>
+        <w:t xml:space="preserve">Direito Laboral</w:t>
+      </w:r>
+    </w:p>
+    <w:p>
+      <w:pPr>
+        <w:pStyle w:val="FirstParagraph"/>
+      </w:pPr>
+      <w:r>
+        <w:t xml:space="preserve">–+</w:t>
+      </w:r>
+    </w:p>
+    <w:bookmarkEnd w:id="27"/>
+    <w:bookmarkStart w:id="28" w:name="moot-courts"/>
+    <w:p>
+      <w:pPr>
+        <w:pStyle w:val="Heading2"/>
+      </w:pPr>
+      <w:r>
         <w:t xml:space="preserve">Moot Courts</w:t>
       </w:r>
     </w:p>
@@ -392,7 +418,7 @@
       <w:pPr>
         <w:numPr>
           <w:ilvl w:val="0"/>
-          <w:numId w:val="1009"/>
+          <w:numId w:val="1003"/>
         </w:numPr>
         <w:pStyle w:val="Compact"/>
       </w:pPr>
@@ -404,7 +430,7 @@
       <w:pPr>
         <w:numPr>
           <w:ilvl w:val="0"/>
-          <w:numId w:val="1009"/>
+          <w:numId w:val="1003"/>
         </w:numPr>
         <w:pStyle w:val="Compact"/>
       </w:pPr>
@@ -416,7 +442,7 @@
       <w:pPr>
         <w:numPr>
           <w:ilvl w:val="0"/>
-          <w:numId w:val="1009"/>
+          <w:numId w:val="1003"/>
         </w:numPr>
         <w:pStyle w:val="Compact"/>
       </w:pPr>
@@ -424,107 +450,20 @@
         <w:t xml:space="preserve">Moot Court de Direito Internacional Público e IA</w:t>
       </w:r>
     </w:p>
-    <w:bookmarkEnd w:id="24"/>
-    <w:bookmarkStart w:id="25" w:name="competências"/>
+    <w:p>
+      <w:r>
+        <w:pict>
+          <v:rect style="width:0;height:1.5pt" o:hralign="center" o:hrstd="t" o:hr="t"/>
+        </w:pict>
+      </w:r>
+    </w:p>
+    <w:bookmarkEnd w:id="28"/>
+    <w:bookmarkStart w:id="29" w:name="idiomas"/>
     <w:p>
       <w:pPr>
         <w:pStyle w:val="Heading2"/>
       </w:pPr>
       <w:r>
-        <w:t xml:space="preserve">Competências</w:t>
-      </w:r>
-    </w:p>
-    <w:p>
-      <w:pPr>
-        <w:numPr>
-          <w:ilvl w:val="0"/>
-          <w:numId w:val="1010"/>
-        </w:numPr>
-        <w:pStyle w:val="Compact"/>
-      </w:pPr>
-      <w:r>
-        <w:t xml:space="preserve">Direitos Reais</w:t>
-      </w:r>
-    </w:p>
-    <w:p>
-      <w:pPr>
-        <w:numPr>
-          <w:ilvl w:val="0"/>
-          <w:numId w:val="1010"/>
-        </w:numPr>
-        <w:pStyle w:val="Compact"/>
-      </w:pPr>
-      <w:r>
-        <w:t xml:space="preserve">Arrendamento Urbano</w:t>
-      </w:r>
-    </w:p>
-    <w:p>
-      <w:pPr>
-        <w:numPr>
-          <w:ilvl w:val="0"/>
-          <w:numId w:val="1010"/>
-        </w:numPr>
-        <w:pStyle w:val="Compact"/>
-      </w:pPr>
-      <w:r>
-        <w:t xml:space="preserve">Urbanismo</w:t>
-      </w:r>
-    </w:p>
-    <w:p>
-      <w:pPr>
-        <w:numPr>
-          <w:ilvl w:val="0"/>
-          <w:numId w:val="1010"/>
-        </w:numPr>
-        <w:pStyle w:val="Compact"/>
-      </w:pPr>
-      <w:r>
-        <w:t xml:space="preserve">Direito Administrativo</w:t>
-      </w:r>
-    </w:p>
-    <w:p>
-      <w:pPr>
-        <w:numPr>
-          <w:ilvl w:val="0"/>
-          <w:numId w:val="1010"/>
-        </w:numPr>
-        <w:pStyle w:val="Compact"/>
-      </w:pPr>
-      <w:r>
-        <w:t xml:space="preserve">Contratação Pública</w:t>
-      </w:r>
-    </w:p>
-    <w:p>
-      <w:pPr>
-        <w:numPr>
-          <w:ilvl w:val="0"/>
-          <w:numId w:val="1010"/>
-        </w:numPr>
-        <w:pStyle w:val="Compact"/>
-      </w:pPr>
-      <w:r>
-        <w:t xml:space="preserve">Direito das Sucessões</w:t>
-      </w:r>
-    </w:p>
-    <w:p>
-      <w:pPr>
-        <w:numPr>
-          <w:ilvl w:val="0"/>
-          <w:numId w:val="1010"/>
-        </w:numPr>
-        <w:pStyle w:val="Compact"/>
-      </w:pPr>
-      <w:r>
-        <w:t xml:space="preserve">Direito Laboral</w:t>
-      </w:r>
-    </w:p>
-    <w:bookmarkEnd w:id="25"/>
-    <w:bookmarkStart w:id="26" w:name="idiomas"/>
-    <w:p>
-      <w:pPr>
-        <w:pStyle w:val="Heading2"/>
-      </w:pPr>
-      <w:r>
         <w:t xml:space="preserve">Idiomas</w:t>
       </w:r>
     </w:p>
@@ -532,7 +471,7 @@
       <w:pPr>
         <w:numPr>
           <w:ilvl w:val="0"/>
-          <w:numId w:val="1011"/>
+          <w:numId w:val="1004"/>
         </w:numPr>
         <w:pStyle w:val="Compact"/>
       </w:pPr>
@@ -554,7 +493,7 @@
       <w:pPr>
         <w:numPr>
           <w:ilvl w:val="0"/>
-          <w:numId w:val="1011"/>
+          <w:numId w:val="1004"/>
         </w:numPr>
         <w:pStyle w:val="Compact"/>
       </w:pPr>
@@ -576,7 +515,7 @@
       <w:pPr>
         <w:numPr>
           <w:ilvl w:val="0"/>
-          <w:numId w:val="1011"/>
+          <w:numId w:val="1004"/>
         </w:numPr>
         <w:pStyle w:val="Compact"/>
       </w:pPr>
@@ -598,7 +537,7 @@
       <w:pPr>
         <w:numPr>
           <w:ilvl w:val="0"/>
-          <w:numId w:val="1011"/>
+          <w:numId w:val="1004"/>
         </w:numPr>
         <w:pStyle w:val="Compact"/>
       </w:pPr>
@@ -616,8 +555,15 @@
         <w:t xml:space="preserve">A2</w:t>
       </w:r>
     </w:p>
-    <w:bookmarkEnd w:id="26"/>
-    <w:bookmarkStart w:id="27" w:name="interesses"/>
+    <w:p>
+      <w:r>
+        <w:pict>
+          <v:rect style="width:0;height:1.5pt" o:hralign="center" o:hrstd="t" o:hr="t"/>
+        </w:pict>
+      </w:r>
+    </w:p>
+    <w:bookmarkEnd w:id="29"/>
+    <w:bookmarkStart w:id="30" w:name="interesses"/>
     <w:p>
       <w:pPr>
         <w:pStyle w:val="Heading2"/>
@@ -630,23 +576,37 @@
       <w:pPr>
         <w:numPr>
           <w:ilvl w:val="0"/>
-          <w:numId w:val="1012"/>
-        </w:numPr>
-        <w:pStyle w:val="Compact"/>
-      </w:pPr>
-      <w:r>
-        <w:t xml:space="preserve">Ténis (Experiência de alta competição)</w:t>
-      </w:r>
-    </w:p>
-    <w:p>
-      <w:pPr>
-        <w:numPr>
-          <w:ilvl w:val="0"/>
-          <w:numId w:val="1012"/>
-        </w:numPr>
-        <w:pStyle w:val="Compact"/>
-      </w:pPr>
-      <w:r>
+          <w:numId w:val="1005"/>
+        </w:numPr>
+        <w:pStyle w:val="Compact"/>
+      </w:pPr>
+      <w:r>
+        <w:rPr>
+          <w:bCs/>
+          <w:b/>
+        </w:rPr>
+        <w:t xml:space="preserve">Ténis:</w:t>
+      </w:r>
+      <w:r>
+        <w:t xml:space="preserve"> </w:t>
+      </w:r>
+      <w:r>
+        <w:t xml:space="preserve">Experiência de alta competição</w:t>
+      </w:r>
+    </w:p>
+    <w:p>
+      <w:pPr>
+        <w:numPr>
+          <w:ilvl w:val="0"/>
+          <w:numId w:val="1005"/>
+        </w:numPr>
+        <w:pStyle w:val="Compact"/>
+      </w:pPr>
+      <w:r>
+        <w:rPr>
+          <w:bCs/>
+          <w:b/>
+        </w:rPr>
         <w:t xml:space="preserve">Futebol</w:t>
       </w:r>
     </w:p>
@@ -654,11 +614,15 @@
       <w:pPr>
         <w:numPr>
           <w:ilvl w:val="0"/>
-          <w:numId w:val="1012"/>
-        </w:numPr>
-        <w:pStyle w:val="Compact"/>
-      </w:pPr>
-      <w:r>
+          <w:numId w:val="1005"/>
+        </w:numPr>
+        <w:pStyle w:val="Compact"/>
+      </w:pPr>
+      <w:r>
+        <w:rPr>
+          <w:bCs/>
+          <w:b/>
+        </w:rPr>
         <w:t xml:space="preserve">Ginásio</w:t>
       </w:r>
     </w:p>
@@ -666,11 +630,15 @@
       <w:pPr>
         <w:numPr>
           <w:ilvl w:val="0"/>
-          <w:numId w:val="1012"/>
-        </w:numPr>
-        <w:pStyle w:val="Compact"/>
-      </w:pPr>
-      <w:r>
+          <w:numId w:val="1005"/>
+        </w:numPr>
+        <w:pStyle w:val="Compact"/>
+      </w:pPr>
+      <w:r>
+        <w:rPr>
+          <w:bCs/>
+          <w:b/>
+        </w:rPr>
         <w:t xml:space="preserve">Fotografia</w:t>
       </w:r>
     </w:p>
@@ -678,16 +646,33 @@
       <w:pPr>
         <w:numPr>
           <w:ilvl w:val="0"/>
-          <w:numId w:val="1012"/>
-        </w:numPr>
-        <w:pStyle w:val="Compact"/>
-      </w:pPr>
-      <w:r>
-        <w:t xml:space="preserve">Viajar (24 países visitados)</w:t>
-      </w:r>
-    </w:p>
-    <w:bookmarkEnd w:id="27"/>
-    <w:bookmarkStart w:id="28" w:name="projetos-e-planos-futuros"/>
+          <w:numId w:val="1005"/>
+        </w:numPr>
+        <w:pStyle w:val="Compact"/>
+      </w:pPr>
+      <w:r>
+        <w:rPr>
+          <w:bCs/>
+          <w:b/>
+        </w:rPr>
+        <w:t xml:space="preserve">Viajar:</w:t>
+      </w:r>
+      <w:r>
+        <w:t xml:space="preserve"> </w:t>
+      </w:r>
+      <w:r>
+        <w:t xml:space="preserve">24 países visitados</w:t>
+      </w:r>
+    </w:p>
+    <w:p>
+      <w:r>
+        <w:pict>
+          <v:rect style="width:0;height:1.5pt" o:hralign="center" o:hrstd="t" o:hr="t"/>
+        </w:pict>
+      </w:r>
+    </w:p>
+    <w:bookmarkEnd w:id="30"/>
+    <w:bookmarkStart w:id="31" w:name="projetos-e-planos-futuros"/>
     <w:p>
       <w:pPr>
         <w:pStyle w:val="Heading2"/>
@@ -700,22 +685,42 @@
       <w:pPr>
         <w:numPr>
           <w:ilvl w:val="0"/>
-          <w:numId w:val="1013"/>
-        </w:numPr>
-        <w:pStyle w:val="Compact"/>
-      </w:pPr>
-      <w:r>
-        <w:t xml:space="preserve">Mestrado em Direito e Ciência Jurídica Laboral (a iniciar em setembro)</w:t>
-      </w:r>
-    </w:p>
-    <w:p>
-      <w:pPr>
-        <w:numPr>
-          <w:ilvl w:val="0"/>
-          <w:numId w:val="1013"/>
-        </w:numPr>
-        <w:pStyle w:val="Compact"/>
-      </w:pPr>
+          <w:numId w:val="1006"/>
+        </w:numPr>
+        <w:pStyle w:val="Compact"/>
+      </w:pPr>
+      <w:r>
+        <w:rPr>
+          <w:bCs/>
+          <w:b/>
+        </w:rPr>
+        <w:t xml:space="preserve">Mestrado em Direito e Ciência Jurídica Laboral:</w:t>
+      </w:r>
+      <w:r>
+        <w:t xml:space="preserve"> </w:t>
+      </w:r>
+      <w:r>
+        <w:t xml:space="preserve">a iniciar em setembro</w:t>
+      </w:r>
+    </w:p>
+    <w:p>
+      <w:pPr>
+        <w:numPr>
+          <w:ilvl w:val="0"/>
+          <w:numId w:val="1006"/>
+        </w:numPr>
+        <w:pStyle w:val="Compact"/>
+      </w:pPr>
+      <w:r>
+        <w:rPr>
+          <w:bCs/>
+          <w:b/>
+        </w:rPr>
+        <w:t xml:space="preserve">Desenvolvimento Linguístico:</w:t>
+      </w:r>
+      <w:r>
+        <w:t xml:space="preserve"> </w:t>
+      </w:r>
       <w:r>
         <w:t xml:space="preserve">Desenvolver competências linguísticas em Espanhol e Alemão</w:t>
       </w:r>
@@ -724,10 +729,20 @@
       <w:pPr>
         <w:numPr>
           <w:ilvl w:val="0"/>
-          <w:numId w:val="1013"/>
-        </w:numPr>
-        <w:pStyle w:val="Compact"/>
-      </w:pPr>
+          <w:numId w:val="1006"/>
+        </w:numPr>
+        <w:pStyle w:val="Compact"/>
+      </w:pPr>
+      <w:r>
+        <w:rPr>
+          <w:bCs/>
+          <w:b/>
+        </w:rPr>
+        <w:t xml:space="preserve">Pós-Graduação:</w:t>
+      </w:r>
+      <w:r>
+        <w:t xml:space="preserve"> </w:t>
+      </w:r>
       <w:r>
         <w:t xml:space="preserve">Pós-Graduação em Direito Imobiliário</w:t>
       </w:r>
@@ -736,10 +751,20 @@
       <w:pPr>
         <w:numPr>
           <w:ilvl w:val="0"/>
-          <w:numId w:val="1013"/>
-        </w:numPr>
-        <w:pStyle w:val="Compact"/>
-      </w:pPr>
+          <w:numId w:val="1006"/>
+        </w:numPr>
+        <w:pStyle w:val="Compact"/>
+      </w:pPr>
+      <w:r>
+        <w:rPr>
+          <w:bCs/>
+          <w:b/>
+        </w:rPr>
+        <w:t xml:space="preserve">Pós-Graduação:</w:t>
+      </w:r>
+      <w:r>
+        <w:t xml:space="preserve"> </w:t>
+      </w:r>
       <w:r>
         <w:t xml:space="preserve">Pós-Graduação em Direito do Urbanismo e Ordenamento do Território</w:t>
       </w:r>
@@ -748,16 +773,26 @@
       <w:pPr>
         <w:numPr>
           <w:ilvl w:val="0"/>
-          <w:numId w:val="1013"/>
-        </w:numPr>
-        <w:pStyle w:val="Compact"/>
-      </w:pPr>
+          <w:numId w:val="1006"/>
+        </w:numPr>
+        <w:pStyle w:val="Compact"/>
+      </w:pPr>
+      <w:r>
+        <w:rPr>
+          <w:bCs/>
+          <w:b/>
+        </w:rPr>
+        <w:t xml:space="preserve">Pós-Graduação:</w:t>
+      </w:r>
+      <w:r>
+        <w:t xml:space="preserve"> </w:t>
+      </w:r>
       <w:r>
         <w:t xml:space="preserve">Pós-Graduação em Direito do Desporto</w:t>
       </w:r>
     </w:p>
-    <w:bookmarkEnd w:id="28"/>
-    <w:bookmarkEnd w:id="29"/>
+    <w:bookmarkEnd w:id="31"/>
+    <w:bookmarkEnd w:id="32"/>
     <w:sectPr>
       <w:pgMar w:bottom="1080" w:left="1080" w:right="1080" w:top="1080"/>
     </w:sectPr>
@@ -961,27 +996,6 @@
     <w:abstractNumId w:val="991"/>
   </w:num>
   <w:num w:numId="1006">
-    <w:abstractNumId w:val="991"/>
-  </w:num>
-  <w:num w:numId="1007">
-    <w:abstractNumId w:val="991"/>
-  </w:num>
-  <w:num w:numId="1008">
-    <w:abstractNumId w:val="991"/>
-  </w:num>
-  <w:num w:numId="1009">
-    <w:abstractNumId w:val="991"/>
-  </w:num>
-  <w:num w:numId="1010">
-    <w:abstractNumId w:val="991"/>
-  </w:num>
-  <w:num w:numId="1011">
-    <w:abstractNumId w:val="991"/>
-  </w:num>
-  <w:num w:numId="1012">
-    <w:abstractNumId w:val="991"/>
-  </w:num>
-  <w:num w:numId="1013">
     <w:abstractNumId w:val="991"/>
   </w:num>
 </w:numbering>

--- a/cv-jmpvr.docx
+++ b/cv-jmpvr.docx
@@ -16,7 +16,31 @@
         <w:pStyle w:val="FirstParagraph"/>
       </w:pPr>
       <w:r>
-        <w:t xml:space="preserve">Telefone: 935080876 | E-mail: jviegasrua10@gmail.com | Data de Nascimento: 11/08/2004 | Localização: Rua Manuel Marques, Lisboa</w:t>
+        <w:t xml:space="preserve">Telefone: 935080876</w:t>
+      </w:r>
+    </w:p>
+    <w:p>
+      <w:pPr>
+        <w:pStyle w:val="BodyText"/>
+      </w:pPr>
+      <w:r>
+        <w:t xml:space="preserve">E-mail: jviegasrua10@gmail.com</w:t>
+      </w:r>
+    </w:p>
+    <w:p>
+      <w:pPr>
+        <w:pStyle w:val="BodyText"/>
+      </w:pPr>
+      <w:r>
+        <w:t xml:space="preserve">Data de Nascimento: 11/08/2004</w:t>
+      </w:r>
+    </w:p>
+    <w:p>
+      <w:pPr>
+        <w:pStyle w:val="BodyText"/>
+      </w:pPr>
+      <w:r>
+        <w:t xml:space="preserve">Localização: Rua Manuel Marques, Lisboa</w:t>
       </w:r>
     </w:p>
     <w:p>
@@ -397,11 +421,10 @@
       </w:r>
     </w:p>
     <w:p>
-      <w:pPr>
-        <w:pStyle w:val="FirstParagraph"/>
-      </w:pPr>
-      <w:r>
-        <w:t xml:space="preserve">–+</w:t>
+      <w:r>
+        <w:pict>
+          <v:rect style="width:0;height:1.5pt" o:hralign="center" o:hrstd="t" o:hr="t"/>
+        </w:pict>
       </w:r>
     </w:p>
     <w:bookmarkEnd w:id="27"/>

--- a/cv-jmpvr.docx
+++ b/cv-jmpvr.docx
@@ -43,13 +43,6 @@
         <w:t xml:space="preserve">Localização: Rua Manuel Marques, Lisboa</w:t>
       </w:r>
     </w:p>
-    <w:p>
-      <w:r>
-        <w:pict>
-          <v:rect style="width:0;height:1.5pt" o:hralign="center" o:hrstd="t" o:hr="t"/>
-        </w:pict>
-      </w:r>
-    </w:p>
     <w:bookmarkStart w:id="22" w:name="formação-académica"/>
     <w:p>
       <w:pPr>
@@ -158,13 +151,6 @@
         <w:t xml:space="preserve">18,6</w:t>
       </w:r>
     </w:p>
-    <w:p>
-      <w:r>
-        <w:pict>
-          <v:rect style="width:0;height:1.5pt" o:hralign="center" o:hrstd="t" o:hr="t"/>
-        </w:pict>
-      </w:r>
-    </w:p>
     <w:bookmarkEnd w:id="21"/>
     <w:bookmarkEnd w:id="22"/>
     <w:bookmarkStart w:id="25" w:name="experiência-profissional"/>
@@ -243,13 +229,6 @@
         <w:t xml:space="preserve">- Experiência prática em funções notariais e Direito da Família e das Sucessões.</w:t>
       </w:r>
     </w:p>
-    <w:p>
-      <w:r>
-        <w:pict>
-          <v:rect style="width:0;height:1.5pt" o:hralign="center" o:hrstd="t" o:hr="t"/>
-        </w:pict>
-      </w:r>
-    </w:p>
     <w:bookmarkEnd w:id="24"/>
     <w:bookmarkEnd w:id="25"/>
     <w:bookmarkStart w:id="26" w:name="certificações-e-formação-complementar"/>
@@ -319,13 +298,6 @@
         <w:t xml:space="preserve">Curso Intensivo de Arrendamento Urbano e Despejo</w:t>
       </w:r>
     </w:p>
-    <w:p>
-      <w:r>
-        <w:pict>
-          <v:rect style="width:0;height:1.5pt" o:hralign="center" o:hrstd="t" o:hr="t"/>
-        </w:pict>
-      </w:r>
-    </w:p>
     <w:bookmarkEnd w:id="26"/>
     <w:bookmarkStart w:id="27" w:name="competências-jurídicas"/>
     <w:p>
@@ -420,13 +392,6 @@
         <w:t xml:space="preserve">Direito Laboral</w:t>
       </w:r>
     </w:p>
-    <w:p>
-      <w:r>
-        <w:pict>
-          <v:rect style="width:0;height:1.5pt" o:hralign="center" o:hrstd="t" o:hr="t"/>
-        </w:pict>
-      </w:r>
-    </w:p>
     <w:bookmarkEnd w:id="27"/>
     <w:bookmarkStart w:id="28" w:name="moot-courts"/>
     <w:p>
@@ -471,13 +436,6 @@
       </w:pPr>
       <w:r>
         <w:t xml:space="preserve">Moot Court de Direito Internacional Público e IA</w:t>
-      </w:r>
-    </w:p>
-    <w:p>
-      <w:r>
-        <w:pict>
-          <v:rect style="width:0;height:1.5pt" o:hralign="center" o:hrstd="t" o:hr="t"/>
-        </w:pict>
       </w:r>
     </w:p>
     <w:bookmarkEnd w:id="28"/>
@@ -578,13 +536,6 @@
         <w:t xml:space="preserve">A2</w:t>
       </w:r>
     </w:p>
-    <w:p>
-      <w:r>
-        <w:pict>
-          <v:rect style="width:0;height:1.5pt" o:hralign="center" o:hrstd="t" o:hr="t"/>
-        </w:pict>
-      </w:r>
-    </w:p>
     <w:bookmarkEnd w:id="29"/>
     <w:bookmarkStart w:id="30" w:name="interesses"/>
     <w:p>
@@ -685,13 +636,6 @@
       </w:r>
       <w:r>
         <w:t xml:space="preserve">24 países visitados</w:t>
-      </w:r>
-    </w:p>
-    <w:p>
-      <w:r>
-        <w:pict>
-          <v:rect style="width:0;height:1.5pt" o:hralign="center" o:hrstd="t" o:hr="t"/>
-        </w:pict>
       </w:r>
     </w:p>
     <w:bookmarkEnd w:id="30"/>

--- a/cv-jmpvr.docx
+++ b/cv-jmpvr.docx
@@ -13,34 +13,78 @@
     </w:p>
     <w:p>
       <w:pPr>
-        <w:pStyle w:val="FirstParagraph"/>
-      </w:pPr>
-      <w:r>
-        <w:t xml:space="preserve">Telefone: 935080876</w:t>
-      </w:r>
-    </w:p>
-    <w:p>
-      <w:pPr>
-        <w:pStyle w:val="BodyText"/>
-      </w:pPr>
-      <w:r>
-        <w:t xml:space="preserve">E-mail: jviegasrua10@gmail.com</w:t>
-      </w:r>
-    </w:p>
-    <w:p>
-      <w:pPr>
-        <w:pStyle w:val="BodyText"/>
-      </w:pPr>
-      <w:r>
-        <w:t xml:space="preserve">Data de Nascimento: 11/08/2004</w:t>
-      </w:r>
-    </w:p>
-    <w:p>
-      <w:pPr>
-        <w:pStyle w:val="BodyText"/>
-      </w:pPr>
-      <w:r>
-        <w:t xml:space="preserve">Localização: Rua Manuel Marques, Lisboa</w:t>
+        <w:numPr>
+          <w:ilvl w:val="0"/>
+          <w:numId w:val="1001"/>
+        </w:numPr>
+        <w:pStyle w:val="Compact"/>
+      </w:pPr>
+      <w:r>
+        <w:rPr>
+          <w:bCs/>
+          <w:b/>
+        </w:rPr>
+        <w:t xml:space="preserve">Telefone</w:t>
+      </w:r>
+      <w:r>
+        <w:t xml:space="preserve">: 935080876</w:t>
+      </w:r>
+    </w:p>
+    <w:p>
+      <w:pPr>
+        <w:numPr>
+          <w:ilvl w:val="0"/>
+          <w:numId w:val="1001"/>
+        </w:numPr>
+        <w:pStyle w:val="Compact"/>
+      </w:pPr>
+      <w:r>
+        <w:rPr>
+          <w:bCs/>
+          <w:b/>
+        </w:rPr>
+        <w:t xml:space="preserve">E-mail</w:t>
+      </w:r>
+      <w:r>
+        <w:t xml:space="preserve">: jviegasrua10@gmail.com</w:t>
+      </w:r>
+    </w:p>
+    <w:p>
+      <w:pPr>
+        <w:numPr>
+          <w:ilvl w:val="0"/>
+          <w:numId w:val="1001"/>
+        </w:numPr>
+        <w:pStyle w:val="Compact"/>
+      </w:pPr>
+      <w:r>
+        <w:rPr>
+          <w:bCs/>
+          <w:b/>
+        </w:rPr>
+        <w:t xml:space="preserve">Data de Nascimento</w:t>
+      </w:r>
+      <w:r>
+        <w:t xml:space="preserve">: 11/08/2004</w:t>
+      </w:r>
+    </w:p>
+    <w:p>
+      <w:pPr>
+        <w:numPr>
+          <w:ilvl w:val="0"/>
+          <w:numId w:val="1001"/>
+        </w:numPr>
+        <w:pStyle w:val="Compact"/>
+      </w:pPr>
+      <w:r>
+        <w:rPr>
+          <w:bCs/>
+          <w:b/>
+        </w:rPr>
+        <w:t xml:space="preserve">Localização</w:t>
+      </w:r>
+      <w:r>
+        <w:t xml:space="preserve">: Rua Manuel Marques, Lisboa</w:t>
       </w:r>
     </w:p>
     <w:bookmarkStart w:id="22" w:name="formação-académica"/>
@@ -244,7 +288,7 @@
       <w:pPr>
         <w:numPr>
           <w:ilvl w:val="0"/>
-          <w:numId w:val="1001"/>
+          <w:numId w:val="1002"/>
         </w:numPr>
         <w:pStyle w:val="Compact"/>
       </w:pPr>
@@ -266,7 +310,7 @@
       <w:pPr>
         <w:numPr>
           <w:ilvl w:val="0"/>
-          <w:numId w:val="1001"/>
+          <w:numId w:val="1002"/>
         </w:numPr>
         <w:pStyle w:val="Compact"/>
       </w:pPr>
@@ -278,7 +322,7 @@
       <w:pPr>
         <w:numPr>
           <w:ilvl w:val="0"/>
-          <w:numId w:val="1001"/>
+          <w:numId w:val="1002"/>
         </w:numPr>
         <w:pStyle w:val="Compact"/>
       </w:pPr>
@@ -290,7 +334,7 @@
       <w:pPr>
         <w:numPr>
           <w:ilvl w:val="0"/>
-          <w:numId w:val="1001"/>
+          <w:numId w:val="1002"/>
         </w:numPr>
         <w:pStyle w:val="Compact"/>
       </w:pPr>
@@ -312,7 +356,7 @@
       <w:pPr>
         <w:numPr>
           <w:ilvl w:val="0"/>
-          <w:numId w:val="1002"/>
+          <w:numId w:val="1003"/>
         </w:numPr>
         <w:pStyle w:val="Compact"/>
       </w:pPr>
@@ -324,7 +368,7 @@
       <w:pPr>
         <w:numPr>
           <w:ilvl w:val="0"/>
-          <w:numId w:val="1002"/>
+          <w:numId w:val="1003"/>
         </w:numPr>
         <w:pStyle w:val="Compact"/>
       </w:pPr>
@@ -336,7 +380,7 @@
       <w:pPr>
         <w:numPr>
           <w:ilvl w:val="0"/>
-          <w:numId w:val="1002"/>
+          <w:numId w:val="1003"/>
         </w:numPr>
         <w:pStyle w:val="Compact"/>
       </w:pPr>
@@ -348,7 +392,7 @@
       <w:pPr>
         <w:numPr>
           <w:ilvl w:val="0"/>
-          <w:numId w:val="1002"/>
+          <w:numId w:val="1003"/>
         </w:numPr>
         <w:pStyle w:val="Compact"/>
       </w:pPr>
@@ -360,7 +404,7 @@
       <w:pPr>
         <w:numPr>
           <w:ilvl w:val="0"/>
-          <w:numId w:val="1002"/>
+          <w:numId w:val="1003"/>
         </w:numPr>
         <w:pStyle w:val="Compact"/>
       </w:pPr>
@@ -372,7 +416,7 @@
       <w:pPr>
         <w:numPr>
           <w:ilvl w:val="0"/>
-          <w:numId w:val="1002"/>
+          <w:numId w:val="1003"/>
         </w:numPr>
         <w:pStyle w:val="Compact"/>
       </w:pPr>
@@ -384,7 +428,7 @@
       <w:pPr>
         <w:numPr>
           <w:ilvl w:val="0"/>
-          <w:numId w:val="1002"/>
+          <w:numId w:val="1003"/>
         </w:numPr>
         <w:pStyle w:val="Compact"/>
       </w:pPr>
@@ -406,7 +450,7 @@
       <w:pPr>
         <w:numPr>
           <w:ilvl w:val="0"/>
-          <w:numId w:val="1003"/>
+          <w:numId w:val="1004"/>
         </w:numPr>
         <w:pStyle w:val="Compact"/>
       </w:pPr>
@@ -418,7 +462,7 @@
       <w:pPr>
         <w:numPr>
           <w:ilvl w:val="0"/>
-          <w:numId w:val="1003"/>
+          <w:numId w:val="1004"/>
         </w:numPr>
         <w:pStyle w:val="Compact"/>
       </w:pPr>
@@ -430,7 +474,7 @@
       <w:pPr>
         <w:numPr>
           <w:ilvl w:val="0"/>
-          <w:numId w:val="1003"/>
+          <w:numId w:val="1004"/>
         </w:numPr>
         <w:pStyle w:val="Compact"/>
       </w:pPr>
@@ -452,7 +496,7 @@
       <w:pPr>
         <w:numPr>
           <w:ilvl w:val="0"/>
-          <w:numId w:val="1004"/>
+          <w:numId w:val="1005"/>
         </w:numPr>
         <w:pStyle w:val="Compact"/>
       </w:pPr>
@@ -474,7 +518,7 @@
       <w:pPr>
         <w:numPr>
           <w:ilvl w:val="0"/>
-          <w:numId w:val="1004"/>
+          <w:numId w:val="1005"/>
         </w:numPr>
         <w:pStyle w:val="Compact"/>
       </w:pPr>
@@ -496,7 +540,7 @@
       <w:pPr>
         <w:numPr>
           <w:ilvl w:val="0"/>
-          <w:numId w:val="1004"/>
+          <w:numId w:val="1005"/>
         </w:numPr>
         <w:pStyle w:val="Compact"/>
       </w:pPr>
@@ -518,7 +562,7 @@
       <w:pPr>
         <w:numPr>
           <w:ilvl w:val="0"/>
-          <w:numId w:val="1004"/>
+          <w:numId w:val="1005"/>
         </w:numPr>
         <w:pStyle w:val="Compact"/>
       </w:pPr>
@@ -550,7 +594,7 @@
       <w:pPr>
         <w:numPr>
           <w:ilvl w:val="0"/>
-          <w:numId w:val="1005"/>
+          <w:numId w:val="1006"/>
         </w:numPr>
         <w:pStyle w:val="Compact"/>
       </w:pPr>
@@ -572,7 +616,7 @@
       <w:pPr>
         <w:numPr>
           <w:ilvl w:val="0"/>
-          <w:numId w:val="1005"/>
+          <w:numId w:val="1006"/>
         </w:numPr>
         <w:pStyle w:val="Compact"/>
       </w:pPr>
@@ -588,7 +632,7 @@
       <w:pPr>
         <w:numPr>
           <w:ilvl w:val="0"/>
-          <w:numId w:val="1005"/>
+          <w:numId w:val="1006"/>
         </w:numPr>
         <w:pStyle w:val="Compact"/>
       </w:pPr>
@@ -604,7 +648,7 @@
       <w:pPr>
         <w:numPr>
           <w:ilvl w:val="0"/>
-          <w:numId w:val="1005"/>
+          <w:numId w:val="1006"/>
         </w:numPr>
         <w:pStyle w:val="Compact"/>
       </w:pPr>
@@ -620,7 +664,7 @@
       <w:pPr>
         <w:numPr>
           <w:ilvl w:val="0"/>
-          <w:numId w:val="1005"/>
+          <w:numId w:val="1006"/>
         </w:numPr>
         <w:pStyle w:val="Compact"/>
       </w:pPr>
@@ -652,7 +696,7 @@
       <w:pPr>
         <w:numPr>
           <w:ilvl w:val="0"/>
-          <w:numId w:val="1006"/>
+          <w:numId w:val="1007"/>
         </w:numPr>
         <w:pStyle w:val="Compact"/>
       </w:pPr>
@@ -674,7 +718,7 @@
       <w:pPr>
         <w:numPr>
           <w:ilvl w:val="0"/>
-          <w:numId w:val="1006"/>
+          <w:numId w:val="1007"/>
         </w:numPr>
         <w:pStyle w:val="Compact"/>
       </w:pPr>
@@ -696,7 +740,7 @@
       <w:pPr>
         <w:numPr>
           <w:ilvl w:val="0"/>
-          <w:numId w:val="1006"/>
+          <w:numId w:val="1007"/>
         </w:numPr>
         <w:pStyle w:val="Compact"/>
       </w:pPr>
@@ -718,7 +762,7 @@
       <w:pPr>
         <w:numPr>
           <w:ilvl w:val="0"/>
-          <w:numId w:val="1006"/>
+          <w:numId w:val="1007"/>
         </w:numPr>
         <w:pStyle w:val="Compact"/>
       </w:pPr>
@@ -740,7 +784,7 @@
       <w:pPr>
         <w:numPr>
           <w:ilvl w:val="0"/>
-          <w:numId w:val="1006"/>
+          <w:numId w:val="1007"/>
         </w:numPr>
         <w:pStyle w:val="Compact"/>
       </w:pPr>
@@ -963,6 +1007,9 @@
     <w:abstractNumId w:val="991"/>
   </w:num>
   <w:num w:numId="1006">
+    <w:abstractNumId w:val="991"/>
+  </w:num>
+  <w:num w:numId="1007">
     <w:abstractNumId w:val="991"/>
   </w:num>
 </w:numbering>

--- a/cv-jmpvr.docx
+++ b/cv-jmpvr.docx
@@ -2,17 +2,278 @@
 <file path=word/document.xml><?xml version="1.0" encoding="utf-8"?>
 <w:document xmlns:w="http://schemas.openxmlformats.org/wordprocessingml/2006/main" xmlns:m="http://schemas.openxmlformats.org/officeDocument/2006/math" xmlns:r="http://schemas.openxmlformats.org/officeDocument/2006/relationships" xmlns:o="urn:schemas-microsoft-com:office:office" xmlns:v="urn:schemas-microsoft-com:vml" xmlns:w10="urn:schemas-microsoft-com:office:word" xmlns:a="http://schemas.openxmlformats.org/drawingml/2006/main" xmlns:pic="http://schemas.openxmlformats.org/drawingml/2006/picture" xmlns:wp="http://schemas.openxmlformats.org/drawingml/2006/wordprocessingDrawing">
   <w:body>
-    <w:bookmarkStart w:id="32" w:name="joão-rua"/>
+    <w:bookmarkStart w:id="33" w:name="curriculum-vitae"/>
     <w:p>
       <w:pPr>
         <w:pStyle w:val="Heading1"/>
       </w:pPr>
       <w:r>
+        <w:t xml:space="preserve">Curriculum Vitae</w:t>
+      </w:r>
+    </w:p>
+    <w:bookmarkStart w:id="20" w:name="joão-rua"/>
+    <w:p>
+      <w:pPr>
+        <w:pStyle w:val="Heading2"/>
+      </w:pPr>
+      <w:r>
         <w:t xml:space="preserve">João Rua</w:t>
       </w:r>
     </w:p>
     <w:p>
       <w:pPr>
+        <w:pStyle w:val="FirstParagraph"/>
+      </w:pPr>
+      <w:r>
+        <w:rPr>
+          <w:bCs/>
+          <w:b/>
+        </w:rPr>
+        <w:t xml:space="preserve">Telefone</w:t>
+      </w:r>
+      <w:r>
+        <w:t xml:space="preserve">: 935080876</w:t>
+      </w:r>
+      <w:r>
+        <w:t xml:space="preserve"> </w:t>
+      </w:r>
+      <w:r>
+        <w:rPr>
+          <w:bCs/>
+          <w:b/>
+        </w:rPr>
+        <w:t xml:space="preserve">E-mail</w:t>
+      </w:r>
+      <w:r>
+        <w:t xml:space="preserve">: jviegasrua10@gmail.com</w:t>
+      </w:r>
+      <w:r>
+        <w:t xml:space="preserve"> </w:t>
+      </w:r>
+      <w:r>
+        <w:rPr>
+          <w:bCs/>
+          <w:b/>
+        </w:rPr>
+        <w:t xml:space="preserve">Data de Nascimento</w:t>
+      </w:r>
+      <w:r>
+        <w:t xml:space="preserve">: 11/08/2004</w:t>
+      </w:r>
+      <w:r>
+        <w:t xml:space="preserve"> </w:t>
+      </w:r>
+      <w:r>
+        <w:rPr>
+          <w:bCs/>
+          <w:b/>
+        </w:rPr>
+        <w:t xml:space="preserve">Localização</w:t>
+      </w:r>
+      <w:r>
+        <w:t xml:space="preserve">: Rua Manuel Marques, Lisboa</w:t>
+      </w:r>
+    </w:p>
+    <w:bookmarkEnd w:id="20"/>
+    <w:bookmarkStart w:id="23" w:name="formação-académica"/>
+    <w:p>
+      <w:pPr>
+        <w:pStyle w:val="Heading2"/>
+      </w:pPr>
+      <w:r>
+        <w:t xml:space="preserve">Formação Académica</w:t>
+      </w:r>
+    </w:p>
+    <w:bookmarkStart w:id="21" w:name="X9aef4e786cfdc10d820d84e5333924cd321c14c"/>
+    <w:p>
+      <w:pPr>
+        <w:pStyle w:val="Heading3"/>
+      </w:pPr>
+      <w:r>
+        <w:t xml:space="preserve">Licenciatura em Direito — Faculdade de Direito da Universidade de Lisboa</w:t>
+      </w:r>
+    </w:p>
+    <w:p>
+      <w:pPr>
+        <w:pStyle w:val="FirstParagraph"/>
+      </w:pPr>
+      <w:r>
+        <w:rPr>
+          <w:bCs/>
+          <w:b/>
+        </w:rPr>
+        <w:t xml:space="preserve">Período:</w:t>
+      </w:r>
+      <w:r>
+        <w:t xml:space="preserve"> </w:t>
+      </w:r>
+      <w:r>
+        <w:t xml:space="preserve">2022 – 2026</w:t>
+      </w:r>
+      <w:r>
+        <w:br/>
+      </w:r>
+      <w:r>
+        <w:t xml:space="preserve">-</w:t>
+      </w:r>
+      <w:r>
+        <w:t xml:space="preserve"> </w:t>
+      </w:r>
+      <w:r>
+        <w:rPr>
+          <w:bCs/>
+          <w:b/>
+        </w:rPr>
+        <w:t xml:space="preserve">Média Final:</w:t>
+      </w:r>
+      <w:r>
+        <w:t xml:space="preserve"> </w:t>
+      </w:r>
+      <w:r>
+        <w:t xml:space="preserve">15,4</w:t>
+      </w:r>
+    </w:p>
+    <w:bookmarkEnd w:id="21"/>
+    <w:bookmarkStart w:id="22" w:name="X69c4be17974ad9db2c506c841afaf59a9a69ca6"/>
+    <w:p>
+      <w:pPr>
+        <w:pStyle w:val="Heading3"/>
+      </w:pPr>
+      <w:r>
+        <w:t xml:space="preserve">Ensino Básico e Secundário — St. Peter’s International School</w:t>
+      </w:r>
+    </w:p>
+    <w:p>
+      <w:pPr>
+        <w:pStyle w:val="FirstParagraph"/>
+      </w:pPr>
+      <w:r>
+        <w:rPr>
+          <w:bCs/>
+          <w:b/>
+        </w:rPr>
+        <w:t xml:space="preserve">Período:</w:t>
+      </w:r>
+      <w:r>
+        <w:t xml:space="preserve"> </w:t>
+      </w:r>
+      <w:r>
+        <w:t xml:space="preserve">Concluído em 2022</w:t>
+      </w:r>
+      <w:r>
+        <w:br/>
+      </w:r>
+      <w:r>
+        <w:t xml:space="preserve">-</w:t>
+      </w:r>
+      <w:r>
+        <w:t xml:space="preserve"> </w:t>
+      </w:r>
+      <w:r>
+        <w:rPr>
+          <w:bCs/>
+          <w:b/>
+        </w:rPr>
+        <w:t xml:space="preserve">Média Final do Secundário:</w:t>
+      </w:r>
+      <w:r>
+        <w:t xml:space="preserve"> </w:t>
+      </w:r>
+      <w:r>
+        <w:t xml:space="preserve">18,6</w:t>
+      </w:r>
+    </w:p>
+    <w:bookmarkEnd w:id="22"/>
+    <w:bookmarkEnd w:id="23"/>
+    <w:bookmarkStart w:id="26" w:name="experiência-profissional"/>
+    <w:p>
+      <w:pPr>
+        <w:pStyle w:val="Heading2"/>
+      </w:pPr>
+      <w:r>
+        <w:t xml:space="preserve">Experiência Profissional</w:t>
+      </w:r>
+    </w:p>
+    <w:bookmarkStart w:id="24" w:name="estagiário-de-verão-garrigues"/>
+    <w:p>
+      <w:pPr>
+        <w:pStyle w:val="Heading3"/>
+      </w:pPr>
+      <w:r>
+        <w:t xml:space="preserve">Estagiário de Verão — Garrigues</w:t>
+      </w:r>
+    </w:p>
+    <w:p>
+      <w:pPr>
+        <w:pStyle w:val="FirstParagraph"/>
+      </w:pPr>
+      <w:r>
+        <w:rPr>
+          <w:bCs/>
+          <w:b/>
+        </w:rPr>
+        <w:t xml:space="preserve">Período:</w:t>
+      </w:r>
+      <w:r>
+        <w:t xml:space="preserve"> </w:t>
+      </w:r>
+      <w:r>
+        <w:t xml:space="preserve">07/2025 – 08/2025</w:t>
+      </w:r>
+      <w:r>
+        <w:br/>
+      </w:r>
+      <w:r>
+        <w:t xml:space="preserve">- Atuação no Departamento de Imobiliário.</w:t>
+      </w:r>
+    </w:p>
+    <w:bookmarkEnd w:id="24"/>
+    <w:bookmarkStart w:id="25" w:name="X75187dd41a7c5c22decafb61c9201f8b4bd704d"/>
+    <w:p>
+      <w:pPr>
+        <w:pStyle w:val="Heading3"/>
+      </w:pPr>
+      <w:r>
+        <w:t xml:space="preserve">Estagiário de Verão — Cartório Notarial Sofia Henriques</w:t>
+      </w:r>
+    </w:p>
+    <w:p>
+      <w:pPr>
+        <w:pStyle w:val="FirstParagraph"/>
+      </w:pPr>
+      <w:r>
+        <w:rPr>
+          <w:bCs/>
+          <w:b/>
+        </w:rPr>
+        <w:t xml:space="preserve">Período:</w:t>
+      </w:r>
+      <w:r>
+        <w:t xml:space="preserve"> </w:t>
+      </w:r>
+      <w:r>
+        <w:t xml:space="preserve">2025</w:t>
+      </w:r>
+      <w:r>
+        <w:br/>
+      </w:r>
+      <w:r>
+        <w:t xml:space="preserve">- Experiência prática em funções notariais e Direito da Família e das Sucessões.</w:t>
+      </w:r>
+    </w:p>
+    <w:bookmarkEnd w:id="25"/>
+    <w:bookmarkEnd w:id="26"/>
+    <w:bookmarkStart w:id="27" w:name="certificações-e-formação-complementar"/>
+    <w:p>
+      <w:pPr>
+        <w:pStyle w:val="Heading2"/>
+      </w:pPr>
+      <w:r>
+        <w:t xml:space="preserve">Certificações e Formação Complementar</w:t>
+      </w:r>
+    </w:p>
+    <w:p>
+      <w:pPr>
         <w:numPr>
           <w:ilvl w:val="0"/>
           <w:numId w:val="1001"/>
@@ -24,10 +285,13 @@
           <w:bCs/>
           <w:b/>
         </w:rPr>
-        <w:t xml:space="preserve">Telefone</w:t>
-      </w:r>
-      <w:r>
-        <w:t xml:space="preserve">: 935080876</w:t>
+        <w:t xml:space="preserve">CAE</w:t>
+      </w:r>
+      <w:r>
+        <w:t xml:space="preserve"> </w:t>
+      </w:r>
+      <w:r>
+        <w:t xml:space="preserve">— Cambridge Certificate in Advanced English (C1)</w:t>
       </w:r>
     </w:p>
     <w:p>
@@ -39,14 +303,7 @@
         <w:pStyle w:val="Compact"/>
       </w:pPr>
       <w:r>
-        <w:rPr>
-          <w:bCs/>
-          <w:b/>
-        </w:rPr>
-        <w:t xml:space="preserve">E-mail</w:t>
-      </w:r>
-      <w:r>
-        <w:t xml:space="preserve">: jviegasrua10@gmail.com</w:t>
+        <w:t xml:space="preserve">Breve Curso de Direito do Desporto</w:t>
       </w:r>
     </w:p>
     <w:p>
@@ -58,14 +315,7 @@
         <w:pStyle w:val="Compact"/>
       </w:pPr>
       <w:r>
-        <w:rPr>
-          <w:bCs/>
-          <w:b/>
-        </w:rPr>
-        <w:t xml:space="preserve">Data de Nascimento</w:t>
-      </w:r>
-      <w:r>
-        <w:t xml:space="preserve">: 11/08/2004</w:t>
+        <w:t xml:space="preserve">Breve Curso de Direito da Propriedade Industrial</w:t>
       </w:r>
     </w:p>
     <w:p>
@@ -77,517 +327,357 @@
         <w:pStyle w:val="Compact"/>
       </w:pPr>
       <w:r>
-        <w:rPr>
-          <w:bCs/>
-          <w:b/>
-        </w:rPr>
-        <w:t xml:space="preserve">Localização</w:t>
-      </w:r>
-      <w:r>
-        <w:t xml:space="preserve">: Rua Manuel Marques, Lisboa</w:t>
-      </w:r>
-    </w:p>
-    <w:bookmarkStart w:id="22" w:name="formação-académica"/>
+        <w:t xml:space="preserve">Curso Intensivo de Arrendamento Urbano e Despejo</w:t>
+      </w:r>
+    </w:p>
+    <w:bookmarkEnd w:id="27"/>
+    <w:bookmarkStart w:id="28" w:name="competências-jurídicas"/>
     <w:p>
       <w:pPr>
         <w:pStyle w:val="Heading2"/>
       </w:pPr>
       <w:r>
-        <w:t xml:space="preserve">Formação Académica</w:t>
-      </w:r>
-    </w:p>
-    <w:bookmarkStart w:id="20" w:name="X9aef4e786cfdc10d820d84e5333924cd321c14c"/>
-    <w:p>
-      <w:pPr>
-        <w:pStyle w:val="Heading3"/>
-      </w:pPr>
-      <w:r>
-        <w:t xml:space="preserve">Licenciatura em Direito — Faculdade de Direito da Universidade de Lisboa</w:t>
-      </w:r>
-    </w:p>
-    <w:p>
-      <w:pPr>
-        <w:pStyle w:val="FirstParagraph"/>
-      </w:pPr>
-      <w:r>
-        <w:rPr>
-          <w:bCs/>
-          <w:b/>
-        </w:rPr>
-        <w:t xml:space="preserve">Período:</w:t>
-      </w:r>
-      <w:r>
-        <w:t xml:space="preserve"> </w:t>
-      </w:r>
-      <w:r>
-        <w:t xml:space="preserve">2022 – 2026</w:t>
-      </w:r>
-      <w:r>
-        <w:br/>
-      </w:r>
-      <w:r>
-        <w:t xml:space="preserve">-</w:t>
-      </w:r>
-      <w:r>
-        <w:t xml:space="preserve"> </w:t>
-      </w:r>
-      <w:r>
-        <w:rPr>
-          <w:bCs/>
-          <w:b/>
-        </w:rPr>
-        <w:t xml:space="preserve">Média Final:</w:t>
-      </w:r>
-      <w:r>
-        <w:t xml:space="preserve"> </w:t>
-      </w:r>
-      <w:r>
-        <w:t xml:space="preserve">15,4</w:t>
-      </w:r>
-    </w:p>
-    <w:bookmarkEnd w:id="20"/>
-    <w:bookmarkStart w:id="21" w:name="X69c4be17974ad9db2c506c841afaf59a9a69ca6"/>
-    <w:p>
-      <w:pPr>
-        <w:pStyle w:val="Heading3"/>
-      </w:pPr>
-      <w:r>
-        <w:t xml:space="preserve">Ensino Básico e Secundário — St. Peter’s International School</w:t>
-      </w:r>
-    </w:p>
-    <w:p>
-      <w:pPr>
-        <w:pStyle w:val="FirstParagraph"/>
-      </w:pPr>
-      <w:r>
-        <w:rPr>
-          <w:bCs/>
-          <w:b/>
-        </w:rPr>
-        <w:t xml:space="preserve">Período:</w:t>
-      </w:r>
-      <w:r>
-        <w:t xml:space="preserve"> </w:t>
-      </w:r>
-      <w:r>
-        <w:t xml:space="preserve">Concluído em 2022</w:t>
-      </w:r>
-      <w:r>
-        <w:br/>
-      </w:r>
-      <w:r>
-        <w:t xml:space="preserve">-</w:t>
-      </w:r>
-      <w:r>
-        <w:t xml:space="preserve"> </w:t>
-      </w:r>
-      <w:r>
-        <w:rPr>
-          <w:bCs/>
-          <w:b/>
-        </w:rPr>
-        <w:t xml:space="preserve">Média Final do Secundário:</w:t>
-      </w:r>
-      <w:r>
-        <w:t xml:space="preserve"> </w:t>
-      </w:r>
-      <w:r>
-        <w:t xml:space="preserve">18,6</w:t>
-      </w:r>
-    </w:p>
-    <w:bookmarkEnd w:id="21"/>
-    <w:bookmarkEnd w:id="22"/>
-    <w:bookmarkStart w:id="25" w:name="experiência-profissional"/>
+        <w:t xml:space="preserve">Competências Jurídicas</w:t>
+      </w:r>
+    </w:p>
+    <w:p>
+      <w:pPr>
+        <w:numPr>
+          <w:ilvl w:val="0"/>
+          <w:numId w:val="1002"/>
+        </w:numPr>
+        <w:pStyle w:val="Compact"/>
+      </w:pPr>
+      <w:r>
+        <w:t xml:space="preserve">Direitos Reais</w:t>
+      </w:r>
+    </w:p>
+    <w:p>
+      <w:pPr>
+        <w:numPr>
+          <w:ilvl w:val="0"/>
+          <w:numId w:val="1002"/>
+        </w:numPr>
+        <w:pStyle w:val="Compact"/>
+      </w:pPr>
+      <w:r>
+        <w:t xml:space="preserve">Arrendamento Urbano</w:t>
+      </w:r>
+    </w:p>
+    <w:p>
+      <w:pPr>
+        <w:numPr>
+          <w:ilvl w:val="0"/>
+          <w:numId w:val="1002"/>
+        </w:numPr>
+        <w:pStyle w:val="Compact"/>
+      </w:pPr>
+      <w:r>
+        <w:t xml:space="preserve">Urbanismo</w:t>
+      </w:r>
+    </w:p>
+    <w:p>
+      <w:pPr>
+        <w:numPr>
+          <w:ilvl w:val="0"/>
+          <w:numId w:val="1002"/>
+        </w:numPr>
+        <w:pStyle w:val="Compact"/>
+      </w:pPr>
+      <w:r>
+        <w:t xml:space="preserve">Direito Administrativo</w:t>
+      </w:r>
+    </w:p>
+    <w:p>
+      <w:pPr>
+        <w:numPr>
+          <w:ilvl w:val="0"/>
+          <w:numId w:val="1002"/>
+        </w:numPr>
+        <w:pStyle w:val="Compact"/>
+      </w:pPr>
+      <w:r>
+        <w:t xml:space="preserve">Contratação Pública</w:t>
+      </w:r>
+    </w:p>
+    <w:p>
+      <w:pPr>
+        <w:numPr>
+          <w:ilvl w:val="0"/>
+          <w:numId w:val="1002"/>
+        </w:numPr>
+        <w:pStyle w:val="Compact"/>
+      </w:pPr>
+      <w:r>
+        <w:t xml:space="preserve">Direito das Sucessões</w:t>
+      </w:r>
+    </w:p>
+    <w:p>
+      <w:pPr>
+        <w:numPr>
+          <w:ilvl w:val="0"/>
+          <w:numId w:val="1002"/>
+        </w:numPr>
+        <w:pStyle w:val="Compact"/>
+      </w:pPr>
+      <w:r>
+        <w:t xml:space="preserve">Direito Laboral</w:t>
+      </w:r>
+    </w:p>
+    <w:bookmarkEnd w:id="28"/>
+    <w:bookmarkStart w:id="29" w:name="moot-courts"/>
     <w:p>
       <w:pPr>
         <w:pStyle w:val="Heading2"/>
       </w:pPr>
       <w:r>
-        <w:t xml:space="preserve">Experiência Profissional</w:t>
-      </w:r>
-    </w:p>
-    <w:bookmarkStart w:id="23" w:name="estagiário-de-verão-garrigues"/>
-    <w:p>
-      <w:pPr>
-        <w:pStyle w:val="Heading3"/>
-      </w:pPr>
-      <w:r>
-        <w:t xml:space="preserve">Estagiário de Verão — Garrigues</w:t>
-      </w:r>
-    </w:p>
-    <w:p>
-      <w:pPr>
-        <w:pStyle w:val="FirstParagraph"/>
-      </w:pPr>
-      <w:r>
-        <w:rPr>
-          <w:bCs/>
-          <w:b/>
-        </w:rPr>
-        <w:t xml:space="preserve">Período:</w:t>
-      </w:r>
-      <w:r>
-        <w:t xml:space="preserve"> </w:t>
-      </w:r>
-      <w:r>
-        <w:t xml:space="preserve">07/2025 – 08/2025</w:t>
-      </w:r>
-      <w:r>
-        <w:br/>
-      </w:r>
-      <w:r>
-        <w:t xml:space="preserve">- Atuação no Departamento de Imobiliário.</w:t>
-      </w:r>
-    </w:p>
-    <w:bookmarkEnd w:id="23"/>
-    <w:bookmarkStart w:id="24" w:name="X75187dd41a7c5c22decafb61c9201f8b4bd704d"/>
-    <w:p>
-      <w:pPr>
-        <w:pStyle w:val="Heading3"/>
-      </w:pPr>
-      <w:r>
-        <w:t xml:space="preserve">Estagiário de Verão — Cartório Notarial Sofia Henriques</w:t>
-      </w:r>
-    </w:p>
-    <w:p>
-      <w:pPr>
-        <w:pStyle w:val="FirstParagraph"/>
-      </w:pPr>
-      <w:r>
-        <w:rPr>
-          <w:bCs/>
-          <w:b/>
-        </w:rPr>
-        <w:t xml:space="preserve">Período:</w:t>
-      </w:r>
-      <w:r>
-        <w:t xml:space="preserve"> </w:t>
-      </w:r>
-      <w:r>
-        <w:t xml:space="preserve">2025</w:t>
-      </w:r>
-      <w:r>
-        <w:br/>
-      </w:r>
-      <w:r>
-        <w:t xml:space="preserve">- Experiência prática em funções notariais e Direito da Família e das Sucessões.</w:t>
-      </w:r>
-    </w:p>
-    <w:bookmarkEnd w:id="24"/>
-    <w:bookmarkEnd w:id="25"/>
-    <w:bookmarkStart w:id="26" w:name="certificações-e-formação-complementar"/>
+        <w:t xml:space="preserve">Moot Courts</w:t>
+      </w:r>
+    </w:p>
+    <w:p>
+      <w:pPr>
+        <w:numPr>
+          <w:ilvl w:val="0"/>
+          <w:numId w:val="1003"/>
+        </w:numPr>
+        <w:pStyle w:val="Compact"/>
+      </w:pPr>
+      <w:r>
+        <w:t xml:space="preserve">Moot Court de Direito Administrativo</w:t>
+      </w:r>
+    </w:p>
+    <w:p>
+      <w:pPr>
+        <w:numPr>
+          <w:ilvl w:val="0"/>
+          <w:numId w:val="1003"/>
+        </w:numPr>
+        <w:pStyle w:val="Compact"/>
+      </w:pPr>
+      <w:r>
+        <w:t xml:space="preserve">Moot Court de Direito da União Europeia</w:t>
+      </w:r>
+    </w:p>
+    <w:p>
+      <w:pPr>
+        <w:numPr>
+          <w:ilvl w:val="0"/>
+          <w:numId w:val="1003"/>
+        </w:numPr>
+        <w:pStyle w:val="Compact"/>
+      </w:pPr>
+      <w:r>
+        <w:t xml:space="preserve">Moot Court de Direito Internacional Público e IA</w:t>
+      </w:r>
+    </w:p>
+    <w:bookmarkEnd w:id="29"/>
+    <w:bookmarkStart w:id="30" w:name="idiomas"/>
     <w:p>
       <w:pPr>
         <w:pStyle w:val="Heading2"/>
       </w:pPr>
       <w:r>
-        <w:t xml:space="preserve">Certificações e Formação Complementar</w:t>
-      </w:r>
-    </w:p>
-    <w:p>
-      <w:pPr>
-        <w:numPr>
-          <w:ilvl w:val="0"/>
-          <w:numId w:val="1002"/>
-        </w:numPr>
-        <w:pStyle w:val="Compact"/>
-      </w:pPr>
-      <w:r>
-        <w:rPr>
-          <w:bCs/>
-          <w:b/>
-        </w:rPr>
-        <w:t xml:space="preserve">CAE</w:t>
-      </w:r>
-      <w:r>
-        <w:t xml:space="preserve"> </w:t>
-      </w:r>
-      <w:r>
-        <w:t xml:space="preserve">— Cambridge Certificate in Advanced English (C1)</w:t>
-      </w:r>
-    </w:p>
-    <w:p>
-      <w:pPr>
-        <w:numPr>
-          <w:ilvl w:val="0"/>
-          <w:numId w:val="1002"/>
-        </w:numPr>
-        <w:pStyle w:val="Compact"/>
-      </w:pPr>
-      <w:r>
-        <w:t xml:space="preserve">Breve Curso de Direito do Desporto</w:t>
-      </w:r>
-    </w:p>
-    <w:p>
-      <w:pPr>
-        <w:numPr>
-          <w:ilvl w:val="0"/>
-          <w:numId w:val="1002"/>
-        </w:numPr>
-        <w:pStyle w:val="Compact"/>
-      </w:pPr>
-      <w:r>
-        <w:t xml:space="preserve">Breve Curso de Direito da Propriedade Industrial</w:t>
-      </w:r>
-    </w:p>
-    <w:p>
-      <w:pPr>
-        <w:numPr>
-          <w:ilvl w:val="0"/>
-          <w:numId w:val="1002"/>
-        </w:numPr>
-        <w:pStyle w:val="Compact"/>
-      </w:pPr>
-      <w:r>
-        <w:t xml:space="preserve">Curso Intensivo de Arrendamento Urbano e Despejo</w:t>
-      </w:r>
-    </w:p>
-    <w:bookmarkEnd w:id="26"/>
-    <w:bookmarkStart w:id="27" w:name="competências-jurídicas"/>
+        <w:t xml:space="preserve">Idiomas</w:t>
+      </w:r>
+    </w:p>
+    <w:p>
+      <w:pPr>
+        <w:numPr>
+          <w:ilvl w:val="0"/>
+          <w:numId w:val="1004"/>
+        </w:numPr>
+        <w:pStyle w:val="Compact"/>
+      </w:pPr>
+      <w:r>
+        <w:rPr>
+          <w:bCs/>
+          <w:b/>
+        </w:rPr>
+        <w:t xml:space="preserve">Inglês:</w:t>
+      </w:r>
+      <w:r>
+        <w:t xml:space="preserve"> </w:t>
+      </w:r>
+      <w:r>
+        <w:t xml:space="preserve">C2</w:t>
+      </w:r>
+    </w:p>
+    <w:p>
+      <w:pPr>
+        <w:numPr>
+          <w:ilvl w:val="0"/>
+          <w:numId w:val="1004"/>
+        </w:numPr>
+        <w:pStyle w:val="Compact"/>
+      </w:pPr>
+      <w:r>
+        <w:rPr>
+          <w:bCs/>
+          <w:b/>
+        </w:rPr>
+        <w:t xml:space="preserve">Espanhol:</w:t>
+      </w:r>
+      <w:r>
+        <w:t xml:space="preserve"> </w:t>
+      </w:r>
+      <w:r>
+        <w:t xml:space="preserve">B2</w:t>
+      </w:r>
+    </w:p>
+    <w:p>
+      <w:pPr>
+        <w:numPr>
+          <w:ilvl w:val="0"/>
+          <w:numId w:val="1004"/>
+        </w:numPr>
+        <w:pStyle w:val="Compact"/>
+      </w:pPr>
+      <w:r>
+        <w:rPr>
+          <w:bCs/>
+          <w:b/>
+        </w:rPr>
+        <w:t xml:space="preserve">Italiano:</w:t>
+      </w:r>
+      <w:r>
+        <w:t xml:space="preserve"> </w:t>
+      </w:r>
+      <w:r>
+        <w:t xml:space="preserve">B1</w:t>
+      </w:r>
+    </w:p>
+    <w:p>
+      <w:pPr>
+        <w:numPr>
+          <w:ilvl w:val="0"/>
+          <w:numId w:val="1004"/>
+        </w:numPr>
+        <w:pStyle w:val="Compact"/>
+      </w:pPr>
+      <w:r>
+        <w:rPr>
+          <w:bCs/>
+          <w:b/>
+        </w:rPr>
+        <w:t xml:space="preserve">Alemão:</w:t>
+      </w:r>
+      <w:r>
+        <w:t xml:space="preserve"> </w:t>
+      </w:r>
+      <w:r>
+        <w:t xml:space="preserve">A2</w:t>
+      </w:r>
+    </w:p>
+    <w:bookmarkEnd w:id="30"/>
+    <w:bookmarkStart w:id="31" w:name="interesses"/>
     <w:p>
       <w:pPr>
         <w:pStyle w:val="Heading2"/>
       </w:pPr>
       <w:r>
-        <w:t xml:space="preserve">Competências Jurídicas</w:t>
-      </w:r>
-    </w:p>
-    <w:p>
-      <w:pPr>
-        <w:numPr>
-          <w:ilvl w:val="0"/>
-          <w:numId w:val="1003"/>
-        </w:numPr>
-        <w:pStyle w:val="Compact"/>
-      </w:pPr>
-      <w:r>
-        <w:t xml:space="preserve">Direitos Reais</w:t>
-      </w:r>
-    </w:p>
-    <w:p>
-      <w:pPr>
-        <w:numPr>
-          <w:ilvl w:val="0"/>
-          <w:numId w:val="1003"/>
-        </w:numPr>
-        <w:pStyle w:val="Compact"/>
-      </w:pPr>
-      <w:r>
-        <w:t xml:space="preserve">Arrendamento Urbano</w:t>
-      </w:r>
-    </w:p>
-    <w:p>
-      <w:pPr>
-        <w:numPr>
-          <w:ilvl w:val="0"/>
-          <w:numId w:val="1003"/>
-        </w:numPr>
-        <w:pStyle w:val="Compact"/>
-      </w:pPr>
-      <w:r>
-        <w:t xml:space="preserve">Urbanismo</w:t>
-      </w:r>
-    </w:p>
-    <w:p>
-      <w:pPr>
-        <w:numPr>
-          <w:ilvl w:val="0"/>
-          <w:numId w:val="1003"/>
-        </w:numPr>
-        <w:pStyle w:val="Compact"/>
-      </w:pPr>
-      <w:r>
-        <w:t xml:space="preserve">Direito Administrativo</w:t>
-      </w:r>
-    </w:p>
-    <w:p>
-      <w:pPr>
-        <w:numPr>
-          <w:ilvl w:val="0"/>
-          <w:numId w:val="1003"/>
-        </w:numPr>
-        <w:pStyle w:val="Compact"/>
-      </w:pPr>
-      <w:r>
-        <w:t xml:space="preserve">Contratação Pública</w:t>
-      </w:r>
-    </w:p>
-    <w:p>
-      <w:pPr>
-        <w:numPr>
-          <w:ilvl w:val="0"/>
-          <w:numId w:val="1003"/>
-        </w:numPr>
-        <w:pStyle w:val="Compact"/>
-      </w:pPr>
-      <w:r>
-        <w:t xml:space="preserve">Direito das Sucessões</w:t>
-      </w:r>
-    </w:p>
-    <w:p>
-      <w:pPr>
-        <w:numPr>
-          <w:ilvl w:val="0"/>
-          <w:numId w:val="1003"/>
-        </w:numPr>
-        <w:pStyle w:val="Compact"/>
-      </w:pPr>
-      <w:r>
-        <w:t xml:space="preserve">Direito Laboral</w:t>
-      </w:r>
-    </w:p>
-    <w:bookmarkEnd w:id="27"/>
-    <w:bookmarkStart w:id="28" w:name="moot-courts"/>
+        <w:t xml:space="preserve">Interesses</w:t>
+      </w:r>
+    </w:p>
+    <w:p>
+      <w:pPr>
+        <w:numPr>
+          <w:ilvl w:val="0"/>
+          <w:numId w:val="1005"/>
+        </w:numPr>
+        <w:pStyle w:val="Compact"/>
+      </w:pPr>
+      <w:r>
+        <w:rPr>
+          <w:bCs/>
+          <w:b/>
+        </w:rPr>
+        <w:t xml:space="preserve">Ténis:</w:t>
+      </w:r>
+      <w:r>
+        <w:t xml:space="preserve"> </w:t>
+      </w:r>
+      <w:r>
+        <w:t xml:space="preserve">Experiência de alta competição</w:t>
+      </w:r>
+    </w:p>
+    <w:p>
+      <w:pPr>
+        <w:numPr>
+          <w:ilvl w:val="0"/>
+          <w:numId w:val="1005"/>
+        </w:numPr>
+        <w:pStyle w:val="Compact"/>
+      </w:pPr>
+      <w:r>
+        <w:rPr>
+          <w:bCs/>
+          <w:b/>
+        </w:rPr>
+        <w:t xml:space="preserve">Futebol</w:t>
+      </w:r>
+    </w:p>
+    <w:p>
+      <w:pPr>
+        <w:numPr>
+          <w:ilvl w:val="0"/>
+          <w:numId w:val="1005"/>
+        </w:numPr>
+        <w:pStyle w:val="Compact"/>
+      </w:pPr>
+      <w:r>
+        <w:rPr>
+          <w:bCs/>
+          <w:b/>
+        </w:rPr>
+        <w:t xml:space="preserve">Ginásio</w:t>
+      </w:r>
+    </w:p>
+    <w:p>
+      <w:pPr>
+        <w:numPr>
+          <w:ilvl w:val="0"/>
+          <w:numId w:val="1005"/>
+        </w:numPr>
+        <w:pStyle w:val="Compact"/>
+      </w:pPr>
+      <w:r>
+        <w:rPr>
+          <w:bCs/>
+          <w:b/>
+        </w:rPr>
+        <w:t xml:space="preserve">Fotografia</w:t>
+      </w:r>
+    </w:p>
+    <w:p>
+      <w:pPr>
+        <w:numPr>
+          <w:ilvl w:val="0"/>
+          <w:numId w:val="1005"/>
+        </w:numPr>
+        <w:pStyle w:val="Compact"/>
+      </w:pPr>
+      <w:r>
+        <w:rPr>
+          <w:bCs/>
+          <w:b/>
+        </w:rPr>
+        <w:t xml:space="preserve">Viajar:</w:t>
+      </w:r>
+      <w:r>
+        <w:t xml:space="preserve"> </w:t>
+      </w:r>
+      <w:r>
+        <w:t xml:space="preserve">24 países visitados</w:t>
+      </w:r>
+    </w:p>
+    <w:bookmarkEnd w:id="31"/>
+    <w:bookmarkStart w:id="32" w:name="projetos-e-planos-futuros"/>
     <w:p>
       <w:pPr>
         <w:pStyle w:val="Heading2"/>
       </w:pPr>
       <w:r>
-        <w:t xml:space="preserve">Moot Courts</w:t>
-      </w:r>
-    </w:p>
-    <w:p>
-      <w:pPr>
-        <w:numPr>
-          <w:ilvl w:val="0"/>
-          <w:numId w:val="1004"/>
-        </w:numPr>
-        <w:pStyle w:val="Compact"/>
-      </w:pPr>
-      <w:r>
-        <w:t xml:space="preserve">Moot Court de Direito Administrativo</w:t>
-      </w:r>
-    </w:p>
-    <w:p>
-      <w:pPr>
-        <w:numPr>
-          <w:ilvl w:val="0"/>
-          <w:numId w:val="1004"/>
-        </w:numPr>
-        <w:pStyle w:val="Compact"/>
-      </w:pPr>
-      <w:r>
-        <w:t xml:space="preserve">Moot Court de Direito da União Europeia</w:t>
-      </w:r>
-    </w:p>
-    <w:p>
-      <w:pPr>
-        <w:numPr>
-          <w:ilvl w:val="0"/>
-          <w:numId w:val="1004"/>
-        </w:numPr>
-        <w:pStyle w:val="Compact"/>
-      </w:pPr>
-      <w:r>
-        <w:t xml:space="preserve">Moot Court de Direito Internacional Público e IA</w:t>
-      </w:r>
-    </w:p>
-    <w:bookmarkEnd w:id="28"/>
-    <w:bookmarkStart w:id="29" w:name="idiomas"/>
-    <w:p>
-      <w:pPr>
-        <w:pStyle w:val="Heading2"/>
-      </w:pPr>
-      <w:r>
-        <w:t xml:space="preserve">Idiomas</w:t>
-      </w:r>
-    </w:p>
-    <w:p>
-      <w:pPr>
-        <w:numPr>
-          <w:ilvl w:val="0"/>
-          <w:numId w:val="1005"/>
-        </w:numPr>
-        <w:pStyle w:val="Compact"/>
-      </w:pPr>
-      <w:r>
-        <w:rPr>
-          <w:bCs/>
-          <w:b/>
-        </w:rPr>
-        <w:t xml:space="preserve">Inglês:</w:t>
-      </w:r>
-      <w:r>
-        <w:t xml:space="preserve"> </w:t>
-      </w:r>
-      <w:r>
-        <w:t xml:space="preserve">C2</w:t>
-      </w:r>
-    </w:p>
-    <w:p>
-      <w:pPr>
-        <w:numPr>
-          <w:ilvl w:val="0"/>
-          <w:numId w:val="1005"/>
-        </w:numPr>
-        <w:pStyle w:val="Compact"/>
-      </w:pPr>
-      <w:r>
-        <w:rPr>
-          <w:bCs/>
-          <w:b/>
-        </w:rPr>
-        <w:t xml:space="preserve">Espanhol:</w:t>
-      </w:r>
-      <w:r>
-        <w:t xml:space="preserve"> </w:t>
-      </w:r>
-      <w:r>
-        <w:t xml:space="preserve">B2</w:t>
-      </w:r>
-    </w:p>
-    <w:p>
-      <w:pPr>
-        <w:numPr>
-          <w:ilvl w:val="0"/>
-          <w:numId w:val="1005"/>
-        </w:numPr>
-        <w:pStyle w:val="Compact"/>
-      </w:pPr>
-      <w:r>
-        <w:rPr>
-          <w:bCs/>
-          <w:b/>
-        </w:rPr>
-        <w:t xml:space="preserve">Italiano:</w:t>
-      </w:r>
-      <w:r>
-        <w:t xml:space="preserve"> </w:t>
-      </w:r>
-      <w:r>
-        <w:t xml:space="preserve">B1</w:t>
-      </w:r>
-    </w:p>
-    <w:p>
-      <w:pPr>
-        <w:numPr>
-          <w:ilvl w:val="0"/>
-          <w:numId w:val="1005"/>
-        </w:numPr>
-        <w:pStyle w:val="Compact"/>
-      </w:pPr>
-      <w:r>
-        <w:rPr>
-          <w:bCs/>
-          <w:b/>
-        </w:rPr>
-        <w:t xml:space="preserve">Alemão:</w:t>
-      </w:r>
-      <w:r>
-        <w:t xml:space="preserve"> </w:t>
-      </w:r>
-      <w:r>
-        <w:t xml:space="preserve">A2</w:t>
-      </w:r>
-    </w:p>
-    <w:bookmarkEnd w:id="29"/>
-    <w:bookmarkStart w:id="30" w:name="interesses"/>
-    <w:p>
-      <w:pPr>
-        <w:pStyle w:val="Heading2"/>
-      </w:pPr>
-      <w:r>
-        <w:t xml:space="preserve">Interesses</w:t>
+        <w:t xml:space="preserve">Projetos e Planos Futuros</w:t>
       </w:r>
     </w:p>
     <w:p>
@@ -603,13 +693,13 @@
           <w:bCs/>
           <w:b/>
         </w:rPr>
-        <w:t xml:space="preserve">Ténis:</w:t>
-      </w:r>
-      <w:r>
-        <w:t xml:space="preserve"> </w:t>
-      </w:r>
-      <w:r>
-        <w:t xml:space="preserve">Experiência de alta competição</w:t>
+        <w:t xml:space="preserve">Mestrado em Direito e Ciência Jurídica Laboral:</w:t>
+      </w:r>
+      <w:r>
+        <w:t xml:space="preserve"> </w:t>
+      </w:r>
+      <w:r>
+        <w:t xml:space="preserve">a iniciar em setembro</w:t>
       </w:r>
     </w:p>
     <w:p>
@@ -625,7 +715,13 @@
           <w:bCs/>
           <w:b/>
         </w:rPr>
-        <w:t xml:space="preserve">Futebol</w:t>
+        <w:t xml:space="preserve">Desenvolvimento Linguístico:</w:t>
+      </w:r>
+      <w:r>
+        <w:t xml:space="preserve"> </w:t>
+      </w:r>
+      <w:r>
+        <w:t xml:space="preserve">Desenvolver competências linguísticas em Espanhol e Alemão</w:t>
       </w:r>
     </w:p>
     <w:p>
@@ -641,7 +737,13 @@
           <w:bCs/>
           <w:b/>
         </w:rPr>
-        <w:t xml:space="preserve">Ginásio</w:t>
+        <w:t xml:space="preserve">Pós-Graduação:</w:t>
+      </w:r>
+      <w:r>
+        <w:t xml:space="preserve"> </w:t>
+      </w:r>
+      <w:r>
+        <w:t xml:space="preserve">Pós-Graduação em Direito Imobiliário</w:t>
       </w:r>
     </w:p>
     <w:p>
@@ -657,7 +759,13 @@
           <w:bCs/>
           <w:b/>
         </w:rPr>
-        <w:t xml:space="preserve">Fotografia</w:t>
+        <w:t xml:space="preserve">Pós-Graduação:</w:t>
+      </w:r>
+      <w:r>
+        <w:t xml:space="preserve"> </w:t>
+      </w:r>
+      <w:r>
+        <w:t xml:space="preserve">Pós-Graduação em Direito do Urbanismo e Ordenamento do Território</w:t>
       </w:r>
     </w:p>
     <w:p>
@@ -673,137 +781,17 @@
           <w:bCs/>
           <w:b/>
         </w:rPr>
-        <w:t xml:space="preserve">Viajar:</w:t>
-      </w:r>
-      <w:r>
-        <w:t xml:space="preserve"> </w:t>
-      </w:r>
-      <w:r>
-        <w:t xml:space="preserve">24 países visitados</w:t>
-      </w:r>
-    </w:p>
-    <w:bookmarkEnd w:id="30"/>
-    <w:bookmarkStart w:id="31" w:name="projetos-e-planos-futuros"/>
-    <w:p>
-      <w:pPr>
-        <w:pStyle w:val="Heading2"/>
-      </w:pPr>
-      <w:r>
-        <w:t xml:space="preserve">Projetos e Planos Futuros</w:t>
-      </w:r>
-    </w:p>
-    <w:p>
-      <w:pPr>
-        <w:numPr>
-          <w:ilvl w:val="0"/>
-          <w:numId w:val="1007"/>
-        </w:numPr>
-        <w:pStyle w:val="Compact"/>
-      </w:pPr>
-      <w:r>
-        <w:rPr>
-          <w:bCs/>
-          <w:b/>
-        </w:rPr>
-        <w:t xml:space="preserve">Mestrado em Direito e Ciência Jurídica Laboral:</w:t>
-      </w:r>
-      <w:r>
-        <w:t xml:space="preserve"> </w:t>
-      </w:r>
-      <w:r>
-        <w:t xml:space="preserve">a iniciar em setembro</w:t>
-      </w:r>
-    </w:p>
-    <w:p>
-      <w:pPr>
-        <w:numPr>
-          <w:ilvl w:val="0"/>
-          <w:numId w:val="1007"/>
-        </w:numPr>
-        <w:pStyle w:val="Compact"/>
-      </w:pPr>
-      <w:r>
-        <w:rPr>
-          <w:bCs/>
-          <w:b/>
-        </w:rPr>
-        <w:t xml:space="preserve">Desenvolvimento Linguístico:</w:t>
-      </w:r>
-      <w:r>
-        <w:t xml:space="preserve"> </w:t>
-      </w:r>
-      <w:r>
-        <w:t xml:space="preserve">Desenvolver competências linguísticas em Espanhol e Alemão</w:t>
-      </w:r>
-    </w:p>
-    <w:p>
-      <w:pPr>
-        <w:numPr>
-          <w:ilvl w:val="0"/>
-          <w:numId w:val="1007"/>
-        </w:numPr>
-        <w:pStyle w:val="Compact"/>
-      </w:pPr>
-      <w:r>
-        <w:rPr>
-          <w:bCs/>
-          <w:b/>
-        </w:rPr>
         <w:t xml:space="preserve">Pós-Graduação:</w:t>
       </w:r>
       <w:r>
         <w:t xml:space="preserve"> </w:t>
       </w:r>
       <w:r>
-        <w:t xml:space="preserve">Pós-Graduação em Direito Imobiliário</w:t>
-      </w:r>
-    </w:p>
-    <w:p>
-      <w:pPr>
-        <w:numPr>
-          <w:ilvl w:val="0"/>
-          <w:numId w:val="1007"/>
-        </w:numPr>
-        <w:pStyle w:val="Compact"/>
-      </w:pPr>
-      <w:r>
-        <w:rPr>
-          <w:bCs/>
-          <w:b/>
-        </w:rPr>
-        <w:t xml:space="preserve">Pós-Graduação:</w:t>
-      </w:r>
-      <w:r>
-        <w:t xml:space="preserve"> </w:t>
-      </w:r>
-      <w:r>
-        <w:t xml:space="preserve">Pós-Graduação em Direito do Urbanismo e Ordenamento do Território</w:t>
-      </w:r>
-    </w:p>
-    <w:p>
-      <w:pPr>
-        <w:numPr>
-          <w:ilvl w:val="0"/>
-          <w:numId w:val="1007"/>
-        </w:numPr>
-        <w:pStyle w:val="Compact"/>
-      </w:pPr>
-      <w:r>
-        <w:rPr>
-          <w:bCs/>
-          <w:b/>
-        </w:rPr>
-        <w:t xml:space="preserve">Pós-Graduação:</w:t>
-      </w:r>
-      <w:r>
-        <w:t xml:space="preserve"> </w:t>
-      </w:r>
-      <w:r>
         <w:t xml:space="preserve">Pós-Graduação em Direito do Desporto</w:t>
       </w:r>
     </w:p>
-    <w:bookmarkEnd w:id="31"/>
     <w:bookmarkEnd w:id="32"/>
+    <w:bookmarkEnd w:id="33"/>
     <w:sectPr>
       <w:pgMar w:bottom="1080" w:left="1080" w:right="1080" w:top="1080"/>
     </w:sectPr>
@@ -1007,9 +995,6 @@
     <w:abstractNumId w:val="991"/>
   </w:num>
   <w:num w:numId="1006">
-    <w:abstractNumId w:val="991"/>
-  </w:num>
-  <w:num w:numId="1007">
     <w:abstractNumId w:val="991"/>
   </w:num>
 </w:numbering>

--- a/cv-jmpvr.docx
+++ b/cv-jmpvr.docx
@@ -35,7 +35,7 @@
         <w:t xml:space="preserve">: 935080876</w:t>
       </w:r>
       <w:r>
-        <w:t xml:space="preserve"> </w:t>
+        <w:br/>
       </w:r>
       <w:r>
         <w:rPr>
@@ -48,7 +48,7 @@
         <w:t xml:space="preserve">: jviegasrua10@gmail.com</w:t>
       </w:r>
       <w:r>
-        <w:t xml:space="preserve"> </w:t>
+        <w:br/>
       </w:r>
       <w:r>
         <w:rPr>
@@ -61,7 +61,7 @@
         <w:t xml:space="preserve">: 11/08/2004</w:t>
       </w:r>
       <w:r>
-        <w:t xml:space="preserve"> </w:t>
+        <w:br/>
       </w:r>
       <w:r>
         <w:rPr>

--- a/cv-jmpvr.docx
+++ b/cv-jmpvr.docx
@@ -32,7 +32,7 @@
         <w:t xml:space="preserve">Telefone</w:t>
       </w:r>
       <w:r>
-        <w:t xml:space="preserve">: 935080876</w:t>
+        <w:t xml:space="preserve">: +351 93 508 0876</w:t>
       </w:r>
       <w:r>
         <w:br/>
@@ -71,7 +71,7 @@
         <w:t xml:space="preserve">Localização</w:t>
       </w:r>
       <w:r>
-        <w:t xml:space="preserve">: Rua Manuel Marques, Lisboa</w:t>
+        <w:t xml:space="preserve">: Rua Manuel Marques, Lisboa, Portugal</w:t>
       </w:r>
     </w:p>
     <w:bookmarkEnd w:id="20"/>

--- a/cv-jmpvr.docx
+++ b/cv-jmpvr.docx
@@ -489,17 +489,7 @@
         <w:pStyle w:val="Compact"/>
       </w:pPr>
       <w:r>
-        <w:rPr>
-          <w:bCs/>
-          <w:b/>
-        </w:rPr>
-        <w:t xml:space="preserve">Inglês:</w:t>
-      </w:r>
-      <w:r>
-        <w:t xml:space="preserve"> </w:t>
-      </w:r>
-      <w:r>
-        <w:t xml:space="preserve">C2</w:t>
+        <w:t xml:space="preserve">Inglês: C2</w:t>
       </w:r>
     </w:p>
     <w:p>
@@ -511,17 +501,7 @@
         <w:pStyle w:val="Compact"/>
       </w:pPr>
       <w:r>
-        <w:rPr>
-          <w:bCs/>
-          <w:b/>
-        </w:rPr>
-        <w:t xml:space="preserve">Espanhol:</w:t>
-      </w:r>
-      <w:r>
-        <w:t xml:space="preserve"> </w:t>
-      </w:r>
-      <w:r>
-        <w:t xml:space="preserve">B2</w:t>
+        <w:t xml:space="preserve">Espanhol: B2</w:t>
       </w:r>
     </w:p>
     <w:p>
@@ -533,17 +513,7 @@
         <w:pStyle w:val="Compact"/>
       </w:pPr>
       <w:r>
-        <w:rPr>
-          <w:bCs/>
-          <w:b/>
-        </w:rPr>
-        <w:t xml:space="preserve">Italiano:</w:t>
-      </w:r>
-      <w:r>
-        <w:t xml:space="preserve"> </w:t>
-      </w:r>
-      <w:r>
-        <w:t xml:space="preserve">B1</w:t>
+        <w:t xml:space="preserve">Italiano: B1</w:t>
       </w:r>
     </w:p>
     <w:p>
@@ -555,17 +525,7 @@
         <w:pStyle w:val="Compact"/>
       </w:pPr>
       <w:r>
-        <w:rPr>
-          <w:bCs/>
-          <w:b/>
-        </w:rPr>
-        <w:t xml:space="preserve">Alemão:</w:t>
-      </w:r>
-      <w:r>
-        <w:t xml:space="preserve"> </w:t>
-      </w:r>
-      <w:r>
-        <w:t xml:space="preserve">A2</w:t>
+        <w:t xml:space="preserve">Alemão: A2</w:t>
       </w:r>
     </w:p>
     <w:bookmarkEnd w:id="30"/>

--- a/cv-jmpvr.docx
+++ b/cv-jmpvr.docx
@@ -489,7 +489,14 @@
         <w:pStyle w:val="Compact"/>
       </w:pPr>
       <w:r>
-        <w:t xml:space="preserve">Inglês: C2</w:t>
+        <w:rPr>
+          <w:bCs/>
+          <w:b/>
+        </w:rPr>
+        <w:t xml:space="preserve">Inglês</w:t>
+      </w:r>
+      <w:r>
+        <w:t xml:space="preserve">: C2</w:t>
       </w:r>
     </w:p>
     <w:p>
@@ -501,7 +508,14 @@
         <w:pStyle w:val="Compact"/>
       </w:pPr>
       <w:r>
-        <w:t xml:space="preserve">Espanhol: B2</w:t>
+        <w:rPr>
+          <w:bCs/>
+          <w:b/>
+        </w:rPr>
+        <w:t xml:space="preserve">Espanhol</w:t>
+      </w:r>
+      <w:r>
+        <w:t xml:space="preserve">: B2</w:t>
       </w:r>
     </w:p>
     <w:p>
@@ -513,7 +527,14 @@
         <w:pStyle w:val="Compact"/>
       </w:pPr>
       <w:r>
-        <w:t xml:space="preserve">Italiano: B1</w:t>
+        <w:rPr>
+          <w:bCs/>
+          <w:b/>
+        </w:rPr>
+        <w:t xml:space="preserve">Italiano</w:t>
+      </w:r>
+      <w:r>
+        <w:t xml:space="preserve">: B1</w:t>
       </w:r>
     </w:p>
     <w:p>
@@ -525,7 +546,14 @@
         <w:pStyle w:val="Compact"/>
       </w:pPr>
       <w:r>
-        <w:t xml:space="preserve">Alemão: A2</w:t>
+        <w:rPr>
+          <w:bCs/>
+          <w:b/>
+        </w:rPr>
+        <w:t xml:space="preserve">Alemão</w:t>
+      </w:r>
+      <w:r>
+        <w:t xml:space="preserve">: A2</w:t>
       </w:r>
     </w:p>
     <w:bookmarkEnd w:id="30"/>

--- a/cv-jmpvr.docx
+++ b/cv-jmpvr.docx
@@ -252,7 +252,7 @@
         <w:t xml:space="preserve"> </w:t>
       </w:r>
       <w:r>
-        <w:t xml:space="preserve">2025</w:t>
+        <w:t xml:space="preserve">2024</w:t>
       </w:r>
       <w:r>
         <w:br/>

--- a/cv-jmpvr.docx
+++ b/cv-jmpvr.docx
@@ -29,7 +29,7 @@
           <w:bCs/>
           <w:b/>
         </w:rPr>
-        <w:t xml:space="preserve">Telefone</w:t>
+        <w:t xml:space="preserve">Phone</w:t>
       </w:r>
       <w:r>
         <w:t xml:space="preserve">: +351 93 508 0876</w:t>
@@ -42,7 +42,7 @@
           <w:bCs/>
           <w:b/>
         </w:rPr>
-        <w:t xml:space="preserve">E-mail</w:t>
+        <w:t xml:space="preserve">Email</w:t>
       </w:r>
       <w:r>
         <w:t xml:space="preserve">: jviegasrua10@gmail.com</w:t>
@@ -55,7 +55,7 @@
           <w:bCs/>
           <w:b/>
         </w:rPr>
-        <w:t xml:space="preserve">Data de Nascimento</w:t>
+        <w:t xml:space="preserve">Date of Birth</w:t>
       </w:r>
       <w:r>
         <w:t xml:space="preserve">: 11/08/2004</w:t>
@@ -68,29 +68,29 @@
           <w:bCs/>
           <w:b/>
         </w:rPr>
-        <w:t xml:space="preserve">Localização</w:t>
-      </w:r>
-      <w:r>
-        <w:t xml:space="preserve">: Rua Manuel Marques, Lisboa, Portugal</w:t>
+        <w:t xml:space="preserve">Location</w:t>
+      </w:r>
+      <w:r>
+        <w:t xml:space="preserve">: Rua Manuel Marques, Lisbon, Portugal</w:t>
       </w:r>
     </w:p>
     <w:bookmarkEnd w:id="20"/>
-    <w:bookmarkStart w:id="23" w:name="formação-académica"/>
+    <w:bookmarkStart w:id="23" w:name="education"/>
     <w:p>
       <w:pPr>
         <w:pStyle w:val="Heading2"/>
       </w:pPr>
       <w:r>
-        <w:t xml:space="preserve">Formação Académica</w:t>
-      </w:r>
-    </w:p>
-    <w:bookmarkStart w:id="21" w:name="X9aef4e786cfdc10d820d84e5333924cd321c14c"/>
+        <w:t xml:space="preserve">Education</w:t>
+      </w:r>
+    </w:p>
+    <w:bookmarkStart w:id="21" w:name="Xf4ac987d6bbb3b4843728b94a790ad78463b2ec"/>
     <w:p>
       <w:pPr>
         <w:pStyle w:val="Heading3"/>
       </w:pPr>
       <w:r>
-        <w:t xml:space="preserve">Licenciatura em Direito — Faculdade de Direito da Universidade de Lisboa</w:t>
+        <w:t xml:space="preserve">Bachelor of Laws (LL.B.) — Faculty of Law, University of Lisbon</w:t>
       </w:r>
     </w:p>
     <w:p>
@@ -102,7 +102,7 @@
           <w:bCs/>
           <w:b/>
         </w:rPr>
-        <w:t xml:space="preserve">Período:</w:t>
+        <w:t xml:space="preserve">Period:</w:t>
       </w:r>
       <w:r>
         <w:t xml:space="preserve"> </w:t>
@@ -110,97 +110,97 @@
       <w:r>
         <w:t xml:space="preserve">2022 – 2026</w:t>
       </w:r>
-      <w:r>
-        <w:br/>
-      </w:r>
-      <w:r>
-        <w:t xml:space="preserve">-</w:t>
+    </w:p>
+    <w:p>
+      <w:pPr>
+        <w:numPr>
+          <w:ilvl w:val="0"/>
+          <w:numId w:val="1001"/>
+        </w:numPr>
+        <w:pStyle w:val="Compact"/>
+      </w:pPr>
+      <w:r>
+        <w:rPr>
+          <w:bCs/>
+          <w:b/>
+        </w:rPr>
+        <w:t xml:space="preserve">Final Grade:</w:t>
       </w:r>
       <w:r>
         <w:t xml:space="preserve"> </w:t>
       </w:r>
       <w:r>
-        <w:rPr>
-          <w:bCs/>
-          <w:b/>
-        </w:rPr>
-        <w:t xml:space="preserve">Média Final:</w:t>
+        <w:t xml:space="preserve">15.4/20</w:t>
+      </w:r>
+    </w:p>
+    <w:bookmarkEnd w:id="21"/>
+    <w:bookmarkStart w:id="22" w:name="Xf76720540be03ef97bb78c1440e7418c52dd0ff"/>
+    <w:p>
+      <w:pPr>
+        <w:pStyle w:val="Heading3"/>
+      </w:pPr>
+      <w:r>
+        <w:t xml:space="preserve">Primary and Secondary Education — St. Peter’s International School</w:t>
+      </w:r>
+    </w:p>
+    <w:p>
+      <w:pPr>
+        <w:pStyle w:val="FirstParagraph"/>
+      </w:pPr>
+      <w:r>
+        <w:rPr>
+          <w:bCs/>
+          <w:b/>
+        </w:rPr>
+        <w:t xml:space="preserve">Period:</w:t>
       </w:r>
       <w:r>
         <w:t xml:space="preserve"> </w:t>
       </w:r>
       <w:r>
-        <w:t xml:space="preserve">15,4</w:t>
-      </w:r>
-    </w:p>
-    <w:bookmarkEnd w:id="21"/>
-    <w:bookmarkStart w:id="22" w:name="X69c4be17974ad9db2c506c841afaf59a9a69ca6"/>
-    <w:p>
-      <w:pPr>
-        <w:pStyle w:val="Heading3"/>
-      </w:pPr>
-      <w:r>
-        <w:t xml:space="preserve">Ensino Básico e Secundário — St. Peter’s International School</w:t>
-      </w:r>
-    </w:p>
-    <w:p>
-      <w:pPr>
-        <w:pStyle w:val="FirstParagraph"/>
-      </w:pPr>
-      <w:r>
-        <w:rPr>
-          <w:bCs/>
-          <w:b/>
-        </w:rPr>
-        <w:t xml:space="preserve">Período:</w:t>
+        <w:t xml:space="preserve">Completed in 2022</w:t>
+      </w:r>
+    </w:p>
+    <w:p>
+      <w:pPr>
+        <w:numPr>
+          <w:ilvl w:val="0"/>
+          <w:numId w:val="1002"/>
+        </w:numPr>
+        <w:pStyle w:val="Compact"/>
+      </w:pPr>
+      <w:r>
+        <w:rPr>
+          <w:bCs/>
+          <w:b/>
+        </w:rPr>
+        <w:t xml:space="preserve">Final Secondary School Grade:</w:t>
       </w:r>
       <w:r>
         <w:t xml:space="preserve"> </w:t>
       </w:r>
       <w:r>
-        <w:t xml:space="preserve">Concluído em 2022</w:t>
-      </w:r>
-      <w:r>
-        <w:br/>
-      </w:r>
-      <w:r>
-        <w:t xml:space="preserve">-</w:t>
-      </w:r>
-      <w:r>
-        <w:t xml:space="preserve"> </w:t>
-      </w:r>
-      <w:r>
-        <w:rPr>
-          <w:bCs/>
-          <w:b/>
-        </w:rPr>
-        <w:t xml:space="preserve">Média Final do Secundário:</w:t>
-      </w:r>
-      <w:r>
-        <w:t xml:space="preserve"> </w:t>
-      </w:r>
-      <w:r>
-        <w:t xml:space="preserve">18,6</w:t>
+        <w:t xml:space="preserve">18.6/20</w:t>
       </w:r>
     </w:p>
     <w:bookmarkEnd w:id="22"/>
     <w:bookmarkEnd w:id="23"/>
-    <w:bookmarkStart w:id="26" w:name="experiência-profissional"/>
+    <w:bookmarkStart w:id="26" w:name="professional-experience"/>
     <w:p>
       <w:pPr>
         <w:pStyle w:val="Heading2"/>
       </w:pPr>
       <w:r>
-        <w:t xml:space="preserve">Experiência Profissional</w:t>
-      </w:r>
-    </w:p>
-    <w:bookmarkStart w:id="24" w:name="estagiário-de-verão-garrigues"/>
+        <w:t xml:space="preserve">Professional Experience</w:t>
+      </w:r>
+    </w:p>
+    <w:bookmarkStart w:id="24" w:name="summer-intern-garrigues"/>
     <w:p>
       <w:pPr>
         <w:pStyle w:val="Heading3"/>
       </w:pPr>
       <w:r>
-        <w:t xml:space="preserve">Estagiário de Verão — Garrigues</w:t>
+        <w:t xml:space="preserve">Summer Intern — Garrigues</w:t>
       </w:r>
     </w:p>
     <w:p>
@@ -212,7 +212,7 @@
           <w:bCs/>
           <w:b/>
         </w:rPr>
-        <w:t xml:space="preserve">Período:</w:t>
+        <w:t xml:space="preserve">Period:</w:t>
       </w:r>
       <w:r>
         <w:t xml:space="preserve"> </w:t>
@@ -220,21 +220,27 @@
       <w:r>
         <w:t xml:space="preserve">07/2025 – 08/2025</w:t>
       </w:r>
-      <w:r>
-        <w:br/>
-      </w:r>
-      <w:r>
-        <w:t xml:space="preserve">- Atuação no Departamento de Imobiliário.</w:t>
+    </w:p>
+    <w:p>
+      <w:pPr>
+        <w:numPr>
+          <w:ilvl w:val="0"/>
+          <w:numId w:val="1003"/>
+        </w:numPr>
+        <w:pStyle w:val="Compact"/>
+      </w:pPr>
+      <w:r>
+        <w:t xml:space="preserve">Worked within the Real Estate Department.</w:t>
       </w:r>
     </w:p>
     <w:bookmarkEnd w:id="24"/>
-    <w:bookmarkStart w:id="25" w:name="X75187dd41a7c5c22decafb61c9201f8b4bd704d"/>
+    <w:bookmarkStart w:id="25" w:name="Xf99eba1e45e8c2458138ec207e82c91cc64615a"/>
     <w:p>
       <w:pPr>
         <w:pStyle w:val="Heading3"/>
       </w:pPr>
       <w:r>
-        <w:t xml:space="preserve">Estagiário de Verão — Cartório Notarial Sofia Henriques</w:t>
+        <w:t xml:space="preserve">Summer Intern — Sofia Henriques Notarial Office</w:t>
       </w:r>
     </w:p>
     <w:p>
@@ -246,7 +252,7 @@
           <w:bCs/>
           <w:b/>
         </w:rPr>
-        <w:t xml:space="preserve">Período:</w:t>
+        <w:t xml:space="preserve">Period:</w:t>
       </w:r>
       <w:r>
         <w:t xml:space="preserve"> </w:t>
@@ -254,29 +260,35 @@
       <w:r>
         <w:t xml:space="preserve">2024</w:t>
       </w:r>
-      <w:r>
-        <w:br/>
-      </w:r>
-      <w:r>
-        <w:t xml:space="preserve">- Experiência prática em funções notariais e Direito da Família e das Sucessões.</w:t>
+    </w:p>
+    <w:p>
+      <w:pPr>
+        <w:numPr>
+          <w:ilvl w:val="0"/>
+          <w:numId w:val="1004"/>
+        </w:numPr>
+        <w:pStyle w:val="Compact"/>
+      </w:pPr>
+      <w:r>
+        <w:t xml:space="preserve">Practical experience in notarial functions and Family and Succession Law.</w:t>
       </w:r>
     </w:p>
     <w:bookmarkEnd w:id="25"/>
     <w:bookmarkEnd w:id="26"/>
-    <w:bookmarkStart w:id="27" w:name="certificações-e-formação-complementar"/>
+    <w:bookmarkStart w:id="27" w:name="certifications-and-additional-training"/>
     <w:p>
       <w:pPr>
         <w:pStyle w:val="Heading2"/>
       </w:pPr>
       <w:r>
-        <w:t xml:space="preserve">Certificações e Formação Complementar</w:t>
-      </w:r>
-    </w:p>
-    <w:p>
-      <w:pPr>
-        <w:numPr>
-          <w:ilvl w:val="0"/>
-          <w:numId w:val="1001"/>
+        <w:t xml:space="preserve">Certifications and Additional Training</w:t>
+      </w:r>
+    </w:p>
+    <w:p>
+      <w:pPr>
+        <w:numPr>
+          <w:ilvl w:val="0"/>
+          <w:numId w:val="1005"/>
         </w:numPr>
         <w:pStyle w:val="Compact"/>
       </w:pPr>
@@ -298,130 +310,130 @@
       <w:pPr>
         <w:numPr>
           <w:ilvl w:val="0"/>
-          <w:numId w:val="1001"/>
-        </w:numPr>
-        <w:pStyle w:val="Compact"/>
-      </w:pPr>
-      <w:r>
-        <w:t xml:space="preserve">Breve Curso de Direito do Desporto</w:t>
-      </w:r>
-    </w:p>
-    <w:p>
-      <w:pPr>
-        <w:numPr>
-          <w:ilvl w:val="0"/>
-          <w:numId w:val="1001"/>
-        </w:numPr>
-        <w:pStyle w:val="Compact"/>
-      </w:pPr>
-      <w:r>
-        <w:t xml:space="preserve">Breve Curso de Direito da Propriedade Industrial</w:t>
-      </w:r>
-    </w:p>
-    <w:p>
-      <w:pPr>
-        <w:numPr>
-          <w:ilvl w:val="0"/>
-          <w:numId w:val="1001"/>
-        </w:numPr>
-        <w:pStyle w:val="Compact"/>
-      </w:pPr>
-      <w:r>
-        <w:t xml:space="preserve">Curso Intensivo de Arrendamento Urbano e Despejo</w:t>
+          <w:numId w:val="1005"/>
+        </w:numPr>
+        <w:pStyle w:val="Compact"/>
+      </w:pPr>
+      <w:r>
+        <w:t xml:space="preserve">Short Course in Sports Law</w:t>
+      </w:r>
+    </w:p>
+    <w:p>
+      <w:pPr>
+        <w:numPr>
+          <w:ilvl w:val="0"/>
+          <w:numId w:val="1005"/>
+        </w:numPr>
+        <w:pStyle w:val="Compact"/>
+      </w:pPr>
+      <w:r>
+        <w:t xml:space="preserve">Short Course in Intellectual Property Law</w:t>
+      </w:r>
+    </w:p>
+    <w:p>
+      <w:pPr>
+        <w:numPr>
+          <w:ilvl w:val="0"/>
+          <w:numId w:val="1005"/>
+        </w:numPr>
+        <w:pStyle w:val="Compact"/>
+      </w:pPr>
+      <w:r>
+        <w:t xml:space="preserve">Intensive Course in Urban Leases and Eviction</w:t>
       </w:r>
     </w:p>
     <w:bookmarkEnd w:id="27"/>
-    <w:bookmarkStart w:id="28" w:name="competências-jurídicas"/>
+    <w:bookmarkStart w:id="28" w:name="legal-skills"/>
     <w:p>
       <w:pPr>
         <w:pStyle w:val="Heading2"/>
       </w:pPr>
       <w:r>
-        <w:t xml:space="preserve">Competências Jurídicas</w:t>
-      </w:r>
-    </w:p>
-    <w:p>
-      <w:pPr>
-        <w:numPr>
-          <w:ilvl w:val="0"/>
-          <w:numId w:val="1002"/>
-        </w:numPr>
-        <w:pStyle w:val="Compact"/>
-      </w:pPr>
-      <w:r>
-        <w:t xml:space="preserve">Direitos Reais</w:t>
-      </w:r>
-    </w:p>
-    <w:p>
-      <w:pPr>
-        <w:numPr>
-          <w:ilvl w:val="0"/>
-          <w:numId w:val="1002"/>
-        </w:numPr>
-        <w:pStyle w:val="Compact"/>
-      </w:pPr>
-      <w:r>
-        <w:t xml:space="preserve">Arrendamento Urbano</w:t>
-      </w:r>
-    </w:p>
-    <w:p>
-      <w:pPr>
-        <w:numPr>
-          <w:ilvl w:val="0"/>
-          <w:numId w:val="1002"/>
-        </w:numPr>
-        <w:pStyle w:val="Compact"/>
-      </w:pPr>
-      <w:r>
-        <w:t xml:space="preserve">Urbanismo</w:t>
-      </w:r>
-    </w:p>
-    <w:p>
-      <w:pPr>
-        <w:numPr>
-          <w:ilvl w:val="0"/>
-          <w:numId w:val="1002"/>
-        </w:numPr>
-        <w:pStyle w:val="Compact"/>
-      </w:pPr>
-      <w:r>
-        <w:t xml:space="preserve">Direito Administrativo</w:t>
-      </w:r>
-    </w:p>
-    <w:p>
-      <w:pPr>
-        <w:numPr>
-          <w:ilvl w:val="0"/>
-          <w:numId w:val="1002"/>
-        </w:numPr>
-        <w:pStyle w:val="Compact"/>
-      </w:pPr>
-      <w:r>
-        <w:t xml:space="preserve">Contratação Pública</w:t>
-      </w:r>
-    </w:p>
-    <w:p>
-      <w:pPr>
-        <w:numPr>
-          <w:ilvl w:val="0"/>
-          <w:numId w:val="1002"/>
-        </w:numPr>
-        <w:pStyle w:val="Compact"/>
-      </w:pPr>
-      <w:r>
-        <w:t xml:space="preserve">Direito das Sucessões</w:t>
-      </w:r>
-    </w:p>
-    <w:p>
-      <w:pPr>
-        <w:numPr>
-          <w:ilvl w:val="0"/>
-          <w:numId w:val="1002"/>
-        </w:numPr>
-        <w:pStyle w:val="Compact"/>
-      </w:pPr>
-      <w:r>
-        <w:t xml:space="preserve">Direito Laboral</w:t>
+        <w:t xml:space="preserve">Legal Skills</w:t>
+      </w:r>
+    </w:p>
+    <w:p>
+      <w:pPr>
+        <w:numPr>
+          <w:ilvl w:val="0"/>
+          <w:numId w:val="1006"/>
+        </w:numPr>
+        <w:pStyle w:val="Compact"/>
+      </w:pPr>
+      <w:r>
+        <w:t xml:space="preserve">Property Law / Rights in Rem</w:t>
+      </w:r>
+    </w:p>
+    <w:p>
+      <w:pPr>
+        <w:numPr>
+          <w:ilvl w:val="0"/>
+          <w:numId w:val="1006"/>
+        </w:numPr>
+        <w:pStyle w:val="Compact"/>
+      </w:pPr>
+      <w:r>
+        <w:t xml:space="preserve">Urban Leases</w:t>
+      </w:r>
+    </w:p>
+    <w:p>
+      <w:pPr>
+        <w:numPr>
+          <w:ilvl w:val="0"/>
+          <w:numId w:val="1006"/>
+        </w:numPr>
+        <w:pStyle w:val="Compact"/>
+      </w:pPr>
+      <w:r>
+        <w:t xml:space="preserve">Urban Planning Law</w:t>
+      </w:r>
+    </w:p>
+    <w:p>
+      <w:pPr>
+        <w:numPr>
+          <w:ilvl w:val="0"/>
+          <w:numId w:val="1006"/>
+        </w:numPr>
+        <w:pStyle w:val="Compact"/>
+      </w:pPr>
+      <w:r>
+        <w:t xml:space="preserve">Administrative Law</w:t>
+      </w:r>
+    </w:p>
+    <w:p>
+      <w:pPr>
+        <w:numPr>
+          <w:ilvl w:val="0"/>
+          <w:numId w:val="1006"/>
+        </w:numPr>
+        <w:pStyle w:val="Compact"/>
+      </w:pPr>
+      <w:r>
+        <w:t xml:space="preserve">Public Procurement</w:t>
+      </w:r>
+    </w:p>
+    <w:p>
+      <w:pPr>
+        <w:numPr>
+          <w:ilvl w:val="0"/>
+          <w:numId w:val="1006"/>
+        </w:numPr>
+        <w:pStyle w:val="Compact"/>
+      </w:pPr>
+      <w:r>
+        <w:t xml:space="preserve">Succession Law</w:t>
+      </w:r>
+    </w:p>
+    <w:p>
+      <w:pPr>
+        <w:numPr>
+          <w:ilvl w:val="0"/>
+          <w:numId w:val="1006"/>
+        </w:numPr>
+        <w:pStyle w:val="Compact"/>
+      </w:pPr>
+      <w:r>
+        <w:t xml:space="preserve">Labor &amp; Employment Law</w:t>
       </w:r>
     </w:p>
     <w:bookmarkEnd w:id="28"/>
@@ -438,62 +450,62 @@
       <w:pPr>
         <w:numPr>
           <w:ilvl w:val="0"/>
-          <w:numId w:val="1003"/>
-        </w:numPr>
-        <w:pStyle w:val="Compact"/>
-      </w:pPr>
-      <w:r>
-        <w:t xml:space="preserve">Moot Court de Direito Administrativo</w:t>
-      </w:r>
-    </w:p>
-    <w:p>
-      <w:pPr>
-        <w:numPr>
-          <w:ilvl w:val="0"/>
-          <w:numId w:val="1003"/>
-        </w:numPr>
-        <w:pStyle w:val="Compact"/>
-      </w:pPr>
-      <w:r>
-        <w:t xml:space="preserve">Moot Court de Direito da União Europeia</w:t>
-      </w:r>
-    </w:p>
-    <w:p>
-      <w:pPr>
-        <w:numPr>
-          <w:ilvl w:val="0"/>
-          <w:numId w:val="1003"/>
-        </w:numPr>
-        <w:pStyle w:val="Compact"/>
-      </w:pPr>
-      <w:r>
-        <w:t xml:space="preserve">Moot Court de Direito Internacional Público e IA</w:t>
+          <w:numId w:val="1007"/>
+        </w:numPr>
+        <w:pStyle w:val="Compact"/>
+      </w:pPr>
+      <w:r>
+        <w:t xml:space="preserve">Administrative Law Moot Court</w:t>
+      </w:r>
+    </w:p>
+    <w:p>
+      <w:pPr>
+        <w:numPr>
+          <w:ilvl w:val="0"/>
+          <w:numId w:val="1007"/>
+        </w:numPr>
+        <w:pStyle w:val="Compact"/>
+      </w:pPr>
+      <w:r>
+        <w:t xml:space="preserve">European Union Law Moot Court</w:t>
+      </w:r>
+    </w:p>
+    <w:p>
+      <w:pPr>
+        <w:numPr>
+          <w:ilvl w:val="0"/>
+          <w:numId w:val="1007"/>
+        </w:numPr>
+        <w:pStyle w:val="Compact"/>
+      </w:pPr>
+      <w:r>
+        <w:t xml:space="preserve">Public International Law and AI Moot Court</w:t>
       </w:r>
     </w:p>
     <w:bookmarkEnd w:id="29"/>
-    <w:bookmarkStart w:id="30" w:name="idiomas"/>
+    <w:bookmarkStart w:id="30" w:name="languages"/>
     <w:p>
       <w:pPr>
         <w:pStyle w:val="Heading2"/>
       </w:pPr>
       <w:r>
-        <w:t xml:space="preserve">Idiomas</w:t>
-      </w:r>
-    </w:p>
-    <w:p>
-      <w:pPr>
-        <w:numPr>
-          <w:ilvl w:val="0"/>
-          <w:numId w:val="1004"/>
-        </w:numPr>
-        <w:pStyle w:val="Compact"/>
-      </w:pPr>
-      <w:r>
-        <w:rPr>
-          <w:bCs/>
-          <w:b/>
-        </w:rPr>
-        <w:t xml:space="preserve">Inglês</w:t>
+        <w:t xml:space="preserve">Languages</w:t>
+      </w:r>
+    </w:p>
+    <w:p>
+      <w:pPr>
+        <w:numPr>
+          <w:ilvl w:val="0"/>
+          <w:numId w:val="1008"/>
+        </w:numPr>
+        <w:pStyle w:val="Compact"/>
+      </w:pPr>
+      <w:r>
+        <w:rPr>
+          <w:bCs/>
+          <w:b/>
+        </w:rPr>
+        <w:t xml:space="preserve">English</w:t>
       </w:r>
       <w:r>
         <w:t xml:space="preserve">: C2</w:t>
@@ -503,16 +515,16 @@
       <w:pPr>
         <w:numPr>
           <w:ilvl w:val="0"/>
-          <w:numId w:val="1004"/>
-        </w:numPr>
-        <w:pStyle w:val="Compact"/>
-      </w:pPr>
-      <w:r>
-        <w:rPr>
-          <w:bCs/>
-          <w:b/>
-        </w:rPr>
-        <w:t xml:space="preserve">Espanhol</w:t>
+          <w:numId w:val="1008"/>
+        </w:numPr>
+        <w:pStyle w:val="Compact"/>
+      </w:pPr>
+      <w:r>
+        <w:rPr>
+          <w:bCs/>
+          <w:b/>
+        </w:rPr>
+        <w:t xml:space="preserve">Spanish</w:t>
       </w:r>
       <w:r>
         <w:t xml:space="preserve">: B2</w:t>
@@ -522,16 +534,16 @@
       <w:pPr>
         <w:numPr>
           <w:ilvl w:val="0"/>
-          <w:numId w:val="1004"/>
-        </w:numPr>
-        <w:pStyle w:val="Compact"/>
-      </w:pPr>
-      <w:r>
-        <w:rPr>
-          <w:bCs/>
-          <w:b/>
-        </w:rPr>
-        <w:t xml:space="preserve">Italiano</w:t>
+          <w:numId w:val="1008"/>
+        </w:numPr>
+        <w:pStyle w:val="Compact"/>
+      </w:pPr>
+      <w:r>
+        <w:rPr>
+          <w:bCs/>
+          <w:b/>
+        </w:rPr>
+        <w:t xml:space="preserve">Italian</w:t>
       </w:r>
       <w:r>
         <w:t xml:space="preserve">: B1</w:t>
@@ -541,241 +553,241 @@
       <w:pPr>
         <w:numPr>
           <w:ilvl w:val="0"/>
-          <w:numId w:val="1004"/>
-        </w:numPr>
-        <w:pStyle w:val="Compact"/>
-      </w:pPr>
-      <w:r>
-        <w:rPr>
-          <w:bCs/>
-          <w:b/>
-        </w:rPr>
-        <w:t xml:space="preserve">Alemão</w:t>
+          <w:numId w:val="1008"/>
+        </w:numPr>
+        <w:pStyle w:val="Compact"/>
+      </w:pPr>
+      <w:r>
+        <w:rPr>
+          <w:bCs/>
+          <w:b/>
+        </w:rPr>
+        <w:t xml:space="preserve">German</w:t>
       </w:r>
       <w:r>
         <w:t xml:space="preserve">: A2</w:t>
       </w:r>
     </w:p>
     <w:bookmarkEnd w:id="30"/>
-    <w:bookmarkStart w:id="31" w:name="interesses"/>
+    <w:bookmarkStart w:id="31" w:name="interests"/>
     <w:p>
       <w:pPr>
         <w:pStyle w:val="Heading2"/>
       </w:pPr>
       <w:r>
-        <w:t xml:space="preserve">Interesses</w:t>
-      </w:r>
-    </w:p>
-    <w:p>
-      <w:pPr>
-        <w:numPr>
-          <w:ilvl w:val="0"/>
-          <w:numId w:val="1005"/>
-        </w:numPr>
-        <w:pStyle w:val="Compact"/>
-      </w:pPr>
-      <w:r>
-        <w:rPr>
-          <w:bCs/>
-          <w:b/>
-        </w:rPr>
-        <w:t xml:space="preserve">Ténis:</w:t>
+        <w:t xml:space="preserve">Interests</w:t>
+      </w:r>
+    </w:p>
+    <w:p>
+      <w:pPr>
+        <w:numPr>
+          <w:ilvl w:val="0"/>
+          <w:numId w:val="1009"/>
+        </w:numPr>
+        <w:pStyle w:val="Compact"/>
+      </w:pPr>
+      <w:r>
+        <w:rPr>
+          <w:bCs/>
+          <w:b/>
+        </w:rPr>
+        <w:t xml:space="preserve">Tennis:</w:t>
       </w:r>
       <w:r>
         <w:t xml:space="preserve"> </w:t>
       </w:r>
       <w:r>
-        <w:t xml:space="preserve">Experiência de alta competição</w:t>
-      </w:r>
-    </w:p>
-    <w:p>
-      <w:pPr>
-        <w:numPr>
-          <w:ilvl w:val="0"/>
-          <w:numId w:val="1005"/>
-        </w:numPr>
-        <w:pStyle w:val="Compact"/>
-      </w:pPr>
-      <w:r>
-        <w:rPr>
-          <w:bCs/>
-          <w:b/>
-        </w:rPr>
-        <w:t xml:space="preserve">Futebol</w:t>
-      </w:r>
-    </w:p>
-    <w:p>
-      <w:pPr>
-        <w:numPr>
-          <w:ilvl w:val="0"/>
-          <w:numId w:val="1005"/>
-        </w:numPr>
-        <w:pStyle w:val="Compact"/>
-      </w:pPr>
-      <w:r>
-        <w:rPr>
-          <w:bCs/>
-          <w:b/>
-        </w:rPr>
-        <w:t xml:space="preserve">Ginásio</w:t>
-      </w:r>
-    </w:p>
-    <w:p>
-      <w:pPr>
-        <w:numPr>
-          <w:ilvl w:val="0"/>
-          <w:numId w:val="1005"/>
-        </w:numPr>
-        <w:pStyle w:val="Compact"/>
-      </w:pPr>
-      <w:r>
-        <w:rPr>
-          <w:bCs/>
-          <w:b/>
-        </w:rPr>
-        <w:t xml:space="preserve">Fotografia</w:t>
-      </w:r>
-    </w:p>
-    <w:p>
-      <w:pPr>
-        <w:numPr>
-          <w:ilvl w:val="0"/>
-          <w:numId w:val="1005"/>
-        </w:numPr>
-        <w:pStyle w:val="Compact"/>
-      </w:pPr>
-      <w:r>
-        <w:rPr>
-          <w:bCs/>
-          <w:b/>
-        </w:rPr>
-        <w:t xml:space="preserve">Viajar:</w:t>
+        <w:t xml:space="preserve">High-level competitive experience</w:t>
+      </w:r>
+    </w:p>
+    <w:p>
+      <w:pPr>
+        <w:numPr>
+          <w:ilvl w:val="0"/>
+          <w:numId w:val="1009"/>
+        </w:numPr>
+        <w:pStyle w:val="Compact"/>
+      </w:pPr>
+      <w:r>
+        <w:rPr>
+          <w:bCs/>
+          <w:b/>
+        </w:rPr>
+        <w:t xml:space="preserve">Football</w:t>
+      </w:r>
+    </w:p>
+    <w:p>
+      <w:pPr>
+        <w:numPr>
+          <w:ilvl w:val="0"/>
+          <w:numId w:val="1009"/>
+        </w:numPr>
+        <w:pStyle w:val="Compact"/>
+      </w:pPr>
+      <w:r>
+        <w:rPr>
+          <w:bCs/>
+          <w:b/>
+        </w:rPr>
+        <w:t xml:space="preserve">Gym / Fitness</w:t>
+      </w:r>
+    </w:p>
+    <w:p>
+      <w:pPr>
+        <w:numPr>
+          <w:ilvl w:val="0"/>
+          <w:numId w:val="1009"/>
+        </w:numPr>
+        <w:pStyle w:val="Compact"/>
+      </w:pPr>
+      <w:r>
+        <w:rPr>
+          <w:bCs/>
+          <w:b/>
+        </w:rPr>
+        <w:t xml:space="preserve">Photography</w:t>
+      </w:r>
+    </w:p>
+    <w:p>
+      <w:pPr>
+        <w:numPr>
+          <w:ilvl w:val="0"/>
+          <w:numId w:val="1009"/>
+        </w:numPr>
+        <w:pStyle w:val="Compact"/>
+      </w:pPr>
+      <w:r>
+        <w:rPr>
+          <w:bCs/>
+          <w:b/>
+        </w:rPr>
+        <w:t xml:space="preserve">Travel:</w:t>
       </w:r>
       <w:r>
         <w:t xml:space="preserve"> </w:t>
       </w:r>
       <w:r>
-        <w:t xml:space="preserve">24 países visitados</w:t>
+        <w:t xml:space="preserve">24 countries visited</w:t>
       </w:r>
     </w:p>
     <w:bookmarkEnd w:id="31"/>
-    <w:bookmarkStart w:id="32" w:name="projetos-e-planos-futuros"/>
+    <w:bookmarkStart w:id="32" w:name="future-projects-and-plans"/>
     <w:p>
       <w:pPr>
         <w:pStyle w:val="Heading2"/>
       </w:pPr>
       <w:r>
-        <w:t xml:space="preserve">Projetos e Planos Futuros</w:t>
-      </w:r>
-    </w:p>
-    <w:p>
-      <w:pPr>
-        <w:numPr>
-          <w:ilvl w:val="0"/>
-          <w:numId w:val="1006"/>
-        </w:numPr>
-        <w:pStyle w:val="Compact"/>
-      </w:pPr>
-      <w:r>
-        <w:rPr>
-          <w:bCs/>
-          <w:b/>
-        </w:rPr>
-        <w:t xml:space="preserve">Mestrado em Direito e Ciência Jurídica Laboral:</w:t>
+        <w:t xml:space="preserve">Future Projects and Plans</w:t>
+      </w:r>
+    </w:p>
+    <w:p>
+      <w:pPr>
+        <w:numPr>
+          <w:ilvl w:val="0"/>
+          <w:numId w:val="1010"/>
+        </w:numPr>
+        <w:pStyle w:val="Compact"/>
+      </w:pPr>
+      <w:r>
+        <w:rPr>
+          <w:bCs/>
+          <w:b/>
+        </w:rPr>
+        <w:t xml:space="preserve">Master’s Degree in Law and Labor Legal Science:</w:t>
       </w:r>
       <w:r>
         <w:t xml:space="preserve"> </w:t>
       </w:r>
       <w:r>
-        <w:t xml:space="preserve">a iniciar em setembro</w:t>
-      </w:r>
-    </w:p>
-    <w:p>
-      <w:pPr>
-        <w:numPr>
-          <w:ilvl w:val="0"/>
-          <w:numId w:val="1006"/>
-        </w:numPr>
-        <w:pStyle w:val="Compact"/>
-      </w:pPr>
-      <w:r>
-        <w:rPr>
-          <w:bCs/>
-          <w:b/>
-        </w:rPr>
-        <w:t xml:space="preserve">Desenvolvimento Linguístico:</w:t>
+        <w:t xml:space="preserve">Starting in September</w:t>
+      </w:r>
+    </w:p>
+    <w:p>
+      <w:pPr>
+        <w:numPr>
+          <w:ilvl w:val="0"/>
+          <w:numId w:val="1010"/>
+        </w:numPr>
+        <w:pStyle w:val="Compact"/>
+      </w:pPr>
+      <w:r>
+        <w:rPr>
+          <w:bCs/>
+          <w:b/>
+        </w:rPr>
+        <w:t xml:space="preserve">Language Development:</w:t>
       </w:r>
       <w:r>
         <w:t xml:space="preserve"> </w:t>
       </w:r>
       <w:r>
-        <w:t xml:space="preserve">Desenvolver competências linguísticas em Espanhol e Alemão</w:t>
-      </w:r>
-    </w:p>
-    <w:p>
-      <w:pPr>
-        <w:numPr>
-          <w:ilvl w:val="0"/>
-          <w:numId w:val="1006"/>
-        </w:numPr>
-        <w:pStyle w:val="Compact"/>
-      </w:pPr>
-      <w:r>
-        <w:rPr>
-          <w:bCs/>
-          <w:b/>
-        </w:rPr>
-        <w:t xml:space="preserve">Pós-Graduação:</w:t>
+        <w:t xml:space="preserve">Further develop Spanish and German language skills</w:t>
+      </w:r>
+    </w:p>
+    <w:p>
+      <w:pPr>
+        <w:numPr>
+          <w:ilvl w:val="0"/>
+          <w:numId w:val="1010"/>
+        </w:numPr>
+        <w:pStyle w:val="Compact"/>
+      </w:pPr>
+      <w:r>
+        <w:rPr>
+          <w:bCs/>
+          <w:b/>
+        </w:rPr>
+        <w:t xml:space="preserve">Postgraduate Degree:</w:t>
       </w:r>
       <w:r>
         <w:t xml:space="preserve"> </w:t>
       </w:r>
       <w:r>
-        <w:t xml:space="preserve">Pós-Graduação em Direito Imobiliário</w:t>
-      </w:r>
-    </w:p>
-    <w:p>
-      <w:pPr>
-        <w:numPr>
-          <w:ilvl w:val="0"/>
-          <w:numId w:val="1006"/>
-        </w:numPr>
-        <w:pStyle w:val="Compact"/>
-      </w:pPr>
-      <w:r>
-        <w:rPr>
-          <w:bCs/>
-          <w:b/>
-        </w:rPr>
-        <w:t xml:space="preserve">Pós-Graduação:</w:t>
+        <w:t xml:space="preserve">Postgraduate Degree in Real Estate Law</w:t>
+      </w:r>
+    </w:p>
+    <w:p>
+      <w:pPr>
+        <w:numPr>
+          <w:ilvl w:val="0"/>
+          <w:numId w:val="1010"/>
+        </w:numPr>
+        <w:pStyle w:val="Compact"/>
+      </w:pPr>
+      <w:r>
+        <w:rPr>
+          <w:bCs/>
+          <w:b/>
+        </w:rPr>
+        <w:t xml:space="preserve">Postgraduate Degree:</w:t>
       </w:r>
       <w:r>
         <w:t xml:space="preserve"> </w:t>
       </w:r>
       <w:r>
-        <w:t xml:space="preserve">Pós-Graduação em Direito do Urbanismo e Ordenamento do Território</w:t>
-      </w:r>
-    </w:p>
-    <w:p>
-      <w:pPr>
-        <w:numPr>
-          <w:ilvl w:val="0"/>
-          <w:numId w:val="1006"/>
-        </w:numPr>
-        <w:pStyle w:val="Compact"/>
-      </w:pPr>
-      <w:r>
-        <w:rPr>
-          <w:bCs/>
-          <w:b/>
-        </w:rPr>
-        <w:t xml:space="preserve">Pós-Graduação:</w:t>
+        <w:t xml:space="preserve">Postgraduate Degree in Urban Planning and Land Use Law</w:t>
+      </w:r>
+    </w:p>
+    <w:p>
+      <w:pPr>
+        <w:numPr>
+          <w:ilvl w:val="0"/>
+          <w:numId w:val="1010"/>
+        </w:numPr>
+        <w:pStyle w:val="Compact"/>
+      </w:pPr>
+      <w:r>
+        <w:rPr>
+          <w:bCs/>
+          <w:b/>
+        </w:rPr>
+        <w:t xml:space="preserve">Postgraduate Degree:</w:t>
       </w:r>
       <w:r>
         <w:t xml:space="preserve"> </w:t>
       </w:r>
       <w:r>
-        <w:t xml:space="preserve">Pós-Graduação em Direito do Desporto</w:t>
+        <w:t xml:space="preserve">Postgraduate Degree in Sports Law</w:t>
       </w:r>
     </w:p>
     <w:bookmarkEnd w:id="32"/>
@@ -983,6 +995,18 @@
     <w:abstractNumId w:val="991"/>
   </w:num>
   <w:num w:numId="1006">
+    <w:abstractNumId w:val="991"/>
+  </w:num>
+  <w:num w:numId="1007">
+    <w:abstractNumId w:val="991"/>
+  </w:num>
+  <w:num w:numId="1008">
+    <w:abstractNumId w:val="991"/>
+  </w:num>
+  <w:num w:numId="1009">
+    <w:abstractNumId w:val="991"/>
+  </w:num>
+  <w:num w:numId="1010">
     <w:abstractNumId w:val="991"/>
   </w:num>
 </w:numbering>

--- a/cv-jmpvr.docx
+++ b/cv-jmpvr.docx
@@ -744,6 +744,72 @@
       </w:r>
       <w:r>
         <w:t xml:space="preserve">Postgraduate Degree in Real Estate Law</w:t>
+      </w:r>
+    </w:p>
+    <w:p>
+      <w:pPr>
+        <w:numPr>
+          <w:ilvl w:val="0"/>
+          <w:numId w:val="1010"/>
+        </w:numPr>
+        <w:pStyle w:val="Compact"/>
+      </w:pPr>
+      <w:r>
+        <w:rPr>
+          <w:bCs/>
+          <w:b/>
+        </w:rPr>
+        <w:t xml:space="preserve">Postgraduate Degree:</w:t>
+      </w:r>
+      <w:r>
+        <w:t xml:space="preserve"> </w:t>
+      </w:r>
+      <w:r>
+        <w:t xml:space="preserve">Postgraduate Degree in Data protection</w:t>
+      </w:r>
+    </w:p>
+    <w:p>
+      <w:pPr>
+        <w:numPr>
+          <w:ilvl w:val="0"/>
+          <w:numId w:val="1010"/>
+        </w:numPr>
+        <w:pStyle w:val="Compact"/>
+      </w:pPr>
+      <w:r>
+        <w:rPr>
+          <w:bCs/>
+          <w:b/>
+        </w:rPr>
+        <w:t xml:space="preserve">Postgraduate Degree:</w:t>
+      </w:r>
+      <w:r>
+        <w:t xml:space="preserve"> </w:t>
+      </w:r>
+      <w:r>
+        <w:t xml:space="preserve">Postgraduate Degree in Fintech</w:t>
+      </w:r>
+    </w:p>
+    <w:p>
+      <w:pPr>
+        <w:numPr>
+          <w:ilvl w:val="0"/>
+          <w:numId w:val="1010"/>
+        </w:numPr>
+        <w:pStyle w:val="Compact"/>
+      </w:pPr>
+      <w:r>
+        <w:rPr>
+          <w:bCs/>
+          <w:b/>
+        </w:rPr>
+        <w:t xml:space="preserve">Postgraduate Degree:</w:t>
+      </w:r>
+      <w:r>
+        <w:t xml:space="preserve"> </w:t>
+      </w:r>
+      <w:r>
+        <w:t xml:space="preserve">Postgraduate Degree in Law Enforcement, Compliance and Empresarial Liability</w:t>
       </w:r>
     </w:p>
     <w:p>

--- a/cv-jmpvr.docx
+++ b/cv-jmpvr.docx
@@ -743,7 +743,7 @@
         <w:t xml:space="preserve"> </w:t>
       </w:r>
       <w:r>
-        <w:t xml:space="preserve">Postgraduate Degree in Real Estate Law</w:t>
+        <w:t xml:space="preserve">Postgraduate Degree in Real Estate Law, Catolica University of Lisbon</w:t>
       </w:r>
     </w:p>
     <w:p>
